--- a/thesis/doc/BaoCao_HeThongQuanLyHanhChinh.docx
+++ b/thesis/doc/BaoCao_HeThongQuanLyHanhChinh.docx
@@ -1,6 +1,6 @@
 
 <file path=word/document.xml><?xml version="1.0" encoding="utf-8"?>
-<w:document xmlns:wpc="http://schemas.microsoft.com/office/word/2010/wordprocessingCanvas" xmlns:cx="http://schemas.microsoft.com/office/drawing/2014/chartex" xmlns:cx1="http://schemas.microsoft.com/office/drawing/2015/9/8/chartex" xmlns:cx2="http://schemas.microsoft.com/office/drawing/2015/10/21/chartex" xmlns:cx3="http://schemas.microsoft.com/office/drawing/2016/5/9/chartex" xmlns:cx4="http://schemas.microsoft.com/office/drawing/2016/5/10/chartex" xmlns:cx5="http://schemas.microsoft.com/office/drawing/2016/5/11/chartex" xmlns:cx6="http://schemas.microsoft.com/office/drawing/2016/5/12/chartex" xmlns:cx7="http://schemas.microsoft.com/office/drawing/2016/5/13/chartex" xmlns:cx8="http://schemas.microsoft.com/office/drawing/2016/5/14/chartex" xmlns:mc="http://schemas.openxmlformats.org/markup-compatibility/2006" xmlns:aink="http://schemas.microsoft.com/office/drawing/2016/ink" xmlns:am3d="http://schemas.microsoft.com/office/drawing/2017/model3d" xmlns:o="urn:schemas-microsoft-com:office:office" xmlns:oel="http://schemas.microsoft.com/office/2019/extlst" xmlns:r="http://schemas.openxmlformats.org/officeDocument/2006/relationships" xmlns:m="http://schemas.openxmlformats.org/officeDocument/2006/math" xmlns:v="urn:schemas-microsoft-com:vml" xmlns:wp14="http://schemas.microsoft.com/office/word/2010/wordprocessingDrawing" xmlns:wp="http://schemas.openxmlformats.org/drawingml/2006/wordprocessingDrawing" xmlns:w10="urn:schemas-microsoft-com:office:word" xmlns:w="http://schemas.openxmlformats.org/wordprocessingml/2006/main" xmlns:w14="http://schemas.microsoft.com/office/word/2010/wordml" xmlns:w15="http://schemas.microsoft.com/office/word/2012/wordml" xmlns:w16cex="http://schemas.microsoft.com/office/word/2018/wordml/cex" xmlns:w16cid="http://schemas.microsoft.com/office/word/2016/wordml/cid" xmlns:w16="http://schemas.microsoft.com/office/word/2018/wordml" xmlns:w16du="http://schemas.microsoft.com/office/word/2023/wordml/word16du" xmlns:w16sdtdh="http://schemas.microsoft.com/office/word/2020/wordml/sdtdatahash" xmlns:w16se="http://schemas.microsoft.com/office/word/2015/wordml/symex" xmlns:wpg="http://schemas.microsoft.com/office/word/2010/wordprocessingGroup" xmlns:wpi="http://schemas.microsoft.com/office/word/2010/wordprocessingInk" xmlns:wne="http://schemas.microsoft.com/office/word/2006/wordml" xmlns:wps="http://schemas.microsoft.com/office/word/2010/wordprocessingShape" mc:Ignorable="w14 w15 w16se w16cid w16 w16cex w16sdtdh w16du wp14">
+<w:document xmlns:wpc="http://schemas.microsoft.com/office/word/2010/wordprocessingCanvas" xmlns:cx="http://schemas.microsoft.com/office/drawing/2014/chartex" xmlns:mc="http://schemas.openxmlformats.org/markup-compatibility/2006" xmlns:o="urn:schemas-microsoft-com:office:office" xmlns:r="http://schemas.openxmlformats.org/officeDocument/2006/relationships" xmlns:m="http://schemas.openxmlformats.org/officeDocument/2006/math" xmlns:v="urn:schemas-microsoft-com:vml" xmlns:wp14="http://schemas.microsoft.com/office/word/2010/wordprocessingDrawing" xmlns:wp="http://schemas.openxmlformats.org/drawingml/2006/wordprocessingDrawing" xmlns:w10="urn:schemas-microsoft-com:office:word" xmlns:w="http://schemas.openxmlformats.org/wordprocessingml/2006/main" xmlns:w14="http://schemas.microsoft.com/office/word/2010/wordml" xmlns:w15="http://schemas.microsoft.com/office/word/2012/wordml" xmlns:w16se="http://schemas.microsoft.com/office/word/2015/wordml/symex" xmlns:wpg="http://schemas.microsoft.com/office/word/2010/wordprocessingGroup" xmlns:wpi="http://schemas.microsoft.com/office/word/2010/wordprocessingInk" xmlns:wne="http://schemas.microsoft.com/office/word/2006/wordml" xmlns:wps="http://schemas.microsoft.com/office/word/2010/wordprocessingShape" mc:Ignorable="w14 w15 w16se wp14">
   <w:body>
     <w:p>
       <w:pPr>
@@ -76,6 +76,7 @@
           <w:noProof/>
           <w:sz w:val="32"/>
           <w:szCs w:val="32"/>
+          <w:lang w:eastAsia="en-US"/>
         </w:rPr>
         <mc:AlternateContent>
           <mc:Choice Requires="wps">
@@ -170,7 +171,7 @@
               </wp:anchor>
             </w:drawing>
           </mc:Choice>
-          <mc:Fallback>
+          <mc:Fallback xmlns:cx1="http://schemas.microsoft.com/office/drawing/2015/9/8/chartex" xmlns:cx2="http://schemas.microsoft.com/office/drawing/2015/10/21/chartex" xmlns:cx3="http://schemas.microsoft.com/office/drawing/2016/5/9/chartex" xmlns:cx4="http://schemas.microsoft.com/office/drawing/2016/5/10/chartex" xmlns:cx5="http://schemas.microsoft.com/office/drawing/2016/5/11/chartex" xmlns:cx6="http://schemas.microsoft.com/office/drawing/2016/5/12/chartex" xmlns:cx7="http://schemas.microsoft.com/office/drawing/2016/5/13/chartex" xmlns:cx8="http://schemas.microsoft.com/office/drawing/2016/5/14/chartex" xmlns:aink="http://schemas.microsoft.com/office/drawing/2016/ink" xmlns:am3d="http://schemas.microsoft.com/office/drawing/2017/model3d" xmlns:oel="http://schemas.microsoft.com/office/2019/extlst" xmlns:w16cex="http://schemas.microsoft.com/office/word/2018/wordml/cex" xmlns:w16cid="http://schemas.microsoft.com/office/word/2016/wordml/cid" xmlns:w16="http://schemas.microsoft.com/office/word/2018/wordml" xmlns:w16du="http://schemas.microsoft.com/office/word/2023/wordml/word16du" xmlns:w16sdtdh="http://schemas.microsoft.com/office/word/2020/wordml/sdtdatahash">
             <w:pict>
               <v:shape w14:anchorId="7BD9971E" id="Freeform: Shape 799075541" o:spid="_x0000_s1026" style="position:absolute;margin-left:182.2pt;margin-top:22.3pt;width:275.25pt;height:3.55pt;z-index:-251656192;visibility:visible;mso-wrap-style:square;mso-width-percent:0;mso-height-percent:0;mso-wrap-distance-left:0;mso-wrap-distance-top:0;mso-wrap-distance-right:0;mso-wrap-distance-bottom:0;mso-position-horizontal:absolute;mso-position-horizontal-relative:page;mso-position-vertical:absolute;mso-position-vertical-relative:text;mso-width-percent:0;mso-height-percent:0;mso-width-relative:page;mso-height-relative:page;v-text-anchor:top" coordsize="5460,45085" o:gfxdata="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" path="m,l5460,e" filled="f" strokecolor="#5b9bd4">
                 <v:path arrowok="t" o:connecttype="custom" o:connectlocs="0,0;3495675,0" o:connectangles="0,0"/>
@@ -211,6 +212,7 @@
       <w:r>
         <w:rPr>
           <w:noProof/>
+          <w:lang w:eastAsia="en-US"/>
         </w:rPr>
         <w:drawing>
           <wp:anchor distT="0" distB="0" distL="0" distR="0" simplePos="0" relativeHeight="251659264" behindDoc="0" locked="0" layoutInCell="1" allowOverlap="1" wp14:anchorId="0669C3F1" wp14:editId="2618071B">
@@ -349,6 +351,7 @@
       <w:pPr>
         <w:jc w:val="center"/>
         <w:rPr>
+          <w:rFonts w:hint="eastAsia"/>
           <w:b/>
           <w:sz w:val="44"/>
           <w:szCs w:val="44"/>
@@ -545,15 +548,7 @@
                 <w:szCs w:val="20"/>
                 <w:lang w:val="en-US"/>
               </w:rPr>
-              <w:t xml:space="preserve">   </w:t>
-            </w:r>
-            <w:r>
-              <w:rPr>
-                <w:sz w:val="24"/>
-                <w:szCs w:val="20"/>
-                <w:lang w:val="en-US"/>
-              </w:rPr>
-              <w:t>Trần Thị Yến Nhi 110122yyy DA22TTB</w:t>
+              <w:t xml:space="preserve">   Trần Thị Yến Nhi 110122yyy DA22TTB</w:t>
             </w:r>
           </w:p>
         </w:tc>
@@ -609,7 +604,15 @@
                 <w:szCs w:val="20"/>
                 <w:lang w:val="en-US"/>
               </w:rPr>
-              <w:t xml:space="preserve"> Trầm Khôi Nguyên 110122xxx DA22TTB</w:t>
+              <w:t xml:space="preserve"> Trầm Khôi Nguyên 110122126</w:t>
+            </w:r>
+            <w:r>
+              <w:rPr>
+                <w:sz w:val="24"/>
+                <w:szCs w:val="20"/>
+                <w:lang w:val="en-US"/>
+              </w:rPr>
+              <w:t xml:space="preserve"> DA22TTB</w:t>
             </w:r>
           </w:p>
         </w:tc>
@@ -753,27 +756,6 @@
     <w:p>
       <w:pPr>
         <w:rPr>
-          <w:b/>
-          <w:i/>
-          <w:sz w:val="28"/>
-          <w:szCs w:val="28"/>
-        </w:rPr>
-      </w:pPr>
-    </w:p>
-    <w:p>
-      <w:pPr>
-        <w:rPr>
-          <w:b/>
-          <w:i/>
-          <w:sz w:val="28"/>
-          <w:szCs w:val="28"/>
-        </w:rPr>
-      </w:pPr>
-    </w:p>
-    <w:p>
-      <w:pPr>
-        <w:jc w:val="center"/>
-        <w:rPr>
           <w:rFonts w:hint="eastAsia"/>
           <w:b/>
           <w:i/>
@@ -781,6 +763,29 @@
           <w:szCs w:val="28"/>
         </w:rPr>
       </w:pPr>
+    </w:p>
+    <w:p>
+      <w:pPr>
+        <w:rPr>
+          <w:rFonts w:hint="eastAsia"/>
+          <w:b/>
+          <w:i/>
+          <w:sz w:val="28"/>
+          <w:szCs w:val="28"/>
+        </w:rPr>
+      </w:pPr>
+    </w:p>
+    <w:p>
+      <w:pPr>
+        <w:jc w:val="center"/>
+        <w:rPr>
+          <w:rFonts w:hint="eastAsia"/>
+          <w:b/>
+          <w:i/>
+          <w:sz w:val="28"/>
+          <w:szCs w:val="28"/>
+        </w:rPr>
+      </w:pPr>
       <w:r>
         <w:rPr>
           <w:b/>
@@ -903,6 +908,7 @@
           <w:noProof/>
           <w:sz w:val="32"/>
           <w:szCs w:val="32"/>
+          <w:lang w:eastAsia="en-US"/>
         </w:rPr>
         <mc:AlternateContent>
           <mc:Choice Requires="wps">
@@ -997,7 +1003,7 @@
               </wp:anchor>
             </w:drawing>
           </mc:Choice>
-          <mc:Fallback xmlns:w16sdtfl="http://schemas.microsoft.com/office/word/2024/wordml/sdtformatlock">
+          <mc:Fallback xmlns:cx1="http://schemas.microsoft.com/office/drawing/2015/9/8/chartex" xmlns:cx2="http://schemas.microsoft.com/office/drawing/2015/10/21/chartex" xmlns:cx3="http://schemas.microsoft.com/office/drawing/2016/5/9/chartex" xmlns:cx4="http://schemas.microsoft.com/office/drawing/2016/5/10/chartex" xmlns:cx5="http://schemas.microsoft.com/office/drawing/2016/5/11/chartex" xmlns:cx6="http://schemas.microsoft.com/office/drawing/2016/5/12/chartex" xmlns:cx7="http://schemas.microsoft.com/office/drawing/2016/5/13/chartex" xmlns:cx8="http://schemas.microsoft.com/office/drawing/2016/5/14/chartex" xmlns:aink="http://schemas.microsoft.com/office/drawing/2016/ink" xmlns:am3d="http://schemas.microsoft.com/office/drawing/2017/model3d" xmlns:oel="http://schemas.microsoft.com/office/2019/extlst" xmlns:w16cex="http://schemas.microsoft.com/office/word/2018/wordml/cex" xmlns:w16cid="http://schemas.microsoft.com/office/word/2016/wordml/cid" xmlns:w16="http://schemas.microsoft.com/office/word/2018/wordml" xmlns:w16du="http://schemas.microsoft.com/office/word/2023/wordml/word16du" xmlns:w16sdtdh="http://schemas.microsoft.com/office/word/2020/wordml/sdtdatahash" xmlns:w16sdtfl="http://schemas.microsoft.com/office/word/2024/wordml/sdtformatlock">
             <w:pict>
               <v:shape w14:anchorId="06B8C8D4" id="Freeform: Shape 4" o:spid="_x0000_s1026" style="position:absolute;margin-left:182.1pt;margin-top:22.7pt;width:273pt;height:.1pt;z-index:-251653120;visibility:visible;mso-wrap-style:square;mso-width-percent:0;mso-height-percent:0;mso-wrap-distance-left:0;mso-wrap-distance-top:0;mso-wrap-distance-right:0;mso-wrap-distance-bottom:0;mso-position-horizontal:absolute;mso-position-horizontal-relative:page;mso-position-vertical:absolute;mso-position-vertical-relative:text;mso-width-percent:0;mso-height-percent:0;mso-width-relative:page;mso-height-relative:page;v-text-anchor:top" coordsize="5460,1270" o:gfxdata="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" path="m,l5460,e" filled="f" strokecolor="#5b9bd4">
                 <v:path arrowok="t" o:connecttype="custom" o:connectlocs="0,0;3467100,0" o:connectangles="0,0"/>
@@ -1038,6 +1044,7 @@
       <w:r>
         <w:rPr>
           <w:noProof/>
+          <w:lang w:eastAsia="en-US"/>
         </w:rPr>
         <w:drawing>
           <wp:anchor distT="0" distB="0" distL="0" distR="0" simplePos="0" relativeHeight="251662336" behindDoc="0" locked="0" layoutInCell="1" allowOverlap="1" wp14:anchorId="75A7F09D" wp14:editId="46C6A2DB">
@@ -1176,24 +1183,6 @@
       <w:pPr>
         <w:jc w:val="center"/>
         <w:rPr>
-          <w:b/>
-          <w:sz w:val="44"/>
-          <w:szCs w:val="44"/>
-        </w:rPr>
-      </w:pPr>
-      <w:r>
-        <w:rPr>
-          <w:b/>
-          <w:sz w:val="44"/>
-          <w:szCs w:val="44"/>
-        </w:rPr>
-        <w:t>THỰC TẬP TỐT NGHIỆP</w:t>
-      </w:r>
-    </w:p>
-    <w:p>
-      <w:pPr>
-        <w:jc w:val="center"/>
-        <w:rPr>
           <w:rFonts w:hint="eastAsia"/>
           <w:b/>
           <w:sz w:val="44"/>
@@ -1206,6 +1195,25 @@
           <w:sz w:val="44"/>
           <w:szCs w:val="44"/>
         </w:rPr>
+        <w:t>THỰC TẬP TỐT NGHIỆP</w:t>
+      </w:r>
+    </w:p>
+    <w:p>
+      <w:pPr>
+        <w:jc w:val="center"/>
+        <w:rPr>
+          <w:rFonts w:hint="eastAsia"/>
+          <w:b/>
+          <w:sz w:val="44"/>
+          <w:szCs w:val="44"/>
+        </w:rPr>
+      </w:pPr>
+      <w:r>
+        <w:rPr>
+          <w:b/>
+          <w:sz w:val="44"/>
+          <w:szCs w:val="44"/>
+        </w:rPr>
         <w:t>HỆ THỐNG QUẢN LÝ HÀNH CHÍNH</w:t>
       </w:r>
     </w:p>
@@ -1226,6 +1234,7 @@
         <w:spacing w:before="10"/>
         <w:jc w:val="center"/>
         <w:rPr>
+          <w:rFonts w:hint="eastAsia"/>
           <w:sz w:val="40"/>
           <w:szCs w:val="40"/>
         </w:rPr>
@@ -2874,17 +2883,18 @@
         <w:rPr>
           <w:i/>
           <w:noProof/>
+          <w:lang w:eastAsia="en-US"/>
         </w:rPr>
         <mc:AlternateContent>
           <mc:Choice Requires="wps">
             <w:drawing>
-              <wp:anchor distT="0" distB="0" distL="114300" distR="114300" simplePos="0" relativeHeight="251665408" behindDoc="0" locked="0" layoutInCell="1" allowOverlap="1" wp14:anchorId="3609372E" wp14:editId="14E44216">
+              <wp:anchor distT="0" distB="0" distL="114300" distR="114300" simplePos="0" relativeHeight="251665408" behindDoc="0" locked="0" layoutInCell="1" allowOverlap="1" wp14:anchorId="3609372E" wp14:editId="750953AF">
                 <wp:simplePos x="0" y="0"/>
                 <wp:positionH relativeFrom="column">
-                  <wp:posOffset>2934335</wp:posOffset>
+                  <wp:posOffset>2629535</wp:posOffset>
                 </wp:positionH>
                 <wp:positionV relativeFrom="paragraph">
-                  <wp:posOffset>179070</wp:posOffset>
+                  <wp:posOffset>240030</wp:posOffset>
                 </wp:positionV>
                 <wp:extent cx="3124200" cy="1028700"/>
                 <wp:effectExtent l="0" t="0" r="0" b="0"/>
@@ -2952,13 +2962,7 @@
                               <w:rPr>
                                 <w:i/>
                               </w:rPr>
-                              <w:t>2</w:t>
-                            </w:r>
-                            <w:r>
-                              <w:rPr>
-                                <w:i/>
-                              </w:rPr>
-                              <w:t>6</w:t>
+                              <w:t>26</w:t>
                             </w:r>
                           </w:p>
                           <w:p>
@@ -3034,7 +3038,7 @@
                 <v:stroke joinstyle="miter"/>
                 <v:path gradientshapeok="t" o:connecttype="rect"/>
               </v:shapetype>
-              <v:shape id="Text Box 3" o:spid="_x0000_s1026" type="#_x0000_t202" style="position:absolute;margin-left:231.05pt;margin-top:14.1pt;width:246pt;height:81pt;z-index:251665408;visibility:visible;mso-wrap-style:square;mso-width-percent:0;mso-height-percent:0;mso-wrap-distance-left:9pt;mso-wrap-distance-top:0;mso-wrap-distance-right:9pt;mso-wrap-distance-bottom:0;mso-position-horizontal:absolute;mso-position-horizontal-relative:text;mso-position-vertical:absolute;mso-position-vertical-relative:text;mso-width-percent:0;mso-height-percent:0;mso-width-relative:page;mso-height-relative:page;v-text-anchor:top" o:gfxdata="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" stroked="f">
+              <v:shape id="Text Box 3" o:spid="_x0000_s1026" type="#_x0000_t202" style="position:absolute;margin-left:207.05pt;margin-top:18.9pt;width:246pt;height:81pt;z-index:251665408;visibility:visible;mso-wrap-style:square;mso-width-percent:0;mso-height-percent:0;mso-wrap-distance-left:9pt;mso-wrap-distance-top:0;mso-wrap-distance-right:9pt;mso-wrap-distance-bottom:0;mso-position-horizontal:absolute;mso-position-horizontal-relative:text;mso-position-vertical:absolute;mso-position-vertical-relative:text;mso-width-percent:0;mso-height-percent:0;mso-width-relative:page;mso-height-relative:page;v-text-anchor:top" o:gfxdata="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" stroked="f">
                 <v:textbox>
                   <w:txbxContent>
                     <w:p>
@@ -3061,13 +3065,7 @@
                         <w:rPr>
                           <w:i/>
                         </w:rPr>
-                        <w:t>2</w:t>
-                      </w:r>
-                      <w:r>
-                        <w:rPr>
-                          <w:i/>
-                        </w:rPr>
-                        <w:t>6</w:t>
+                        <w:t>26</w:t>
                       </w:r>
                     </w:p>
                     <w:p>
@@ -14367,6 +14365,9 @@
           <w:tab w:val="num" w:pos="2520"/>
         </w:tabs>
         <w:ind w:left="2520"/>
+        <w:rPr>
+          <w:rFonts w:hint="eastAsia"/>
+        </w:rPr>
       </w:pPr>
       <w:r>
         <w:t>Hỗ trợ xử lý các vấn đề phát sinh</w:t>
@@ -14703,25 +14704,10 @@
         <w:t xml:space="preserve">Hình </w:t>
       </w:r>
       <w:r>
-        <w:rPr>
-          <w:rFonts w:hint="eastAsia"/>
-        </w:rPr>
         <w:fldChar w:fldCharType="begin"/>
       </w:r>
       <w:r>
-        <w:rPr>
-          <w:rFonts w:hint="eastAsia"/>
-        </w:rPr>
-        <w:instrText xml:space="preserve"> </w:instrText>
-      </w:r>
-      <w:r>
-        <w:instrText>STYLEREF 1 \s</w:instrText>
-      </w:r>
-      <w:r>
-        <w:rPr>
-          <w:rFonts w:hint="eastAsia"/>
-        </w:rPr>
-        <w:instrText xml:space="preserve"> </w:instrText>
+        <w:instrText xml:space="preserve"> STYLEREF 1 \s </w:instrText>
       </w:r>
       <w:r>
         <w:rPr>
@@ -14738,36 +14724,21 @@
       </w:r>
       <w:r>
         <w:rPr>
+          <w:noProof/>
+        </w:rPr>
+        <w:fldChar w:fldCharType="end"/>
+      </w:r>
+      <w:r>
+        <w:rPr>
           <w:rFonts w:hint="eastAsia"/>
         </w:rPr>
-        <w:fldChar w:fldCharType="end"/>
-      </w:r>
-      <w:r>
-        <w:rPr>
-          <w:rFonts w:hint="eastAsia"/>
-        </w:rPr>
         <w:t>.</w:t>
       </w:r>
       <w:r>
-        <w:rPr>
-          <w:rFonts w:hint="eastAsia"/>
-        </w:rPr>
         <w:fldChar w:fldCharType="begin"/>
       </w:r>
       <w:r>
-        <w:rPr>
-          <w:rFonts w:hint="eastAsia"/>
-        </w:rPr>
-        <w:instrText xml:space="preserve"> </w:instrText>
-      </w:r>
-      <w:r>
-        <w:instrText>SEQ Hình \* ARABIC \s 1</w:instrText>
-      </w:r>
-      <w:r>
-        <w:rPr>
-          <w:rFonts w:hint="eastAsia"/>
-        </w:rPr>
-        <w:instrText xml:space="preserve"> </w:instrText>
+        <w:instrText xml:space="preserve"> SEQ Hình \* ARABIC \s 1 </w:instrText>
       </w:r>
       <w:r>
         <w:rPr>
@@ -14784,7 +14755,7 @@
       </w:r>
       <w:r>
         <w:rPr>
-          <w:rFonts w:hint="eastAsia"/>
+          <w:noProof/>
         </w:rPr>
         <w:fldChar w:fldCharType="end"/>
       </w:r>
@@ -15145,25 +15116,10 @@
         <w:t xml:space="preserve">Hình </w:t>
       </w:r>
       <w:r>
-        <w:rPr>
-          <w:rFonts w:hint="eastAsia"/>
-        </w:rPr>
         <w:fldChar w:fldCharType="begin"/>
       </w:r>
       <w:r>
-        <w:rPr>
-          <w:rFonts w:hint="eastAsia"/>
-        </w:rPr>
-        <w:instrText xml:space="preserve"> </w:instrText>
-      </w:r>
-      <w:r>
-        <w:instrText>STYLEREF 1 \s</w:instrText>
-      </w:r>
-      <w:r>
-        <w:rPr>
-          <w:rFonts w:hint="eastAsia"/>
-        </w:rPr>
-        <w:instrText xml:space="preserve"> </w:instrText>
+        <w:instrText xml:space="preserve"> STYLEREF 1 \s </w:instrText>
       </w:r>
       <w:r>
         <w:rPr>
@@ -15180,36 +15136,21 @@
       </w:r>
       <w:r>
         <w:rPr>
+          <w:noProof/>
+        </w:rPr>
+        <w:fldChar w:fldCharType="end"/>
+      </w:r>
+      <w:r>
+        <w:rPr>
           <w:rFonts w:hint="eastAsia"/>
         </w:rPr>
-        <w:fldChar w:fldCharType="end"/>
-      </w:r>
-      <w:r>
-        <w:rPr>
-          <w:rFonts w:hint="eastAsia"/>
-        </w:rPr>
         <w:t>.</w:t>
       </w:r>
       <w:r>
-        <w:rPr>
-          <w:rFonts w:hint="eastAsia"/>
-        </w:rPr>
         <w:fldChar w:fldCharType="begin"/>
       </w:r>
       <w:r>
-        <w:rPr>
-          <w:rFonts w:hint="eastAsia"/>
-        </w:rPr>
-        <w:instrText xml:space="preserve"> </w:instrText>
-      </w:r>
-      <w:r>
-        <w:instrText>SEQ Hình \* ARABIC \s 1</w:instrText>
-      </w:r>
-      <w:r>
-        <w:rPr>
-          <w:rFonts w:hint="eastAsia"/>
-        </w:rPr>
-        <w:instrText xml:space="preserve"> </w:instrText>
+        <w:instrText xml:space="preserve"> SEQ Hình \* ARABIC \s 1 </w:instrText>
       </w:r>
       <w:r>
         <w:rPr>
@@ -15226,7 +15167,7 @@
       </w:r>
       <w:r>
         <w:rPr>
-          <w:rFonts w:hint="eastAsia"/>
+          <w:noProof/>
         </w:rPr>
         <w:fldChar w:fldCharType="end"/>
       </w:r>
@@ -15502,25 +15443,10 @@
         <w:t xml:space="preserve">Hình </w:t>
       </w:r>
       <w:r>
-        <w:rPr>
-          <w:rFonts w:hint="eastAsia"/>
-        </w:rPr>
         <w:fldChar w:fldCharType="begin"/>
       </w:r>
       <w:r>
-        <w:rPr>
-          <w:rFonts w:hint="eastAsia"/>
-        </w:rPr>
-        <w:instrText xml:space="preserve"> </w:instrText>
-      </w:r>
-      <w:r>
-        <w:instrText>STYLEREF 1 \s</w:instrText>
-      </w:r>
-      <w:r>
-        <w:rPr>
-          <w:rFonts w:hint="eastAsia"/>
-        </w:rPr>
-        <w:instrText xml:space="preserve"> </w:instrText>
+        <w:instrText xml:space="preserve"> STYLEREF 1 \s </w:instrText>
       </w:r>
       <w:r>
         <w:rPr>
@@ -15537,36 +15463,21 @@
       </w:r>
       <w:r>
         <w:rPr>
+          <w:noProof/>
+        </w:rPr>
+        <w:fldChar w:fldCharType="end"/>
+      </w:r>
+      <w:r>
+        <w:rPr>
           <w:rFonts w:hint="eastAsia"/>
         </w:rPr>
-        <w:fldChar w:fldCharType="end"/>
-      </w:r>
-      <w:r>
-        <w:rPr>
-          <w:rFonts w:hint="eastAsia"/>
-        </w:rPr>
         <w:t>.</w:t>
       </w:r>
       <w:r>
-        <w:rPr>
-          <w:rFonts w:hint="eastAsia"/>
-        </w:rPr>
         <w:fldChar w:fldCharType="begin"/>
       </w:r>
       <w:r>
-        <w:rPr>
-          <w:rFonts w:hint="eastAsia"/>
-        </w:rPr>
-        <w:instrText xml:space="preserve"> </w:instrText>
-      </w:r>
-      <w:r>
-        <w:instrText>SEQ Hình \* ARABIC \s 1</w:instrText>
-      </w:r>
-      <w:r>
-        <w:rPr>
-          <w:rFonts w:hint="eastAsia"/>
-        </w:rPr>
-        <w:instrText xml:space="preserve"> </w:instrText>
+        <w:instrText xml:space="preserve"> SEQ Hình \* ARABIC \s 1 </w:instrText>
       </w:r>
       <w:r>
         <w:rPr>
@@ -15583,7 +15494,7 @@
       </w:r>
       <w:r>
         <w:rPr>
-          <w:rFonts w:hint="eastAsia"/>
+          <w:noProof/>
         </w:rPr>
         <w:fldChar w:fldCharType="end"/>
       </w:r>
@@ -15811,31 +15722,19 @@
     <w:p>
       <w:pPr>
         <w:pStyle w:val="Caption"/>
+        <w:rPr>
+          <w:rFonts w:hint="eastAsia"/>
+        </w:rPr>
       </w:pPr>
       <w:bookmarkStart w:id="50" w:name="_Toc225594166"/>
       <w:r>
         <w:t xml:space="preserve">Hình </w:t>
       </w:r>
       <w:r>
-        <w:rPr>
-          <w:rFonts w:hint="eastAsia"/>
-        </w:rPr>
         <w:fldChar w:fldCharType="begin"/>
       </w:r>
       <w:r>
-        <w:rPr>
-          <w:rFonts w:hint="eastAsia"/>
-        </w:rPr>
-        <w:instrText xml:space="preserve"> </w:instrText>
-      </w:r>
-      <w:r>
-        <w:instrText>STYLEREF 1 \s</w:instrText>
-      </w:r>
-      <w:r>
-        <w:rPr>
-          <w:rFonts w:hint="eastAsia"/>
-        </w:rPr>
-        <w:instrText xml:space="preserve"> </w:instrText>
+        <w:instrText xml:space="preserve"> STYLEREF 1 \s </w:instrText>
       </w:r>
       <w:r>
         <w:rPr>
@@ -15852,36 +15751,21 @@
       </w:r>
       <w:r>
         <w:rPr>
+          <w:noProof/>
+        </w:rPr>
+        <w:fldChar w:fldCharType="end"/>
+      </w:r>
+      <w:r>
+        <w:rPr>
           <w:rFonts w:hint="eastAsia"/>
         </w:rPr>
-        <w:fldChar w:fldCharType="end"/>
-      </w:r>
-      <w:r>
-        <w:rPr>
-          <w:rFonts w:hint="eastAsia"/>
-        </w:rPr>
         <w:t>.</w:t>
       </w:r>
       <w:r>
-        <w:rPr>
-          <w:rFonts w:hint="eastAsia"/>
-        </w:rPr>
         <w:fldChar w:fldCharType="begin"/>
       </w:r>
       <w:r>
-        <w:rPr>
-          <w:rFonts w:hint="eastAsia"/>
-        </w:rPr>
-        <w:instrText xml:space="preserve"> </w:instrText>
-      </w:r>
-      <w:r>
-        <w:instrText>SEQ Hình \* ARABIC \s 1</w:instrText>
-      </w:r>
-      <w:r>
-        <w:rPr>
-          <w:rFonts w:hint="eastAsia"/>
-        </w:rPr>
-        <w:instrText xml:space="preserve"> </w:instrText>
+        <w:instrText xml:space="preserve"> SEQ Hình \* ARABIC \s 1 </w:instrText>
       </w:r>
       <w:r>
         <w:rPr>
@@ -15898,7 +15782,7 @@
       </w:r>
       <w:r>
         <w:rPr>
-          <w:rFonts w:hint="eastAsia"/>
+          <w:noProof/>
         </w:rPr>
         <w:fldChar w:fldCharType="end"/>
       </w:r>
@@ -15992,30 +15876,18 @@
     <w:p>
       <w:pPr>
         <w:pStyle w:val="Caption"/>
+        <w:rPr>
+          <w:rFonts w:hint="eastAsia"/>
+        </w:rPr>
       </w:pPr>
       <w:r>
         <w:t xml:space="preserve">Hình </w:t>
       </w:r>
       <w:r>
-        <w:rPr>
-          <w:rFonts w:hint="eastAsia"/>
-        </w:rPr>
         <w:fldChar w:fldCharType="begin"/>
       </w:r>
       <w:r>
-        <w:rPr>
-          <w:rFonts w:hint="eastAsia"/>
-        </w:rPr>
-        <w:instrText xml:space="preserve"> </w:instrText>
-      </w:r>
-      <w:r>
-        <w:instrText>STYLEREF 1 \s</w:instrText>
-      </w:r>
-      <w:r>
-        <w:rPr>
-          <w:rFonts w:hint="eastAsia"/>
-        </w:rPr>
-        <w:instrText xml:space="preserve"> </w:instrText>
+        <w:instrText xml:space="preserve"> STYLEREF 1 \s </w:instrText>
       </w:r>
       <w:r>
         <w:rPr>
@@ -16032,36 +15904,21 @@
       </w:r>
       <w:r>
         <w:rPr>
+          <w:noProof/>
+        </w:rPr>
+        <w:fldChar w:fldCharType="end"/>
+      </w:r>
+      <w:r>
+        <w:rPr>
           <w:rFonts w:hint="eastAsia"/>
         </w:rPr>
-        <w:fldChar w:fldCharType="end"/>
-      </w:r>
-      <w:r>
-        <w:rPr>
-          <w:rFonts w:hint="eastAsia"/>
-        </w:rPr>
         <w:t>.</w:t>
       </w:r>
       <w:r>
-        <w:rPr>
-          <w:rFonts w:hint="eastAsia"/>
-        </w:rPr>
         <w:fldChar w:fldCharType="begin"/>
       </w:r>
       <w:r>
-        <w:rPr>
-          <w:rFonts w:hint="eastAsia"/>
-        </w:rPr>
-        <w:instrText xml:space="preserve"> </w:instrText>
-      </w:r>
-      <w:r>
-        <w:instrText>SEQ Hình \* ARABIC \s 1</w:instrText>
-      </w:r>
-      <w:r>
-        <w:rPr>
-          <w:rFonts w:hint="eastAsia"/>
-        </w:rPr>
-        <w:instrText xml:space="preserve"> </w:instrText>
+        <w:instrText xml:space="preserve"> SEQ Hình \* ARABIC \s 1 </w:instrText>
       </w:r>
       <w:r>
         <w:rPr>
@@ -16078,25 +15935,28 @@
       </w:r>
       <w:r>
         <w:rPr>
+          <w:noProof/>
+        </w:rPr>
+        <w:fldChar w:fldCharType="end"/>
+      </w:r>
+      <w:r>
+        <w:t xml:space="preserve"> MySQL Workbench</w:t>
+      </w:r>
+    </w:p>
+    <w:p>
+      <w:pPr>
+        <w:pStyle w:val="Heading3"/>
+      </w:pPr>
+      <w:r>
+        <w:t>Đặc điểm</w:t>
+      </w:r>
+    </w:p>
+    <w:p>
+      <w:pPr>
+        <w:ind w:left="720"/>
+        <w:rPr>
           <w:rFonts w:hint="eastAsia"/>
         </w:rPr>
-        <w:fldChar w:fldCharType="end"/>
-      </w:r>
-      <w:r>
-        <w:t xml:space="preserve"> MySQL Workbench</w:t>
-      </w:r>
-    </w:p>
-    <w:p>
-      <w:pPr>
-        <w:pStyle w:val="Heading3"/>
-      </w:pPr>
-      <w:r>
-        <w:t>Đặc điểm</w:t>
-      </w:r>
-    </w:p>
-    <w:p>
-      <w:pPr>
-        <w:ind w:left="720"/>
       </w:pPr>
       <w:r>
         <w:t>MySQL Workbench cung cấp giao diện đồ họa thân thiện, cho phép:</w:t>
@@ -16113,6 +15973,9 @@
           <w:tab w:val="num" w:pos="1440"/>
         </w:tabs>
         <w:ind w:left="1440"/>
+        <w:rPr>
+          <w:rFonts w:hint="eastAsia"/>
+        </w:rPr>
       </w:pPr>
       <w:r>
         <w:t xml:space="preserve">Thiết kế sơ đồ cơ sở dữ liệu (ERD – Entity Relationship Diagram) </w:t>
@@ -16129,6 +15992,9 @@
           <w:tab w:val="num" w:pos="1440"/>
         </w:tabs>
         <w:ind w:left="1440"/>
+        <w:rPr>
+          <w:rFonts w:hint="eastAsia"/>
+        </w:rPr>
       </w:pPr>
       <w:r>
         <w:t xml:space="preserve">Tạo và chỉnh sửa bảng, khóa chính, khóa ngoại </w:t>
@@ -16145,6 +16011,9 @@
           <w:tab w:val="num" w:pos="1440"/>
         </w:tabs>
         <w:ind w:left="1440"/>
+        <w:rPr>
+          <w:rFonts w:hint="eastAsia"/>
+        </w:rPr>
       </w:pPr>
       <w:r>
         <w:t xml:space="preserve">Viết và thực thi các câu lệnh SQL </w:t>
@@ -16161,6 +16030,9 @@
           <w:tab w:val="num" w:pos="1440"/>
         </w:tabs>
         <w:ind w:left="1440"/>
+        <w:rPr>
+          <w:rFonts w:hint="eastAsia"/>
+        </w:rPr>
       </w:pPr>
       <w:r>
         <w:t xml:space="preserve">Quản lý người dùng và phân quyền truy cập </w:t>
@@ -16177,6 +16049,9 @@
           <w:tab w:val="num" w:pos="1440"/>
         </w:tabs>
         <w:ind w:left="1440"/>
+        <w:rPr>
+          <w:rFonts w:hint="eastAsia"/>
+        </w:rPr>
       </w:pPr>
       <w:r>
         <w:t>Sao lưu và phục hồi dữ liệu</w:t>
@@ -16224,6 +16099,190 @@
       </w:r>
       <w:bookmarkEnd w:id="51"/>
       <w:bookmarkEnd w:id="52"/>
+    </w:p>
+    <w:p>
+      <w:pPr>
+        <w:pStyle w:val="Heading2"/>
+      </w:pPr>
+      <w:r>
+        <w:t>Sơ đồ phân cấp chức năng</w:t>
+      </w:r>
+    </w:p>
+    <w:p>
+      <w:pPr>
+        <w:pStyle w:val="Heading2"/>
+      </w:pPr>
+      <w:r>
+        <w:t>Sơ đồ Use-case</w:t>
+      </w:r>
+    </w:p>
+    <w:p>
+      <w:pPr>
+        <w:pStyle w:val="Heading2"/>
+      </w:pPr>
+      <w:r>
+        <w:t>Sơ đồ lớp</w:t>
+      </w:r>
+    </w:p>
+    <w:p>
+      <w:pPr>
+        <w:pStyle w:val="Heading2"/>
+      </w:pPr>
+      <w:r>
+        <w:t>Kiến trúc hệ thống</w:t>
+      </w:r>
+    </w:p>
+    <w:p>
+      <w:pPr>
+        <w:pStyle w:val="Heading2"/>
+      </w:pPr>
+      <w:r>
+        <w:t>Lược đồ cơ sở dữ liệu</w:t>
+      </w:r>
+    </w:p>
+    <w:p>
+      <w:pPr>
+        <w:pStyle w:val="Heading2"/>
+      </w:pPr>
+      <w:r>
+        <w:t>Thiết kế giao diện</w:t>
+      </w:r>
+    </w:p>
+    <w:p>
+      <w:pPr>
+        <w:pStyle w:val="Heading3"/>
+      </w:pPr>
+      <w:r>
+        <w:t>Giao diện trang đăng nhập</w:t>
+      </w:r>
+    </w:p>
+    <w:p>
+      <w:pPr>
+        <w:pStyle w:val="Heading3"/>
+      </w:pPr>
+      <w:r>
+        <w:t>Giao diện trang tổng quan</w:t>
+      </w:r>
+    </w:p>
+    <w:p>
+      <w:pPr>
+        <w:pStyle w:val="Heading3"/>
+      </w:pPr>
+      <w:r>
+        <w:t>Giao diện trang hồ sơ cá nhân</w:t>
+      </w:r>
+    </w:p>
+    <w:p>
+      <w:pPr>
+        <w:pStyle w:val="Heading3"/>
+      </w:pPr>
+      <w:r>
+        <w:t>Giao diện trang quản lý người dùng</w:t>
+      </w:r>
+    </w:p>
+    <w:p>
+      <w:pPr>
+        <w:pStyle w:val="Heading3"/>
+      </w:pPr>
+      <w:r>
+        <w:t>Giao diện trang hồ sơ nhân sự</w:t>
+      </w:r>
+    </w:p>
+    <w:p>
+      <w:pPr>
+        <w:pStyle w:val="Heading3"/>
+      </w:pPr>
+      <w:r>
+        <w:t>Giao diện trang quản lý công lệnh</w:t>
+      </w:r>
+    </w:p>
+    <w:p>
+      <w:pPr>
+        <w:pStyle w:val="Heading3"/>
+      </w:pPr>
+      <w:r>
+        <w:t>Giao diện trang quản lý tòa nhà</w:t>
+      </w:r>
+    </w:p>
+    <w:p>
+      <w:pPr>
+        <w:pStyle w:val="Heading3"/>
+      </w:pPr>
+      <w:r>
+        <w:t>Giao diện trang quản lý phòng</w:t>
+      </w:r>
+    </w:p>
+    <w:p>
+      <w:pPr>
+        <w:pStyle w:val="Heading3"/>
+      </w:pPr>
+      <w:r>
+        <w:t>Giao diện trang quản lý thiết bị</w:t>
+      </w:r>
+    </w:p>
+    <w:p>
+      <w:pPr>
+        <w:pStyle w:val="Heading3"/>
+      </w:pPr>
+      <w:r>
+        <w:t>Giao diện trang thống kê nhân sự</w:t>
+      </w:r>
+    </w:p>
+    <w:p>
+      <w:pPr>
+        <w:pStyle w:val="Heading3"/>
+      </w:pPr>
+      <w:r>
+        <w:t>Giao diện trang thống kê theo độ tuổi</w:t>
+      </w:r>
+    </w:p>
+    <w:p>
+      <w:pPr>
+        <w:pStyle w:val="Heading3"/>
+      </w:pPr>
+      <w:r>
+        <w:t>Giao diện trang báo hỏng thiết bị</w:t>
+      </w:r>
+    </w:p>
+    <w:p>
+      <w:pPr>
+        <w:pStyle w:val="Heading3"/>
+      </w:pPr>
+      <w:r>
+        <w:t>Giao diện trang quản lý nghỉ phép</w:t>
+      </w:r>
+    </w:p>
+    <w:p>
+      <w:pPr>
+        <w:pStyle w:val="Heading3"/>
+      </w:pPr>
+      <w:r>
+        <w:t>Giao diện trang chữ ký số</w:t>
+      </w:r>
+    </w:p>
+    <w:p>
+      <w:pPr>
+        <w:pStyle w:val="Heading3"/>
+      </w:pPr>
+      <w:r>
+        <w:t>Giao diện trang cài đặt</w:t>
+      </w:r>
+    </w:p>
+    <w:p>
+      <w:pPr>
+        <w:pStyle w:val="Heading2"/>
+      </w:pPr>
+      <w:r>
+        <w:t>Thiết kế API phía máy chủ</w:t>
+      </w:r>
+    </w:p>
+    <w:p>
+      <w:pPr>
+        <w:pStyle w:val="Heading2"/>
+      </w:pPr>
+      <w:r>
+        <w:t>Triển khai</w:t>
+      </w:r>
     </w:p>
     <w:p>
       <w:pPr>
@@ -16236,6 +16295,7 @@
         </w:rPr>
       </w:pPr>
       <w:r>
+        <w:lastRenderedPageBreak/>
         <w:br w:type="page"/>
       </w:r>
     </w:p>
@@ -16247,6 +16307,147 @@
         <w:lastRenderedPageBreak/>
         <w:t>KẾT QUẢ NGHIÊN CỨU</w:t>
       </w:r>
+    </w:p>
+    <w:p>
+      <w:pPr>
+        <w:pStyle w:val="Heading2"/>
+      </w:pPr>
+      <w:r>
+        <w:t>Kết quả thử nghiệm API</w:t>
+      </w:r>
+    </w:p>
+    <w:p>
+      <w:pPr>
+        <w:pStyle w:val="Heading2"/>
+      </w:pPr>
+      <w:r>
+        <w:t>Các giao diện của hệ thống</w:t>
+      </w:r>
+    </w:p>
+    <w:p>
+      <w:pPr>
+        <w:pStyle w:val="Heading3"/>
+      </w:pPr>
+      <w:r>
+        <w:t>Giao diện trang đăng nhập</w:t>
+      </w:r>
+    </w:p>
+    <w:p>
+      <w:pPr>
+        <w:pStyle w:val="Heading3"/>
+      </w:pPr>
+      <w:r>
+        <w:t>Giao diện trang tổng quan</w:t>
+      </w:r>
+    </w:p>
+    <w:p>
+      <w:pPr>
+        <w:pStyle w:val="Heading3"/>
+      </w:pPr>
+      <w:r>
+        <w:t>Giao diện trang hồ sơ cá nhân</w:t>
+      </w:r>
+    </w:p>
+    <w:p>
+      <w:pPr>
+        <w:pStyle w:val="Heading3"/>
+      </w:pPr>
+      <w:r>
+        <w:t>Giao diện trang quản lý người dùng</w:t>
+      </w:r>
+    </w:p>
+    <w:p>
+      <w:pPr>
+        <w:pStyle w:val="Heading3"/>
+      </w:pPr>
+      <w:r>
+        <w:t>Giao diện trang hồ sơ nhân sự</w:t>
+      </w:r>
+    </w:p>
+    <w:p>
+      <w:pPr>
+        <w:pStyle w:val="Heading3"/>
+      </w:pPr>
+      <w:r>
+        <w:t>Giao diện trang quản lý công lệnh</w:t>
+      </w:r>
+    </w:p>
+    <w:p>
+      <w:pPr>
+        <w:pStyle w:val="Heading3"/>
+      </w:pPr>
+      <w:r>
+        <w:t>Giao diện trang quản lý tòa nhà</w:t>
+      </w:r>
+    </w:p>
+    <w:p>
+      <w:pPr>
+        <w:pStyle w:val="Heading3"/>
+      </w:pPr>
+      <w:r>
+        <w:t>Giao diện trang quản lý phòng</w:t>
+      </w:r>
+    </w:p>
+    <w:p>
+      <w:pPr>
+        <w:pStyle w:val="Heading3"/>
+      </w:pPr>
+      <w:r>
+        <w:t>Giao diện trang quản lý thiết bị</w:t>
+      </w:r>
+    </w:p>
+    <w:p>
+      <w:pPr>
+        <w:pStyle w:val="Heading3"/>
+      </w:pPr>
+      <w:r>
+        <w:t>Giao diện trang thống kê nhân sự</w:t>
+      </w:r>
+    </w:p>
+    <w:p>
+      <w:pPr>
+        <w:pStyle w:val="Heading3"/>
+      </w:pPr>
+      <w:r>
+        <w:t>Giao diện trang thống kê theo độ tuổi</w:t>
+      </w:r>
+    </w:p>
+    <w:p>
+      <w:pPr>
+        <w:pStyle w:val="Heading3"/>
+      </w:pPr>
+      <w:r>
+        <w:t>Giao diện trang báo hỏng thiết bị</w:t>
+      </w:r>
+    </w:p>
+    <w:p>
+      <w:pPr>
+        <w:pStyle w:val="Heading3"/>
+      </w:pPr>
+      <w:r>
+        <w:t>Giao diện trang quản lý nghỉ phép</w:t>
+      </w:r>
+    </w:p>
+    <w:p>
+      <w:pPr>
+        <w:pStyle w:val="Heading3"/>
+      </w:pPr>
+      <w:r>
+        <w:t>Giao diện trang chữ ký số</w:t>
+      </w:r>
+    </w:p>
+    <w:p>
+      <w:pPr>
+        <w:pStyle w:val="Heading3"/>
+      </w:pPr>
+      <w:r>
+        <w:t>Giao diện trang cài đặt</w:t>
+      </w:r>
+    </w:p>
+    <w:p>
+      <w:pPr>
+        <w:pStyle w:val="Heading2"/>
+      </w:pPr>
     </w:p>
     <w:p>
       <w:pPr>
@@ -16281,21 +16482,6 @@
         <w:rPr>
           <w:rFonts w:hint="eastAsia"/>
         </w:rPr>
-        <w:br w:type="page"/>
-      </w:r>
-    </w:p>
-    <w:p>
-      <w:pPr>
-        <w:rPr>
-          <w:rFonts w:ascii="Times New Roman" w:eastAsiaTheme="majorEastAsia" w:hAnsi="Times New Roman" w:cstheme="majorBidi"/>
-          <w:b/>
-          <w:color w:val="000000" w:themeColor="text1"/>
-          <w:sz w:val="28"/>
-          <w:szCs w:val="32"/>
-        </w:rPr>
-      </w:pPr>
-      <w:r>
-        <w:lastRenderedPageBreak/>
         <w:br w:type="page"/>
       </w:r>
     </w:p>
@@ -16598,7 +16784,4624 @@
     </w:sdt>
     <w:p>
       <w:pPr>
+        <w:rPr>
+          <w:rFonts w:ascii="Times New Roman" w:eastAsia="Times New Roman" w:hAnsi="Times New Roman" w:cs="Times New Roman"/>
+          <w:b/>
+          <w:sz w:val="28"/>
+          <w:szCs w:val="24"/>
+          <w:lang w:eastAsia="en-US"/>
+        </w:rPr>
+      </w:pPr>
+      <w:r>
+        <w:br w:type="page"/>
+      </w:r>
+    </w:p>
+    <w:p>
+      <w:pPr>
         <w:pStyle w:val="dm"/>
+      </w:pPr>
+      <w:r>
+        <w:lastRenderedPageBreak/>
+        <w:t>PHỤ LỤC 1</w:t>
+      </w:r>
+    </w:p>
+    <w:p>
+      <w:pPr>
+        <w:pStyle w:val="content"/>
+        <w:ind w:firstLine="0"/>
+        <w:jc w:val="center"/>
+        <w:rPr>
+          <w:rFonts w:hint="eastAsia"/>
+          <w:sz w:val="28"/>
+        </w:rPr>
+      </w:pPr>
+      <w:r>
+        <w:rPr>
+          <w:sz w:val="28"/>
+        </w:rPr>
+        <w:t>HƯỚNG DẪN CÀI ĐẶT VÀ CHẠY HỆ THỐNG</w:t>
+      </w:r>
+    </w:p>
+    <w:p>
+      <w:pPr>
+        <w:pStyle w:val="content"/>
+        <w:ind w:firstLine="0"/>
+        <w:rPr>
+          <w:b/>
+        </w:rPr>
+      </w:pPr>
+      <w:r>
+        <w:rPr>
+          <w:b/>
+        </w:rPr>
+        <w:t>1. Tải mã nguồn</w:t>
+      </w:r>
+    </w:p>
+    <w:p>
+      <w:pPr>
+        <w:pStyle w:val="content"/>
+        <w:ind w:firstLine="0"/>
+      </w:pPr>
+      <w:r>
+        <w:tab/>
+        <w:t xml:space="preserve">Clone dự án hoặc tải mã nguồn tại: </w:t>
+      </w:r>
+      <w:hyperlink r:id="rId16" w:history="1">
+        <w:r>
+          <w:rPr>
+            <w:rStyle w:val="Hyperlink"/>
+            <w:rFonts w:hint="eastAsia"/>
+          </w:rPr>
+          <w:t>https://github.com/khoinguyennn/TVLS-AdministrativeManagement</w:t>
+        </w:r>
+      </w:hyperlink>
+      <w:r>
+        <w:t>.</w:t>
+      </w:r>
+    </w:p>
+    <w:p>
+      <w:pPr>
+        <w:pStyle w:val="content"/>
+        <w:ind w:firstLine="0"/>
+      </w:pPr>
+      <w:r>
+        <w:tab/>
+        <w:t>Mở cmd tại thư mục cần cài đặt và chạy lệnh sau</w:t>
+      </w:r>
+      <w:r>
+        <w:t xml:space="preserve"> (yêu cầu đã có cài đặt Git trước nếu chưa có cài đặt </w:t>
+      </w:r>
+      <w:hyperlink r:id="rId17" w:history="1">
+        <w:r>
+          <w:rPr>
+            <w:rStyle w:val="Hyperlink"/>
+          </w:rPr>
+          <w:t>tại đây</w:t>
+        </w:r>
+      </w:hyperlink>
+      <w:r>
+        <w:t>)</w:t>
+      </w:r>
+      <w:r>
+        <w:t>.</w:t>
+      </w:r>
+    </w:p>
+    <w:p>
+      <w:pPr>
+        <w:pStyle w:val="bordercode"/>
+        <w:rPr>
+          <w:spacing w:val="-4"/>
+        </w:rPr>
+      </w:pPr>
+      <w:r>
+        <w:rPr>
+          <w:rFonts w:hint="eastAsia"/>
+          <w:spacing w:val="-4"/>
+        </w:rPr>
+        <w:t>git clone https://github.com/khoinguyennn/TVLS</w:t>
+      </w:r>
+      <w:r>
+        <w:rPr>
+          <w:spacing w:val="-4"/>
+        </w:rPr>
+        <w:t>-</w:t>
+      </w:r>
+      <w:r>
+        <w:rPr>
+          <w:rFonts w:hint="eastAsia"/>
+          <w:spacing w:val="-4"/>
+        </w:rPr>
+        <w:t>AdministrativeManagement.git</w:t>
+      </w:r>
+    </w:p>
+    <w:p>
+      <w:pPr>
+        <w:pStyle w:val="bordercode"/>
+      </w:pPr>
+      <w:r>
+        <w:rPr>
+          <w:rFonts w:hint="eastAsia"/>
+        </w:rPr>
+        <w:t>cd TVLS-AdministrativeManagement</w:t>
+      </w:r>
+    </w:p>
+    <w:p>
+      <w:pPr>
+        <w:pStyle w:val="content"/>
+        <w:spacing w:before="240"/>
+        <w:ind w:firstLine="0"/>
+        <w:rPr>
+          <w:b/>
+        </w:rPr>
+      </w:pPr>
+      <w:r>
+        <w:rPr>
+          <w:b/>
+        </w:rPr>
+        <w:t xml:space="preserve">2. </w:t>
+      </w:r>
+      <w:r>
+        <w:rPr>
+          <w:b/>
+        </w:rPr>
+        <w:t>Cài đặt Node.js và MySQL</w:t>
+      </w:r>
+    </w:p>
+    <w:p>
+      <w:pPr>
+        <w:pStyle w:val="content"/>
+        <w:ind w:firstLine="0"/>
+        <w:rPr>
+          <w:b/>
+        </w:rPr>
+      </w:pPr>
+      <w:r>
+        <w:rPr>
+          <w:b/>
+        </w:rPr>
+        <w:tab/>
+      </w:r>
+      <w:r>
+        <w:rPr>
+          <w:b/>
+        </w:rPr>
+        <w:t>Cài đặt Node.js (nếu chưa có):</w:t>
+      </w:r>
+    </w:p>
+    <w:p>
+      <w:r>
+        <w:tab/>
+      </w:r>
+      <w:r>
+        <w:t xml:space="preserve">Bước 1: </w:t>
+      </w:r>
+      <w:r>
+        <w:t xml:space="preserve">Truy cập trang web </w:t>
+      </w:r>
+      <w:r>
+        <w:rPr>
+          <w:rFonts w:ascii="Times New Roman" w:hAnsi="Times New Roman" w:cs="Times New Roman"/>
+        </w:rPr>
+        <w:t>ch</w:t>
+      </w:r>
+      <w:r>
+        <w:rPr>
+          <w:rFonts w:ascii="Times New Roman" w:hAnsi="Times New Roman" w:cs="Times New Roman"/>
+        </w:rPr>
+        <w:t>í</w:t>
+      </w:r>
+      <w:r>
+        <w:rPr>
+          <w:rFonts w:ascii="Times New Roman" w:hAnsi="Times New Roman" w:cs="Times New Roman"/>
+        </w:rPr>
+        <w:t>nh</w:t>
+      </w:r>
+      <w:r>
+        <w:t xml:space="preserve"> thức của tổ chứ</w:t>
+      </w:r>
+      <w:r>
+        <w:t xml:space="preserve">c Node.js </w:t>
+      </w:r>
+      <w:hyperlink r:id="rId18" w:history="1">
+        <w:r>
+          <w:rPr>
+            <w:rStyle w:val="Hyperlink"/>
+          </w:rPr>
+          <w:t xml:space="preserve">tại </w:t>
+        </w:r>
+        <w:r>
+          <w:rPr>
+            <w:rStyle w:val="Hyperlink"/>
+          </w:rPr>
+          <w:t>đ</w:t>
+        </w:r>
+        <w:r>
+          <w:rPr>
+            <w:rStyle w:val="Hyperlink"/>
+          </w:rPr>
+          <w:t>ây</w:t>
+        </w:r>
+      </w:hyperlink>
+      <w:r>
+        <w:t>.</w:t>
+      </w:r>
+    </w:p>
+    <w:p>
+      <w:r>
+        <w:rPr>
+          <w:noProof/>
+          <w:lang w:eastAsia="en-US"/>
+        </w:rPr>
+        <w:drawing>
+          <wp:inline distT="0" distB="0" distL="0" distR="0" wp14:anchorId="6FBC5659" wp14:editId="64F26AF4">
+            <wp:extent cx="5580380" cy="2573020"/>
+            <wp:effectExtent l="19050" t="19050" r="20320" b="17780"/>
+            <wp:docPr id="1" name="Picture 1"/>
+            <wp:cNvGraphicFramePr>
+              <a:graphicFrameLocks xmlns:a="http://schemas.openxmlformats.org/drawingml/2006/main" noChangeAspect="1"/>
+            </wp:cNvGraphicFramePr>
+            <a:graphic xmlns:a="http://schemas.openxmlformats.org/drawingml/2006/main">
+              <a:graphicData uri="http://schemas.openxmlformats.org/drawingml/2006/picture">
+                <pic:pic xmlns:pic="http://schemas.openxmlformats.org/drawingml/2006/picture">
+                  <pic:nvPicPr>
+                    <pic:cNvPr id="1" name=""/>
+                    <pic:cNvPicPr/>
+                  </pic:nvPicPr>
+                  <pic:blipFill>
+                    <a:blip r:embed="rId19"/>
+                    <a:stretch>
+                      <a:fillRect/>
+                    </a:stretch>
+                  </pic:blipFill>
+                  <pic:spPr>
+                    <a:xfrm>
+                      <a:off x="0" y="0"/>
+                      <a:ext cx="5580380" cy="2573020"/>
+                    </a:xfrm>
+                    <a:prstGeom prst="rect">
+                      <a:avLst/>
+                    </a:prstGeom>
+                    <a:ln w="12700">
+                      <a:solidFill>
+                        <a:schemeClr val="tx1"/>
+                      </a:solidFill>
+                    </a:ln>
+                  </pic:spPr>
+                </pic:pic>
+              </a:graphicData>
+            </a:graphic>
+          </wp:inline>
+        </w:drawing>
+      </w:r>
+    </w:p>
+    <w:p>
+      <w:pPr>
+        <w:pStyle w:val="content"/>
+        <w:ind w:firstLine="0"/>
+      </w:pPr>
+      <w:r>
+        <w:rPr>
+          <w:b/>
+        </w:rPr>
+        <w:tab/>
+      </w:r>
+      <w:r>
+        <w:t>Bước 2: Bấm vào nút Windows Installer (.msi)</w:t>
+      </w:r>
+    </w:p>
+    <w:p>
+      <w:pPr>
+        <w:spacing w:before="100" w:beforeAutospacing="1" w:after="100" w:afterAutospacing="1" w:line="240" w:lineRule="auto"/>
+        <w:rPr>
+          <w:rFonts w:ascii="Times New Roman" w:eastAsia="Times New Roman" w:hAnsi="Times New Roman" w:cs="Times New Roman"/>
+          <w:sz w:val="24"/>
+          <w:szCs w:val="24"/>
+          <w:lang w:eastAsia="en-US"/>
+        </w:rPr>
+      </w:pPr>
+      <w:r>
+        <w:rPr>
+          <w:rFonts w:ascii="Times New Roman" w:eastAsia="Times New Roman" w:hAnsi="Times New Roman" w:cs="Times New Roman"/>
+          <w:noProof/>
+          <w:sz w:val="24"/>
+          <w:szCs w:val="24"/>
+          <w:lang w:eastAsia="en-US"/>
+        </w:rPr>
+        <w:lastRenderedPageBreak/>
+        <w:drawing>
+          <wp:inline distT="0" distB="0" distL="0" distR="0" wp14:anchorId="6E36279C" wp14:editId="5B8F61D7">
+            <wp:extent cx="5611805" cy="2556163"/>
+            <wp:effectExtent l="19050" t="19050" r="27305" b="15875"/>
+            <wp:docPr id="6" name="Picture 6" descr="C:\Users\Administrator\Desktop\Screenshot 2026-04-02 140443.png"/>
+            <wp:cNvGraphicFramePr>
+              <a:graphicFrameLocks xmlns:a="http://schemas.openxmlformats.org/drawingml/2006/main" noChangeAspect="1"/>
+            </wp:cNvGraphicFramePr>
+            <a:graphic xmlns:a="http://schemas.openxmlformats.org/drawingml/2006/main">
+              <a:graphicData uri="http://schemas.openxmlformats.org/drawingml/2006/picture">
+                <pic:pic xmlns:pic="http://schemas.openxmlformats.org/drawingml/2006/picture">
+                  <pic:nvPicPr>
+                    <pic:cNvPr id="0" name="Picture 1" descr="C:\Users\Administrator\Desktop\Screenshot 2026-04-02 140443.png"/>
+                    <pic:cNvPicPr>
+                      <a:picLocks noChangeAspect="1" noChangeArrowheads="1"/>
+                    </pic:cNvPicPr>
+                  </pic:nvPicPr>
+                  <pic:blipFill>
+                    <a:blip r:embed="rId20" cstate="print">
+                      <a:extLst>
+                        <a:ext uri="{28A0092B-C50C-407E-A947-70E740481C1C}">
+                          <a14:useLocalDpi xmlns:a14="http://schemas.microsoft.com/office/drawing/2010/main" val="0"/>
+                        </a:ext>
+                      </a:extLst>
+                    </a:blip>
+                    <a:srcRect/>
+                    <a:stretch>
+                      <a:fillRect/>
+                    </a:stretch>
+                  </pic:blipFill>
+                  <pic:spPr bwMode="auto">
+                    <a:xfrm>
+                      <a:off x="0" y="0"/>
+                      <a:ext cx="5644652" cy="2571125"/>
+                    </a:xfrm>
+                    <a:prstGeom prst="rect">
+                      <a:avLst/>
+                    </a:prstGeom>
+                    <a:noFill/>
+                    <a:ln w="12700">
+                      <a:solidFill>
+                        <a:schemeClr val="tx1"/>
+                      </a:solidFill>
+                    </a:ln>
+                  </pic:spPr>
+                </pic:pic>
+              </a:graphicData>
+            </a:graphic>
+          </wp:inline>
+        </w:drawing>
+      </w:r>
+    </w:p>
+    <w:p>
+      <w:pPr>
+        <w:pStyle w:val="content"/>
+        <w:ind w:firstLine="0"/>
+      </w:pPr>
+      <w:r>
+        <w:tab/>
+        <w:t xml:space="preserve">Bước 3: </w:t>
+      </w:r>
+      <w:r>
+        <w:t xml:space="preserve">Thực thi tệp </w:t>
+      </w:r>
+      <w:r>
+        <w:rPr>
+          <w:rFonts w:ascii="Times New Roman" w:hAnsi="Times New Roman" w:cs="Times New Roman"/>
+        </w:rPr>
+        <w:t>c</w:t>
+      </w:r>
+      <w:r>
+        <w:rPr>
+          <w:rFonts w:ascii="Times New Roman" w:hAnsi="Times New Roman" w:cs="Times New Roman"/>
+        </w:rPr>
+        <w:t>à</w:t>
+      </w:r>
+      <w:r>
+        <w:rPr>
+          <w:rFonts w:ascii="Times New Roman" w:hAnsi="Times New Roman" w:cs="Times New Roman"/>
+        </w:rPr>
+        <w:t>i</w:t>
+      </w:r>
+      <w:r>
+        <w:t xml:space="preserve"> </w:t>
+      </w:r>
+      <w:r>
+        <w:rPr>
+          <w:rFonts w:hint="cs"/>
+        </w:rPr>
+        <w:t>đ</w:t>
+      </w:r>
+      <w:r>
+        <w:t>ặt .msi</w:t>
+      </w:r>
+    </w:p>
+    <w:p>
+      <w:pPr>
+        <w:spacing w:line="360" w:lineRule="auto"/>
+        <w:jc w:val="both"/>
+        <w:rPr>
+          <w:rFonts w:ascii="Times New Roman" w:hAnsi="Times New Roman" w:cs="Times New Roman"/>
+          <w:spacing w:val="-4"/>
+        </w:rPr>
+      </w:pPr>
+      <w:r>
+        <w:tab/>
+      </w:r>
+      <w:r>
+        <w:rPr>
+          <w:rFonts w:ascii="Times New Roman" w:hAnsi="Times New Roman" w:cs="Times New Roman"/>
+          <w:spacing w:val="-4"/>
+        </w:rPr>
+        <w:t>Thực thi tệp đã tải xuống bằng cách nhấp đúp vào tệp. Thao tác này sẽ mở ra cửa sổ chào mừng để cài đặt Node.js. Bấm vào nút Tiếp theo để bắt đầu quá trình cài đặt.</w:t>
+      </w:r>
+    </w:p>
+    <w:p>
+      <w:pPr>
+        <w:spacing w:line="360" w:lineRule="auto"/>
+        <w:jc w:val="both"/>
+        <w:rPr>
+          <w:rFonts w:ascii="Times New Roman" w:hAnsi="Times New Roman" w:cs="Times New Roman"/>
+          <w:spacing w:val="-4"/>
+        </w:rPr>
+      </w:pPr>
+      <w:r>
+        <w:rPr>
+          <w:rFonts w:ascii="Times New Roman" w:hAnsi="Times New Roman" w:cs="Times New Roman"/>
+          <w:spacing w:val="-4"/>
+        </w:rPr>
+        <w:drawing>
+          <wp:inline distT="0" distB="0" distL="0" distR="0" wp14:anchorId="461D8A81" wp14:editId="44AE1898">
+            <wp:extent cx="5580380" cy="4306570"/>
+            <wp:effectExtent l="19050" t="19050" r="20320" b="17780"/>
+            <wp:docPr id="7" name="Picture 7"/>
+            <wp:cNvGraphicFramePr>
+              <a:graphicFrameLocks xmlns:a="http://schemas.openxmlformats.org/drawingml/2006/main" noChangeAspect="1"/>
+            </wp:cNvGraphicFramePr>
+            <a:graphic xmlns:a="http://schemas.openxmlformats.org/drawingml/2006/main">
+              <a:graphicData uri="http://schemas.openxmlformats.org/drawingml/2006/picture">
+                <pic:pic xmlns:pic="http://schemas.openxmlformats.org/drawingml/2006/picture">
+                  <pic:nvPicPr>
+                    <pic:cNvPr id="1" name=""/>
+                    <pic:cNvPicPr/>
+                  </pic:nvPicPr>
+                  <pic:blipFill>
+                    <a:blip r:embed="rId21"/>
+                    <a:stretch>
+                      <a:fillRect/>
+                    </a:stretch>
+                  </pic:blipFill>
+                  <pic:spPr>
+                    <a:xfrm>
+                      <a:off x="0" y="0"/>
+                      <a:ext cx="5580380" cy="4306570"/>
+                    </a:xfrm>
+                    <a:prstGeom prst="rect">
+                      <a:avLst/>
+                    </a:prstGeom>
+                    <a:ln w="9525">
+                      <a:solidFill>
+                        <a:schemeClr val="tx1"/>
+                      </a:solidFill>
+                    </a:ln>
+                  </pic:spPr>
+                </pic:pic>
+              </a:graphicData>
+            </a:graphic>
+          </wp:inline>
+        </w:drawing>
+      </w:r>
+    </w:p>
+    <w:p>
+      <w:pPr>
+        <w:pStyle w:val="content"/>
+        <w:ind w:firstLine="0"/>
+      </w:pPr>
+      <w:r>
+        <w:tab/>
+        <w:t>Bước 4: Chọn next và chấp nhận các điều khoản</w:t>
+      </w:r>
+    </w:p>
+    <w:p>
+      <w:pPr>
+        <w:pStyle w:val="content"/>
+        <w:ind w:firstLine="0"/>
+      </w:pPr>
+      <w:r>
+        <w:lastRenderedPageBreak/>
+        <w:drawing>
+          <wp:inline distT="0" distB="0" distL="0" distR="0" wp14:anchorId="72940108" wp14:editId="491E7564">
+            <wp:extent cx="5580380" cy="4339590"/>
+            <wp:effectExtent l="19050" t="19050" r="20320" b="22860"/>
+            <wp:docPr id="8" name="Picture 8"/>
+            <wp:cNvGraphicFramePr>
+              <a:graphicFrameLocks xmlns:a="http://schemas.openxmlformats.org/drawingml/2006/main" noChangeAspect="1"/>
+            </wp:cNvGraphicFramePr>
+            <a:graphic xmlns:a="http://schemas.openxmlformats.org/drawingml/2006/main">
+              <a:graphicData uri="http://schemas.openxmlformats.org/drawingml/2006/picture">
+                <pic:pic xmlns:pic="http://schemas.openxmlformats.org/drawingml/2006/picture">
+                  <pic:nvPicPr>
+                    <pic:cNvPr id="1" name=""/>
+                    <pic:cNvPicPr/>
+                  </pic:nvPicPr>
+                  <pic:blipFill>
+                    <a:blip r:embed="rId22"/>
+                    <a:stretch>
+                      <a:fillRect/>
+                    </a:stretch>
+                  </pic:blipFill>
+                  <pic:spPr>
+                    <a:xfrm>
+                      <a:off x="0" y="0"/>
+                      <a:ext cx="5580380" cy="4339590"/>
+                    </a:xfrm>
+                    <a:prstGeom prst="rect">
+                      <a:avLst/>
+                    </a:prstGeom>
+                    <a:ln w="9525">
+                      <a:solidFill>
+                        <a:schemeClr val="tx1"/>
+                      </a:solidFill>
+                    </a:ln>
+                  </pic:spPr>
+                </pic:pic>
+              </a:graphicData>
+            </a:graphic>
+          </wp:inline>
+        </w:drawing>
+      </w:r>
+    </w:p>
+    <w:p>
+      <w:pPr>
+        <w:pStyle w:val="content"/>
+        <w:ind w:firstLine="0"/>
+      </w:pPr>
+      <w:r>
+        <w:tab/>
+      </w:r>
+      <w:r>
+        <w:t>Bước 5: Chọn thư mục đích</w:t>
+      </w:r>
+    </w:p>
+    <w:p>
+      <w:pPr>
+        <w:spacing w:line="360" w:lineRule="auto"/>
+        <w:jc w:val="both"/>
+        <w:rPr>
+          <w:rFonts w:ascii="Times New Roman" w:hAnsi="Times New Roman" w:cs="Times New Roman"/>
+        </w:rPr>
+      </w:pPr>
+      <w:r>
+        <w:tab/>
+      </w:r>
+      <w:r>
+        <w:rPr>
+          <w:rFonts w:ascii="Times New Roman" w:hAnsi="Times New Roman" w:cs="Times New Roman"/>
+        </w:rPr>
+        <w:t>Chọn thư mục đích mà bạn muốn cài đặt Node.js. Bạn có thể thay đổi thư mục đích bằng cách nhấp vào nút Thay đổi…. Bạn nên để nguyên thư mục đích. Nhấn Next để tiếp tục.</w:t>
+      </w:r>
+    </w:p>
+    <w:p>
+      <w:pPr>
+        <w:spacing w:line="360" w:lineRule="auto"/>
+        <w:jc w:val="both"/>
+        <w:rPr>
+          <w:rFonts w:ascii="Times New Roman" w:hAnsi="Times New Roman" w:cs="Times New Roman"/>
+        </w:rPr>
+      </w:pPr>
+      <w:r>
+        <w:rPr>
+          <w:rFonts w:ascii="Times New Roman" w:hAnsi="Times New Roman" w:cs="Times New Roman"/>
+        </w:rPr>
+        <w:lastRenderedPageBreak/>
+        <w:drawing>
+          <wp:inline distT="0" distB="0" distL="0" distR="0" wp14:anchorId="4730826A" wp14:editId="392DFEAA">
+            <wp:extent cx="5580380" cy="4331970"/>
+            <wp:effectExtent l="19050" t="19050" r="20320" b="11430"/>
+            <wp:docPr id="9" name="Picture 9"/>
+            <wp:cNvGraphicFramePr>
+              <a:graphicFrameLocks xmlns:a="http://schemas.openxmlformats.org/drawingml/2006/main" noChangeAspect="1"/>
+            </wp:cNvGraphicFramePr>
+            <a:graphic xmlns:a="http://schemas.openxmlformats.org/drawingml/2006/main">
+              <a:graphicData uri="http://schemas.openxmlformats.org/drawingml/2006/picture">
+                <pic:pic xmlns:pic="http://schemas.openxmlformats.org/drawingml/2006/picture">
+                  <pic:nvPicPr>
+                    <pic:cNvPr id="1" name=""/>
+                    <pic:cNvPicPr/>
+                  </pic:nvPicPr>
+                  <pic:blipFill>
+                    <a:blip r:embed="rId23"/>
+                    <a:stretch>
+                      <a:fillRect/>
+                    </a:stretch>
+                  </pic:blipFill>
+                  <pic:spPr>
+                    <a:xfrm>
+                      <a:off x="0" y="0"/>
+                      <a:ext cx="5580380" cy="4331970"/>
+                    </a:xfrm>
+                    <a:prstGeom prst="rect">
+                      <a:avLst/>
+                    </a:prstGeom>
+                    <a:ln w="9525">
+                      <a:solidFill>
+                        <a:schemeClr val="tx1"/>
+                      </a:solidFill>
+                    </a:ln>
+                  </pic:spPr>
+                </pic:pic>
+              </a:graphicData>
+            </a:graphic>
+          </wp:inline>
+        </w:drawing>
+      </w:r>
+    </w:p>
+    <w:p>
+      <w:pPr>
+        <w:pStyle w:val="content"/>
+        <w:ind w:firstLine="0"/>
+      </w:pPr>
+      <w:r>
+        <w:tab/>
+        <w:t>Bước 6: Thiết lập tùy chỉnh</w:t>
+      </w:r>
+    </w:p>
+    <w:p>
+      <w:pPr>
+        <w:pStyle w:val="content"/>
+        <w:ind w:firstLine="0"/>
+      </w:pPr>
+      <w:r>
+        <w:tab/>
+        <w:t>Giữ mặc định và nhấn next cho đến bước Install</w:t>
+      </w:r>
+    </w:p>
+    <w:p>
+      <w:pPr>
+        <w:pStyle w:val="content"/>
+        <w:ind w:firstLine="0"/>
+      </w:pPr>
+      <w:r>
+        <w:lastRenderedPageBreak/>
+        <w:drawing>
+          <wp:inline distT="0" distB="0" distL="0" distR="0" wp14:anchorId="04787A4D" wp14:editId="6B68E827">
+            <wp:extent cx="5580380" cy="4316095"/>
+            <wp:effectExtent l="19050" t="19050" r="20320" b="27305"/>
+            <wp:docPr id="10" name="Picture 10"/>
+            <wp:cNvGraphicFramePr>
+              <a:graphicFrameLocks xmlns:a="http://schemas.openxmlformats.org/drawingml/2006/main" noChangeAspect="1"/>
+            </wp:cNvGraphicFramePr>
+            <a:graphic xmlns:a="http://schemas.openxmlformats.org/drawingml/2006/main">
+              <a:graphicData uri="http://schemas.openxmlformats.org/drawingml/2006/picture">
+                <pic:pic xmlns:pic="http://schemas.openxmlformats.org/drawingml/2006/picture">
+                  <pic:nvPicPr>
+                    <pic:cNvPr id="1" name=""/>
+                    <pic:cNvPicPr/>
+                  </pic:nvPicPr>
+                  <pic:blipFill>
+                    <a:blip r:embed="rId24"/>
+                    <a:stretch>
+                      <a:fillRect/>
+                    </a:stretch>
+                  </pic:blipFill>
+                  <pic:spPr>
+                    <a:xfrm>
+                      <a:off x="0" y="0"/>
+                      <a:ext cx="5580380" cy="4316095"/>
+                    </a:xfrm>
+                    <a:prstGeom prst="rect">
+                      <a:avLst/>
+                    </a:prstGeom>
+                    <a:ln w="9525">
+                      <a:solidFill>
+                        <a:schemeClr val="tx1"/>
+                      </a:solidFill>
+                    </a:ln>
+                  </pic:spPr>
+                </pic:pic>
+              </a:graphicData>
+            </a:graphic>
+          </wp:inline>
+        </w:drawing>
+      </w:r>
+    </w:p>
+    <w:p>
+      <w:pPr>
+        <w:pStyle w:val="content"/>
+        <w:ind w:firstLine="0"/>
+        <w:rPr>
+          <w:rFonts w:ascii="Times New Roman" w:hAnsi="Times New Roman" w:cs="Times New Roman"/>
+        </w:rPr>
+      </w:pPr>
+      <w:r>
+        <w:rPr>
+          <w:b/>
+        </w:rPr>
+        <w:tab/>
+      </w:r>
+      <w:r>
+        <w:t xml:space="preserve">Bước 7: </w:t>
+      </w:r>
+      <w:r>
+        <w:rPr>
+          <w:rFonts w:ascii="Times New Roman" w:hAnsi="Times New Roman" w:cs="Times New Roman"/>
+        </w:rPr>
+        <w:t>Sẵn sàng cài đặt Node</w:t>
+      </w:r>
+      <w:bookmarkStart w:id="57" w:name="_GoBack"/>
+      <w:bookmarkEnd w:id="57"/>
+      <w:r>
+        <w:rPr>
+          <w:rFonts w:ascii="Times New Roman" w:hAnsi="Times New Roman" w:cs="Times New Roman"/>
+        </w:rPr>
+        <w:t>.js</w:t>
+      </w:r>
+    </w:p>
+    <w:p>
+      <w:pPr>
+        <w:pStyle w:val="content"/>
+        <w:ind w:firstLine="0"/>
+        <w:rPr>
+          <w:rFonts w:ascii="Times New Roman" w:hAnsi="Times New Roman" w:cs="Times New Roman"/>
+        </w:rPr>
+      </w:pPr>
+      <w:r>
+        <w:rPr>
+          <w:rFonts w:ascii="Times New Roman" w:hAnsi="Times New Roman" w:cs="Times New Roman"/>
+        </w:rPr>
+        <w:tab/>
+        <w:t>Nhấn Install và chờ quá trình cài đặt diễn ra.</w:t>
+      </w:r>
+    </w:p>
+    <w:p>
+      <w:pPr>
+        <w:pStyle w:val="content"/>
+        <w:ind w:firstLine="0"/>
+      </w:pPr>
+      <w:r>
+        <w:rPr>
+          <w:rFonts w:ascii="Times New Roman" w:hAnsi="Times New Roman" w:cs="Times New Roman"/>
+        </w:rPr>
+        <w:lastRenderedPageBreak/>
+        <w:tab/>
+      </w:r>
+      <w:r>
+        <w:rPr>
+          <w:rFonts w:ascii="Times New Roman" w:hAnsi="Times New Roman" w:cs="Times New Roman"/>
+        </w:rPr>
+        <w:drawing>
+          <wp:inline distT="0" distB="0" distL="0" distR="0" wp14:anchorId="3F7E51FE" wp14:editId="19B32540">
+            <wp:extent cx="5580380" cy="4339590"/>
+            <wp:effectExtent l="19050" t="19050" r="20320" b="22860"/>
+            <wp:docPr id="11" name="Picture 11"/>
+            <wp:cNvGraphicFramePr>
+              <a:graphicFrameLocks xmlns:a="http://schemas.openxmlformats.org/drawingml/2006/main" noChangeAspect="1"/>
+            </wp:cNvGraphicFramePr>
+            <a:graphic xmlns:a="http://schemas.openxmlformats.org/drawingml/2006/main">
+              <a:graphicData uri="http://schemas.openxmlformats.org/drawingml/2006/picture">
+                <pic:pic xmlns:pic="http://schemas.openxmlformats.org/drawingml/2006/picture">
+                  <pic:nvPicPr>
+                    <pic:cNvPr id="1" name=""/>
+                    <pic:cNvPicPr/>
+                  </pic:nvPicPr>
+                  <pic:blipFill>
+                    <a:blip r:embed="rId25"/>
+                    <a:stretch>
+                      <a:fillRect/>
+                    </a:stretch>
+                  </pic:blipFill>
+                  <pic:spPr>
+                    <a:xfrm>
+                      <a:off x="0" y="0"/>
+                      <a:ext cx="5580380" cy="4339590"/>
+                    </a:xfrm>
+                    <a:prstGeom prst="rect">
+                      <a:avLst/>
+                    </a:prstGeom>
+                    <a:ln w="9525">
+                      <a:solidFill>
+                        <a:schemeClr val="tx1"/>
+                      </a:solidFill>
+                    </a:ln>
+                  </pic:spPr>
+                </pic:pic>
+              </a:graphicData>
+            </a:graphic>
+          </wp:inline>
+        </w:drawing>
+      </w:r>
+    </w:p>
+    <w:p>
+      <w:pPr>
+        <w:pStyle w:val="content"/>
+        <w:ind w:firstLine="0"/>
+        <w:rPr>
+          <w:b/>
+        </w:rPr>
+      </w:pPr>
+      <w:r>
+        <w:rPr>
+          <w:b/>
+        </w:rPr>
+        <w:lastRenderedPageBreak/>
+        <w:tab/>
+      </w:r>
+      <w:r>
+        <w:rPr>
+          <w:b/>
+        </w:rPr>
+        <w:drawing>
+          <wp:inline distT="0" distB="0" distL="0" distR="0" wp14:anchorId="2A69921B" wp14:editId="5D2800AE">
+            <wp:extent cx="5580380" cy="4322445"/>
+            <wp:effectExtent l="0" t="0" r="1270" b="1905"/>
+            <wp:docPr id="12" name="Picture 12"/>
+            <wp:cNvGraphicFramePr>
+              <a:graphicFrameLocks xmlns:a="http://schemas.openxmlformats.org/drawingml/2006/main" noChangeAspect="1"/>
+            </wp:cNvGraphicFramePr>
+            <a:graphic xmlns:a="http://schemas.openxmlformats.org/drawingml/2006/main">
+              <a:graphicData uri="http://schemas.openxmlformats.org/drawingml/2006/picture">
+                <pic:pic xmlns:pic="http://schemas.openxmlformats.org/drawingml/2006/picture">
+                  <pic:nvPicPr>
+                    <pic:cNvPr id="1" name=""/>
+                    <pic:cNvPicPr/>
+                  </pic:nvPicPr>
+                  <pic:blipFill>
+                    <a:blip r:embed="rId26"/>
+                    <a:stretch>
+                      <a:fillRect/>
+                    </a:stretch>
+                  </pic:blipFill>
+                  <pic:spPr>
+                    <a:xfrm>
+                      <a:off x="0" y="0"/>
+                      <a:ext cx="5580380" cy="4322445"/>
+                    </a:xfrm>
+                    <a:prstGeom prst="rect">
+                      <a:avLst/>
+                    </a:prstGeom>
+                  </pic:spPr>
+                </pic:pic>
+              </a:graphicData>
+            </a:graphic>
+          </wp:inline>
+        </w:drawing>
+      </w:r>
+    </w:p>
+    <w:p>
+      <w:pPr>
+        <w:spacing w:line="360" w:lineRule="auto"/>
+        <w:jc w:val="both"/>
+        <w:rPr>
+          <w:rFonts w:ascii="Times New Roman" w:hAnsi="Times New Roman" w:cs="Times New Roman"/>
+        </w:rPr>
+      </w:pPr>
+      <w:r>
+        <w:rPr>
+          <w:b/>
+        </w:rPr>
+        <w:tab/>
+      </w:r>
+      <w:r>
+        <w:rPr>
+          <w:rFonts w:ascii="Times New Roman" w:hAnsi="Times New Roman" w:cs="Times New Roman"/>
+        </w:rPr>
+        <w:t>Cuối cùng, bạn sẽ thấy thông báo cài đặt hoàn tất. Bấm vào nút Hoàn tất để thoát khỏi trình hướng dẫn cài đặt.</w:t>
+      </w:r>
+    </w:p>
+    <w:p>
+      <w:pPr>
+        <w:spacing w:line="360" w:lineRule="auto"/>
+        <w:jc w:val="both"/>
+        <w:rPr>
+          <w:rFonts w:ascii="Times New Roman" w:hAnsi="Times New Roman" w:cs="Times New Roman"/>
+        </w:rPr>
+      </w:pPr>
+      <w:r>
+        <w:rPr>
+          <w:rFonts w:ascii="Times New Roman" w:hAnsi="Times New Roman" w:cs="Times New Roman"/>
+        </w:rPr>
+        <w:lastRenderedPageBreak/>
+        <w:drawing>
+          <wp:inline distT="0" distB="0" distL="0" distR="0" wp14:anchorId="5F9E7CE0" wp14:editId="6ACA2EB7">
+            <wp:extent cx="5580380" cy="4339590"/>
+            <wp:effectExtent l="0" t="0" r="1270" b="3810"/>
+            <wp:docPr id="13" name="Picture 13"/>
+            <wp:cNvGraphicFramePr>
+              <a:graphicFrameLocks xmlns:a="http://schemas.openxmlformats.org/drawingml/2006/main" noChangeAspect="1"/>
+            </wp:cNvGraphicFramePr>
+            <a:graphic xmlns:a="http://schemas.openxmlformats.org/drawingml/2006/main">
+              <a:graphicData uri="http://schemas.openxmlformats.org/drawingml/2006/picture">
+                <pic:pic xmlns:pic="http://schemas.openxmlformats.org/drawingml/2006/picture">
+                  <pic:nvPicPr>
+                    <pic:cNvPr id="1" name=""/>
+                    <pic:cNvPicPr/>
+                  </pic:nvPicPr>
+                  <pic:blipFill>
+                    <a:blip r:embed="rId27"/>
+                    <a:stretch>
+                      <a:fillRect/>
+                    </a:stretch>
+                  </pic:blipFill>
+                  <pic:spPr>
+                    <a:xfrm>
+                      <a:off x="0" y="0"/>
+                      <a:ext cx="5580380" cy="4339590"/>
+                    </a:xfrm>
+                    <a:prstGeom prst="rect">
+                      <a:avLst/>
+                    </a:prstGeom>
+                  </pic:spPr>
+                </pic:pic>
+              </a:graphicData>
+            </a:graphic>
+          </wp:inline>
+        </w:drawing>
+      </w:r>
+    </w:p>
+    <w:p>
+      <w:pPr>
+        <w:pStyle w:val="content"/>
+        <w:ind w:firstLine="0"/>
+      </w:pPr>
+      <w:r>
+        <w:rPr>
+          <w:b/>
+        </w:rPr>
+        <w:tab/>
+      </w:r>
+      <w:r>
+        <w:t>Bước 8: Xác nhận rằng Node.js và npm đã được cài đặt thành công</w:t>
+      </w:r>
+    </w:p>
+    <w:p>
+      <w:pPr>
+        <w:pStyle w:val="content"/>
+        <w:rPr>
+          <w:rFonts w:ascii="Times New Roman" w:hAnsi="Times New Roman" w:cs="Times New Roman"/>
+        </w:rPr>
+      </w:pPr>
+      <w:r>
+        <w:rPr>
+          <w:rFonts w:ascii="Times New Roman" w:hAnsi="Times New Roman" w:cs="Times New Roman"/>
+        </w:rPr>
+        <w:t>Để kiểm tra xem bạn đã cài đặt Node.js</w:t>
+      </w:r>
+      <w:r>
+        <w:rPr>
+          <w:rFonts w:ascii="Times New Roman" w:hAnsi="Times New Roman" w:cs="Times New Roman"/>
+        </w:rPr>
+        <w:t xml:space="preserve"> và npm</w:t>
+      </w:r>
+      <w:r>
+        <w:rPr>
+          <w:rFonts w:ascii="Times New Roman" w:hAnsi="Times New Roman" w:cs="Times New Roman"/>
+        </w:rPr>
+        <w:t xml:space="preserve"> đúng cách trên hệ thống chưa, hãy chạy </w:t>
+      </w:r>
+      <w:r>
+        <w:rPr>
+          <w:rFonts w:ascii="Times New Roman" w:hAnsi="Times New Roman" w:cs="Times New Roman"/>
+        </w:rPr>
+        <w:t xml:space="preserve">các </w:t>
+      </w:r>
+      <w:r>
+        <w:rPr>
+          <w:rFonts w:ascii="Times New Roman" w:hAnsi="Times New Roman" w:cs="Times New Roman"/>
+        </w:rPr>
+        <w:t>lệnh sau trong terminal của bạ</w:t>
+      </w:r>
+      <w:r>
+        <w:rPr>
+          <w:rFonts w:ascii="Times New Roman" w:hAnsi="Times New Roman" w:cs="Times New Roman"/>
+        </w:rPr>
+        <w:t>n:</w:t>
+      </w:r>
+    </w:p>
+    <w:p>
+      <w:pPr>
+        <w:pStyle w:val="bordercode"/>
+        <w:rPr>
+          <w:rFonts w:hint="eastAsia"/>
+        </w:rPr>
+      </w:pPr>
+      <w:r>
+        <w:t>node --version</w:t>
+      </w:r>
+    </w:p>
+    <w:p>
+      <w:pPr>
+        <w:pStyle w:val="bordercode"/>
+      </w:pPr>
+      <w:r>
+        <w:t>npm --version</w:t>
+      </w:r>
+    </w:p>
+    <w:p>
+      <w:pPr>
+        <w:spacing w:before="240" w:after="0" w:line="360" w:lineRule="auto"/>
+        <w:jc w:val="both"/>
+        <w:rPr>
+          <w:rFonts w:ascii="Times New Roman" w:hAnsi="Times New Roman" w:cs="Times New Roman"/>
+        </w:rPr>
+      </w:pPr>
+      <w:r>
+        <w:rPr>
+          <w:b/>
+        </w:rPr>
+        <w:tab/>
+      </w:r>
+      <w:r>
+        <w:rPr>
+          <w:rFonts w:ascii="Times New Roman" w:hAnsi="Times New Roman" w:cs="Times New Roman"/>
+        </w:rPr>
+        <w:t>Phiên bản đã cài đặt của Node.js và npm được hiển thị trong terminal.</w:t>
+      </w:r>
+    </w:p>
+    <w:p>
+      <w:pPr>
+        <w:spacing w:before="240" w:after="0" w:line="360" w:lineRule="auto"/>
+        <w:jc w:val="both"/>
+        <w:rPr>
+          <w:rFonts w:ascii="Times New Roman" w:hAnsi="Times New Roman" w:cs="Times New Roman"/>
+        </w:rPr>
+      </w:pPr>
+      <w:r>
+        <w:rPr>
+          <w:rFonts w:ascii="Times New Roman" w:hAnsi="Times New Roman" w:cs="Times New Roman"/>
+        </w:rPr>
+        <w:lastRenderedPageBreak/>
+        <w:drawing>
+          <wp:inline distT="0" distB="0" distL="0" distR="0" wp14:anchorId="70EFB533" wp14:editId="2090C8B5">
+            <wp:extent cx="5580380" cy="2571750"/>
+            <wp:effectExtent l="0" t="0" r="1270" b="0"/>
+            <wp:docPr id="14" name="Picture 14"/>
+            <wp:cNvGraphicFramePr>
+              <a:graphicFrameLocks xmlns:a="http://schemas.openxmlformats.org/drawingml/2006/main" noChangeAspect="1"/>
+            </wp:cNvGraphicFramePr>
+            <a:graphic xmlns:a="http://schemas.openxmlformats.org/drawingml/2006/main">
+              <a:graphicData uri="http://schemas.openxmlformats.org/drawingml/2006/picture">
+                <pic:pic xmlns:pic="http://schemas.openxmlformats.org/drawingml/2006/picture">
+                  <pic:nvPicPr>
+                    <pic:cNvPr id="1" name=""/>
+                    <pic:cNvPicPr/>
+                  </pic:nvPicPr>
+                  <pic:blipFill>
+                    <a:blip r:embed="rId28"/>
+                    <a:stretch>
+                      <a:fillRect/>
+                    </a:stretch>
+                  </pic:blipFill>
+                  <pic:spPr>
+                    <a:xfrm>
+                      <a:off x="0" y="0"/>
+                      <a:ext cx="5580380" cy="2571750"/>
+                    </a:xfrm>
+                    <a:prstGeom prst="rect">
+                      <a:avLst/>
+                    </a:prstGeom>
+                  </pic:spPr>
+                </pic:pic>
+              </a:graphicData>
+            </a:graphic>
+          </wp:inline>
+        </w:drawing>
+      </w:r>
+    </w:p>
+    <w:p>
+      <w:pPr>
+        <w:pStyle w:val="content"/>
+        <w:ind w:firstLine="0"/>
+        <w:rPr>
+          <w:b/>
+        </w:rPr>
+      </w:pPr>
+      <w:r>
+        <w:rPr>
+          <w:b/>
+        </w:rPr>
+        <w:tab/>
+      </w:r>
+      <w:r>
+        <w:rPr>
+          <w:b/>
+        </w:rPr>
+        <w:t>Cài đặt MySQL:</w:t>
+      </w:r>
+    </w:p>
+    <w:p>
+      <w:pPr>
+        <w:pStyle w:val="content"/>
+        <w:ind w:firstLine="0"/>
+        <w:rPr>
+          <w:rFonts w:ascii="Times New Roman" w:hAnsi="Times New Roman" w:cs="Times New Roman"/>
+        </w:rPr>
+      </w:pPr>
+      <w:r>
+        <w:rPr>
+          <w:b/>
+        </w:rPr>
+        <w:tab/>
+      </w:r>
+      <w:r>
+        <w:t xml:space="preserve">Bước 1: </w:t>
+      </w:r>
+      <w:r>
+        <w:rPr>
+          <w:rFonts w:ascii="Times New Roman" w:hAnsi="Times New Roman" w:cs="Times New Roman"/>
+        </w:rPr>
+        <w:t xml:space="preserve">Vào trang web tải </w:t>
+      </w:r>
+      <w:hyperlink r:id="rId29" w:history="1">
+        <w:r>
+          <w:rPr>
+            <w:rStyle w:val="Hyperlink"/>
+            <w:rFonts w:ascii="Times New Roman" w:hAnsi="Times New Roman" w:cs="Times New Roman"/>
+          </w:rPr>
+          <w:t>MySQL Community</w:t>
+        </w:r>
+      </w:hyperlink>
+      <w:r>
+        <w:rPr>
+          <w:rFonts w:ascii="Times New Roman" w:hAnsi="Times New Roman" w:cs="Times New Roman"/>
+        </w:rPr>
+        <w:t>. Chọn MySQL Community Server.</w:t>
+      </w:r>
+    </w:p>
+    <w:p>
+      <w:pPr>
+        <w:pStyle w:val="content"/>
+        <w:ind w:firstLine="0"/>
+        <w:rPr>
+          <w:rFonts w:hint="eastAsia"/>
+        </w:rPr>
+      </w:pPr>
+      <w:r>
+        <w:rPr>
+          <w:noProof/>
+          <w:lang w:eastAsia="en-US"/>
+        </w:rPr>
+        <w:drawing>
+          <wp:inline distT="0" distB="0" distL="0" distR="0" wp14:anchorId="644878E7" wp14:editId="141208F6">
+            <wp:extent cx="5580380" cy="3140359"/>
+            <wp:effectExtent l="0" t="0" r="1270" b="3175"/>
+            <wp:docPr id="15" name="Picture 15" descr="Vào trang web tải MySQL Community. Chọn MySQL Community Server"/>
+            <wp:cNvGraphicFramePr>
+              <a:graphicFrameLocks xmlns:a="http://schemas.openxmlformats.org/drawingml/2006/main" noChangeAspect="1"/>
+            </wp:cNvGraphicFramePr>
+            <a:graphic xmlns:a="http://schemas.openxmlformats.org/drawingml/2006/main">
+              <a:graphicData uri="http://schemas.openxmlformats.org/drawingml/2006/picture">
+                <pic:pic xmlns:pic="http://schemas.openxmlformats.org/drawingml/2006/picture">
+                  <pic:nvPicPr>
+                    <pic:cNvPr id="0" name="Picture 3" descr="Vào trang web tải MySQL Community. Chọn MySQL Community Server"/>
+                    <pic:cNvPicPr>
+                      <a:picLocks noChangeAspect="1" noChangeArrowheads="1"/>
+                    </pic:cNvPicPr>
+                  </pic:nvPicPr>
+                  <pic:blipFill>
+                    <a:blip r:embed="rId30">
+                      <a:extLst>
+                        <a:ext uri="{28A0092B-C50C-407E-A947-70E740481C1C}">
+                          <a14:useLocalDpi xmlns:a14="http://schemas.microsoft.com/office/drawing/2010/main" val="0"/>
+                        </a:ext>
+                      </a:extLst>
+                    </a:blip>
+                    <a:srcRect/>
+                    <a:stretch>
+                      <a:fillRect/>
+                    </a:stretch>
+                  </pic:blipFill>
+                  <pic:spPr bwMode="auto">
+                    <a:xfrm>
+                      <a:off x="0" y="0"/>
+                      <a:ext cx="5580380" cy="3140359"/>
+                    </a:xfrm>
+                    <a:prstGeom prst="rect">
+                      <a:avLst/>
+                    </a:prstGeom>
+                    <a:noFill/>
+                    <a:ln>
+                      <a:noFill/>
+                    </a:ln>
+                  </pic:spPr>
+                </pic:pic>
+              </a:graphicData>
+            </a:graphic>
+          </wp:inline>
+        </w:drawing>
+      </w:r>
+    </w:p>
+    <w:p>
+      <w:pPr>
+        <w:pStyle w:val="content"/>
+        <w:ind w:firstLine="0"/>
+        <w:rPr>
+          <w:rFonts w:ascii="Times New Roman" w:hAnsi="Times New Roman" w:cs="Times New Roman"/>
+        </w:rPr>
+      </w:pPr>
+      <w:r>
+        <w:tab/>
+      </w:r>
+      <w:r>
+        <w:t xml:space="preserve">Bước 2: </w:t>
+      </w:r>
+      <w:r>
+        <w:rPr>
+          <w:rFonts w:ascii="Times New Roman" w:hAnsi="Times New Roman" w:cs="Times New Roman"/>
+        </w:rPr>
+        <w:t>Chọn nền tảng máy của bạn và chọn Go to Download Page.</w:t>
+      </w:r>
+    </w:p>
+    <w:p>
+      <w:pPr>
+        <w:pStyle w:val="content"/>
+        <w:ind w:firstLine="0"/>
+      </w:pPr>
+      <w:r>
+        <w:rPr>
+          <w:noProof/>
+          <w:lang w:eastAsia="en-US"/>
+        </w:rPr>
+        <w:lastRenderedPageBreak/>
+        <w:drawing>
+          <wp:inline distT="0" distB="0" distL="0" distR="0" wp14:anchorId="3F431922" wp14:editId="0CE662AD">
+            <wp:extent cx="5580380" cy="3140359"/>
+            <wp:effectExtent l="0" t="0" r="1270" b="3175"/>
+            <wp:docPr id="16" name="Picture 16" descr="Chọn nền tảng máy của bạn và chọn Go to Download Page"/>
+            <wp:cNvGraphicFramePr>
+              <a:graphicFrameLocks xmlns:a="http://schemas.openxmlformats.org/drawingml/2006/main" noChangeAspect="1"/>
+            </wp:cNvGraphicFramePr>
+            <a:graphic xmlns:a="http://schemas.openxmlformats.org/drawingml/2006/main">
+              <a:graphicData uri="http://schemas.openxmlformats.org/drawingml/2006/picture">
+                <pic:pic xmlns:pic="http://schemas.openxmlformats.org/drawingml/2006/picture">
+                  <pic:nvPicPr>
+                    <pic:cNvPr id="0" name="Picture 5" descr="Chọn nền tảng máy của bạn và chọn Go to Download Page"/>
+                    <pic:cNvPicPr>
+                      <a:picLocks noChangeAspect="1" noChangeArrowheads="1"/>
+                    </pic:cNvPicPr>
+                  </pic:nvPicPr>
+                  <pic:blipFill>
+                    <a:blip r:embed="rId31">
+                      <a:extLst>
+                        <a:ext uri="{28A0092B-C50C-407E-A947-70E740481C1C}">
+                          <a14:useLocalDpi xmlns:a14="http://schemas.microsoft.com/office/drawing/2010/main" val="0"/>
+                        </a:ext>
+                      </a:extLst>
+                    </a:blip>
+                    <a:srcRect/>
+                    <a:stretch>
+                      <a:fillRect/>
+                    </a:stretch>
+                  </pic:blipFill>
+                  <pic:spPr bwMode="auto">
+                    <a:xfrm>
+                      <a:off x="0" y="0"/>
+                      <a:ext cx="5580380" cy="3140359"/>
+                    </a:xfrm>
+                    <a:prstGeom prst="rect">
+                      <a:avLst/>
+                    </a:prstGeom>
+                    <a:noFill/>
+                    <a:ln>
+                      <a:noFill/>
+                    </a:ln>
+                  </pic:spPr>
+                </pic:pic>
+              </a:graphicData>
+            </a:graphic>
+          </wp:inline>
+        </w:drawing>
+      </w:r>
+    </w:p>
+    <w:p>
+      <w:pPr>
+        <w:pStyle w:val="content"/>
+        <w:ind w:firstLine="0"/>
+        <w:rPr>
+          <w:rFonts w:ascii="Times New Roman" w:hAnsi="Times New Roman" w:cs="Times New Roman"/>
+        </w:rPr>
+      </w:pPr>
+      <w:r>
+        <w:tab/>
+        <w:t xml:space="preserve">Bước 3: </w:t>
+      </w:r>
+      <w:r>
+        <w:rPr>
+          <w:rFonts w:ascii="Times New Roman" w:hAnsi="Times New Roman" w:cs="Times New Roman"/>
+        </w:rPr>
+        <w:t>Chọn bản Community với dung lượng lớn hơn và chọn Download.</w:t>
+      </w:r>
+    </w:p>
+    <w:p>
+      <w:pPr>
+        <w:pStyle w:val="content"/>
+        <w:ind w:firstLine="0"/>
+      </w:pPr>
+      <w:r>
+        <w:rPr>
+          <w:noProof/>
+          <w:lang w:eastAsia="en-US"/>
+        </w:rPr>
+        <w:drawing>
+          <wp:inline distT="0" distB="0" distL="0" distR="0" wp14:anchorId="3CC93C73" wp14:editId="7EEAC754">
+            <wp:extent cx="5580380" cy="3140359"/>
+            <wp:effectExtent l="0" t="0" r="1270" b="3175"/>
+            <wp:docPr id="17" name="Picture 17" descr="Chọn bản Community với dung lượng lớn hơn và chọn Download"/>
+            <wp:cNvGraphicFramePr>
+              <a:graphicFrameLocks xmlns:a="http://schemas.openxmlformats.org/drawingml/2006/main" noChangeAspect="1"/>
+            </wp:cNvGraphicFramePr>
+            <a:graphic xmlns:a="http://schemas.openxmlformats.org/drawingml/2006/main">
+              <a:graphicData uri="http://schemas.openxmlformats.org/drawingml/2006/picture">
+                <pic:pic xmlns:pic="http://schemas.openxmlformats.org/drawingml/2006/picture">
+                  <pic:nvPicPr>
+                    <pic:cNvPr id="0" name="Picture 7" descr="Chọn bản Community với dung lượng lớn hơn và chọn Download"/>
+                    <pic:cNvPicPr>
+                      <a:picLocks noChangeAspect="1" noChangeArrowheads="1"/>
+                    </pic:cNvPicPr>
+                  </pic:nvPicPr>
+                  <pic:blipFill>
+                    <a:blip r:embed="rId32">
+                      <a:extLst>
+                        <a:ext uri="{28A0092B-C50C-407E-A947-70E740481C1C}">
+                          <a14:useLocalDpi xmlns:a14="http://schemas.microsoft.com/office/drawing/2010/main" val="0"/>
+                        </a:ext>
+                      </a:extLst>
+                    </a:blip>
+                    <a:srcRect/>
+                    <a:stretch>
+                      <a:fillRect/>
+                    </a:stretch>
+                  </pic:blipFill>
+                  <pic:spPr bwMode="auto">
+                    <a:xfrm>
+                      <a:off x="0" y="0"/>
+                      <a:ext cx="5580380" cy="3140359"/>
+                    </a:xfrm>
+                    <a:prstGeom prst="rect">
+                      <a:avLst/>
+                    </a:prstGeom>
+                    <a:noFill/>
+                    <a:ln>
+                      <a:noFill/>
+                    </a:ln>
+                  </pic:spPr>
+                </pic:pic>
+              </a:graphicData>
+            </a:graphic>
+          </wp:inline>
+        </w:drawing>
+      </w:r>
+    </w:p>
+    <w:p>
+      <w:pPr>
+        <w:pStyle w:val="content"/>
+        <w:ind w:firstLine="0"/>
+      </w:pPr>
+      <w:r>
+        <w:tab/>
+        <w:t xml:space="preserve">Bước 4: </w:t>
+      </w:r>
+      <w:r>
+        <w:t>Tại trang tiếp theo, chọn No thanks, just start my download.</w:t>
+      </w:r>
+    </w:p>
+    <w:p>
+      <w:pPr>
+        <w:pStyle w:val="content"/>
+        <w:ind w:firstLine="0"/>
+      </w:pPr>
+      <w:r>
+        <w:rPr>
+          <w:noProof/>
+          <w:lang w:eastAsia="en-US"/>
+        </w:rPr>
+        <w:lastRenderedPageBreak/>
+        <w:drawing>
+          <wp:inline distT="0" distB="0" distL="0" distR="0" wp14:anchorId="407D8783" wp14:editId="26F5D338">
+            <wp:extent cx="5580380" cy="3140359"/>
+            <wp:effectExtent l="0" t="0" r="1270" b="3175"/>
+            <wp:docPr id="18" name="Picture 18" descr="Tại trang tiếp theo, chọn No thanks, just start my download"/>
+            <wp:cNvGraphicFramePr>
+              <a:graphicFrameLocks xmlns:a="http://schemas.openxmlformats.org/drawingml/2006/main" noChangeAspect="1"/>
+            </wp:cNvGraphicFramePr>
+            <a:graphic xmlns:a="http://schemas.openxmlformats.org/drawingml/2006/main">
+              <a:graphicData uri="http://schemas.openxmlformats.org/drawingml/2006/picture">
+                <pic:pic xmlns:pic="http://schemas.openxmlformats.org/drawingml/2006/picture">
+                  <pic:nvPicPr>
+                    <pic:cNvPr id="0" name="Picture 9" descr="Tại trang tiếp theo, chọn No thanks, just start my download"/>
+                    <pic:cNvPicPr>
+                      <a:picLocks noChangeAspect="1" noChangeArrowheads="1"/>
+                    </pic:cNvPicPr>
+                  </pic:nvPicPr>
+                  <pic:blipFill>
+                    <a:blip r:embed="rId33">
+                      <a:extLst>
+                        <a:ext uri="{28A0092B-C50C-407E-A947-70E740481C1C}">
+                          <a14:useLocalDpi xmlns:a14="http://schemas.microsoft.com/office/drawing/2010/main" val="0"/>
+                        </a:ext>
+                      </a:extLst>
+                    </a:blip>
+                    <a:srcRect/>
+                    <a:stretch>
+                      <a:fillRect/>
+                    </a:stretch>
+                  </pic:blipFill>
+                  <pic:spPr bwMode="auto">
+                    <a:xfrm>
+                      <a:off x="0" y="0"/>
+                      <a:ext cx="5580380" cy="3140359"/>
+                    </a:xfrm>
+                    <a:prstGeom prst="rect">
+                      <a:avLst/>
+                    </a:prstGeom>
+                    <a:noFill/>
+                    <a:ln>
+                      <a:noFill/>
+                    </a:ln>
+                  </pic:spPr>
+                </pic:pic>
+              </a:graphicData>
+            </a:graphic>
+          </wp:inline>
+        </w:drawing>
+      </w:r>
+    </w:p>
+    <w:p>
+      <w:pPr>
+        <w:pStyle w:val="content"/>
+        <w:ind w:firstLine="0"/>
+        <w:rPr>
+          <w:rFonts w:ascii="Times New Roman" w:hAnsi="Times New Roman" w:cs="Times New Roman"/>
+        </w:rPr>
+      </w:pPr>
+      <w:r>
+        <w:tab/>
+        <w:t xml:space="preserve">Bước 5: </w:t>
+      </w:r>
+      <w:r>
+        <w:rPr>
+          <w:rFonts w:ascii="Times New Roman" w:hAnsi="Times New Roman" w:cs="Times New Roman"/>
+        </w:rPr>
+        <w:t>Chọn nơi tải về và chọn Save.</w:t>
+      </w:r>
+    </w:p>
+    <w:p>
+      <w:pPr>
+        <w:pStyle w:val="content"/>
+        <w:ind w:firstLine="0"/>
+      </w:pPr>
+      <w:r>
+        <w:rPr>
+          <w:noProof/>
+          <w:lang w:eastAsia="en-US"/>
+        </w:rPr>
+        <w:drawing>
+          <wp:inline distT="0" distB="0" distL="0" distR="0" wp14:anchorId="13776E84" wp14:editId="15F8C203">
+            <wp:extent cx="5580380" cy="3140359"/>
+            <wp:effectExtent l="0" t="0" r="1270" b="3175"/>
+            <wp:docPr id="19" name="Picture 19" descr="Chọn nơi tải về và chọn Save"/>
+            <wp:cNvGraphicFramePr>
+              <a:graphicFrameLocks xmlns:a="http://schemas.openxmlformats.org/drawingml/2006/main" noChangeAspect="1"/>
+            </wp:cNvGraphicFramePr>
+            <a:graphic xmlns:a="http://schemas.openxmlformats.org/drawingml/2006/main">
+              <a:graphicData uri="http://schemas.openxmlformats.org/drawingml/2006/picture">
+                <pic:pic xmlns:pic="http://schemas.openxmlformats.org/drawingml/2006/picture">
+                  <pic:nvPicPr>
+                    <pic:cNvPr id="0" name="Picture 11" descr="Chọn nơi tải về và chọn Save"/>
+                    <pic:cNvPicPr>
+                      <a:picLocks noChangeAspect="1" noChangeArrowheads="1"/>
+                    </pic:cNvPicPr>
+                  </pic:nvPicPr>
+                  <pic:blipFill>
+                    <a:blip r:embed="rId34">
+                      <a:extLst>
+                        <a:ext uri="{28A0092B-C50C-407E-A947-70E740481C1C}">
+                          <a14:useLocalDpi xmlns:a14="http://schemas.microsoft.com/office/drawing/2010/main" val="0"/>
+                        </a:ext>
+                      </a:extLst>
+                    </a:blip>
+                    <a:srcRect/>
+                    <a:stretch>
+                      <a:fillRect/>
+                    </a:stretch>
+                  </pic:blipFill>
+                  <pic:spPr bwMode="auto">
+                    <a:xfrm>
+                      <a:off x="0" y="0"/>
+                      <a:ext cx="5580380" cy="3140359"/>
+                    </a:xfrm>
+                    <a:prstGeom prst="rect">
+                      <a:avLst/>
+                    </a:prstGeom>
+                    <a:noFill/>
+                    <a:ln>
+                      <a:noFill/>
+                    </a:ln>
+                  </pic:spPr>
+                </pic:pic>
+              </a:graphicData>
+            </a:graphic>
+          </wp:inline>
+        </w:drawing>
+      </w:r>
+    </w:p>
+    <w:p>
+      <w:pPr>
+        <w:pStyle w:val="content"/>
+        <w:ind w:firstLine="0"/>
+        <w:rPr>
+          <w:rFonts w:ascii="Times New Roman" w:hAnsi="Times New Roman" w:cs="Times New Roman"/>
+        </w:rPr>
+      </w:pPr>
+      <w:r>
+        <w:tab/>
+        <w:t xml:space="preserve">Bước 6: </w:t>
+      </w:r>
+      <w:r>
+        <w:rPr>
+          <w:rFonts w:ascii="Times New Roman" w:hAnsi="Times New Roman" w:cs="Times New Roman"/>
+        </w:rPr>
+        <w:t>Sau khi tải về nhấn đúp vào file vừa tải và đợi một chút để chương trình chuẩn bị cài đặt.</w:t>
+      </w:r>
+    </w:p>
+    <w:p>
+      <w:pPr>
+        <w:pStyle w:val="content"/>
+        <w:ind w:firstLine="0"/>
+        <w:rPr>
+          <w:rFonts w:ascii="Times New Roman" w:hAnsi="Times New Roman" w:cs="Times New Roman"/>
+        </w:rPr>
+      </w:pPr>
+      <w:r>
+        <w:rPr>
+          <w:rFonts w:ascii="Times New Roman" w:hAnsi="Times New Roman" w:cs="Times New Roman"/>
+        </w:rPr>
+        <w:lastRenderedPageBreak/>
+        <w:tab/>
+      </w:r>
+      <w:r>
+        <w:rPr>
+          <w:noProof/>
+          <w:lang w:eastAsia="en-US"/>
+        </w:rPr>
+        <w:drawing>
+          <wp:inline distT="0" distB="0" distL="0" distR="0" wp14:anchorId="3E07880F" wp14:editId="585BF67F">
+            <wp:extent cx="5580380" cy="3140359"/>
+            <wp:effectExtent l="0" t="0" r="1270" b="3175"/>
+            <wp:docPr id="20" name="Picture 20" descr="Sau khi tải về nhấn đúp vào file vừa tải và đợi một chút để chương trình chuẩn bị cài đặt"/>
+            <wp:cNvGraphicFramePr>
+              <a:graphicFrameLocks xmlns:a="http://schemas.openxmlformats.org/drawingml/2006/main" noChangeAspect="1"/>
+            </wp:cNvGraphicFramePr>
+            <a:graphic xmlns:a="http://schemas.openxmlformats.org/drawingml/2006/main">
+              <a:graphicData uri="http://schemas.openxmlformats.org/drawingml/2006/picture">
+                <pic:pic xmlns:pic="http://schemas.openxmlformats.org/drawingml/2006/picture">
+                  <pic:nvPicPr>
+                    <pic:cNvPr id="0" name="Picture 13" descr="Sau khi tải về nhấn đúp vào file vừa tải và đợi một chút để chương trình chuẩn bị cài đặt"/>
+                    <pic:cNvPicPr>
+                      <a:picLocks noChangeAspect="1" noChangeArrowheads="1"/>
+                    </pic:cNvPicPr>
+                  </pic:nvPicPr>
+                  <pic:blipFill>
+                    <a:blip r:embed="rId35">
+                      <a:extLst>
+                        <a:ext uri="{28A0092B-C50C-407E-A947-70E740481C1C}">
+                          <a14:useLocalDpi xmlns:a14="http://schemas.microsoft.com/office/drawing/2010/main" val="0"/>
+                        </a:ext>
+                      </a:extLst>
+                    </a:blip>
+                    <a:srcRect/>
+                    <a:stretch>
+                      <a:fillRect/>
+                    </a:stretch>
+                  </pic:blipFill>
+                  <pic:spPr bwMode="auto">
+                    <a:xfrm>
+                      <a:off x="0" y="0"/>
+                      <a:ext cx="5580380" cy="3140359"/>
+                    </a:xfrm>
+                    <a:prstGeom prst="rect">
+                      <a:avLst/>
+                    </a:prstGeom>
+                    <a:noFill/>
+                    <a:ln>
+                      <a:noFill/>
+                    </a:ln>
+                  </pic:spPr>
+                </pic:pic>
+              </a:graphicData>
+            </a:graphic>
+          </wp:inline>
+        </w:drawing>
+      </w:r>
+    </w:p>
+    <w:p>
+      <w:pPr>
+        <w:pStyle w:val="content"/>
+        <w:ind w:firstLine="0"/>
+        <w:rPr>
+          <w:rFonts w:ascii="Times New Roman" w:hAnsi="Times New Roman" w:cs="Times New Roman"/>
+        </w:rPr>
+      </w:pPr>
+      <w:r>
+        <w:rPr>
+          <w:rFonts w:ascii="Times New Roman" w:hAnsi="Times New Roman" w:cs="Times New Roman"/>
+        </w:rPr>
+        <w:tab/>
+        <w:t xml:space="preserve">Bước 7: </w:t>
+      </w:r>
+      <w:r>
+        <w:rPr>
+          <w:rFonts w:ascii="Times New Roman" w:hAnsi="Times New Roman" w:cs="Times New Roman"/>
+        </w:rPr>
+        <w:t>Chọn loại cài đặt theo nhu cầu sử dụng của bạn và chọn Next.</w:t>
+      </w:r>
+    </w:p>
+    <w:p>
+      <w:pPr>
+        <w:pStyle w:val="content"/>
+        <w:ind w:firstLine="0"/>
+        <w:rPr>
+          <w:rFonts w:ascii="Times New Roman" w:hAnsi="Times New Roman" w:cs="Times New Roman"/>
+        </w:rPr>
+      </w:pPr>
+      <w:r>
+        <w:rPr>
+          <w:rFonts w:ascii="Times New Roman" w:hAnsi="Times New Roman" w:cs="Times New Roman"/>
+        </w:rPr>
+        <w:tab/>
+      </w:r>
+      <w:r>
+        <w:rPr>
+          <w:noProof/>
+          <w:lang w:eastAsia="en-US"/>
+        </w:rPr>
+        <w:drawing>
+          <wp:inline distT="0" distB="0" distL="0" distR="0" wp14:anchorId="086A8235" wp14:editId="5A778300">
+            <wp:extent cx="5580380" cy="3140359"/>
+            <wp:effectExtent l="0" t="0" r="1270" b="3175"/>
+            <wp:docPr id="21" name="Picture 21" descr="Chọn loại cài đặt theo nhu cầu sử dụng của bạn và chọn Next"/>
+            <wp:cNvGraphicFramePr>
+              <a:graphicFrameLocks xmlns:a="http://schemas.openxmlformats.org/drawingml/2006/main" noChangeAspect="1"/>
+            </wp:cNvGraphicFramePr>
+            <a:graphic xmlns:a="http://schemas.openxmlformats.org/drawingml/2006/main">
+              <a:graphicData uri="http://schemas.openxmlformats.org/drawingml/2006/picture">
+                <pic:pic xmlns:pic="http://schemas.openxmlformats.org/drawingml/2006/picture">
+                  <pic:nvPicPr>
+                    <pic:cNvPr id="0" name="Picture 15" descr="Chọn loại cài đặt theo nhu cầu sử dụng của bạn và chọn Next"/>
+                    <pic:cNvPicPr>
+                      <a:picLocks noChangeAspect="1" noChangeArrowheads="1"/>
+                    </pic:cNvPicPr>
+                  </pic:nvPicPr>
+                  <pic:blipFill>
+                    <a:blip r:embed="rId36">
+                      <a:extLst>
+                        <a:ext uri="{28A0092B-C50C-407E-A947-70E740481C1C}">
+                          <a14:useLocalDpi xmlns:a14="http://schemas.microsoft.com/office/drawing/2010/main" val="0"/>
+                        </a:ext>
+                      </a:extLst>
+                    </a:blip>
+                    <a:srcRect/>
+                    <a:stretch>
+                      <a:fillRect/>
+                    </a:stretch>
+                  </pic:blipFill>
+                  <pic:spPr bwMode="auto">
+                    <a:xfrm>
+                      <a:off x="0" y="0"/>
+                      <a:ext cx="5580380" cy="3140359"/>
+                    </a:xfrm>
+                    <a:prstGeom prst="rect">
+                      <a:avLst/>
+                    </a:prstGeom>
+                    <a:noFill/>
+                    <a:ln>
+                      <a:noFill/>
+                    </a:ln>
+                  </pic:spPr>
+                </pic:pic>
+              </a:graphicData>
+            </a:graphic>
+          </wp:inline>
+        </w:drawing>
+      </w:r>
+    </w:p>
+    <w:p>
+      <w:pPr>
+        <w:pStyle w:val="content"/>
+        <w:ind w:firstLine="0"/>
+        <w:rPr>
+          <w:rFonts w:ascii="Times New Roman" w:hAnsi="Times New Roman" w:cs="Times New Roman"/>
+        </w:rPr>
+      </w:pPr>
+      <w:r>
+        <w:rPr>
+          <w:rFonts w:ascii="Times New Roman" w:hAnsi="Times New Roman" w:cs="Times New Roman"/>
+        </w:rPr>
+        <w:tab/>
+        <w:t>Bước 8: Nhấn Next</w:t>
+      </w:r>
+    </w:p>
+    <w:p>
+      <w:pPr>
+        <w:pStyle w:val="content"/>
+        <w:ind w:firstLine="0"/>
+      </w:pPr>
+      <w:r>
+        <w:rPr>
+          <w:noProof/>
+          <w:lang w:eastAsia="en-US"/>
+        </w:rPr>
+        <w:lastRenderedPageBreak/>
+        <w:drawing>
+          <wp:inline distT="0" distB="0" distL="0" distR="0" wp14:anchorId="43EA16DB" wp14:editId="5C1B692C">
+            <wp:extent cx="5580380" cy="3140359"/>
+            <wp:effectExtent l="0" t="0" r="1270" b="3175"/>
+            <wp:docPr id="22" name="Picture 22" descr="Nhấn Next"/>
+            <wp:cNvGraphicFramePr>
+              <a:graphicFrameLocks xmlns:a="http://schemas.openxmlformats.org/drawingml/2006/main" noChangeAspect="1"/>
+            </wp:cNvGraphicFramePr>
+            <a:graphic xmlns:a="http://schemas.openxmlformats.org/drawingml/2006/main">
+              <a:graphicData uri="http://schemas.openxmlformats.org/drawingml/2006/picture">
+                <pic:pic xmlns:pic="http://schemas.openxmlformats.org/drawingml/2006/picture">
+                  <pic:nvPicPr>
+                    <pic:cNvPr id="0" name="Picture 17" descr="Nhấn Next"/>
+                    <pic:cNvPicPr>
+                      <a:picLocks noChangeAspect="1" noChangeArrowheads="1"/>
+                    </pic:cNvPicPr>
+                  </pic:nvPicPr>
+                  <pic:blipFill>
+                    <a:blip r:embed="rId37">
+                      <a:extLst>
+                        <a:ext uri="{28A0092B-C50C-407E-A947-70E740481C1C}">
+                          <a14:useLocalDpi xmlns:a14="http://schemas.microsoft.com/office/drawing/2010/main" val="0"/>
+                        </a:ext>
+                      </a:extLst>
+                    </a:blip>
+                    <a:srcRect/>
+                    <a:stretch>
+                      <a:fillRect/>
+                    </a:stretch>
+                  </pic:blipFill>
+                  <pic:spPr bwMode="auto">
+                    <a:xfrm>
+                      <a:off x="0" y="0"/>
+                      <a:ext cx="5580380" cy="3140359"/>
+                    </a:xfrm>
+                    <a:prstGeom prst="rect">
+                      <a:avLst/>
+                    </a:prstGeom>
+                    <a:noFill/>
+                    <a:ln>
+                      <a:noFill/>
+                    </a:ln>
+                  </pic:spPr>
+                </pic:pic>
+              </a:graphicData>
+            </a:graphic>
+          </wp:inline>
+        </w:drawing>
+      </w:r>
+    </w:p>
+    <w:p>
+      <w:pPr>
+        <w:pStyle w:val="content"/>
+        <w:ind w:firstLine="0"/>
+        <w:rPr>
+          <w:rFonts w:ascii="Times New Roman" w:hAnsi="Times New Roman" w:cs="Times New Roman"/>
+        </w:rPr>
+      </w:pPr>
+      <w:r>
+        <w:tab/>
+        <w:t xml:space="preserve">Bước 9: </w:t>
+      </w:r>
+      <w:r>
+        <w:rPr>
+          <w:rFonts w:ascii="Times New Roman" w:hAnsi="Times New Roman" w:cs="Times New Roman"/>
+        </w:rPr>
+        <w:t>Bộ cài hiển thị danh sách các gói sẽ được cài vào, chọn Execute.</w:t>
+      </w:r>
+    </w:p>
+    <w:p>
+      <w:pPr>
+        <w:pStyle w:val="content"/>
+        <w:ind w:firstLine="0"/>
+      </w:pPr>
+      <w:r>
+        <w:rPr>
+          <w:noProof/>
+          <w:lang w:eastAsia="en-US"/>
+        </w:rPr>
+        <w:drawing>
+          <wp:inline distT="0" distB="0" distL="0" distR="0" wp14:anchorId="2FD28BF6" wp14:editId="3B36A44F">
+            <wp:extent cx="5580380" cy="3140359"/>
+            <wp:effectExtent l="0" t="0" r="1270" b="3175"/>
+            <wp:docPr id="23" name="Picture 23" descr="Bộ cài hiển thị danh sách các gói sẽ được cài vào, chọn Execute"/>
+            <wp:cNvGraphicFramePr>
+              <a:graphicFrameLocks xmlns:a="http://schemas.openxmlformats.org/drawingml/2006/main" noChangeAspect="1"/>
+            </wp:cNvGraphicFramePr>
+            <a:graphic xmlns:a="http://schemas.openxmlformats.org/drawingml/2006/main">
+              <a:graphicData uri="http://schemas.openxmlformats.org/drawingml/2006/picture">
+                <pic:pic xmlns:pic="http://schemas.openxmlformats.org/drawingml/2006/picture">
+                  <pic:nvPicPr>
+                    <pic:cNvPr id="0" name="Picture 19" descr="Bộ cài hiển thị danh sách các gói sẽ được cài vào, chọn Execute"/>
+                    <pic:cNvPicPr>
+                      <a:picLocks noChangeAspect="1" noChangeArrowheads="1"/>
+                    </pic:cNvPicPr>
+                  </pic:nvPicPr>
+                  <pic:blipFill>
+                    <a:blip r:embed="rId38">
+                      <a:extLst>
+                        <a:ext uri="{28A0092B-C50C-407E-A947-70E740481C1C}">
+                          <a14:useLocalDpi xmlns:a14="http://schemas.microsoft.com/office/drawing/2010/main" val="0"/>
+                        </a:ext>
+                      </a:extLst>
+                    </a:blip>
+                    <a:srcRect/>
+                    <a:stretch>
+                      <a:fillRect/>
+                    </a:stretch>
+                  </pic:blipFill>
+                  <pic:spPr bwMode="auto">
+                    <a:xfrm>
+                      <a:off x="0" y="0"/>
+                      <a:ext cx="5580380" cy="3140359"/>
+                    </a:xfrm>
+                    <a:prstGeom prst="rect">
+                      <a:avLst/>
+                    </a:prstGeom>
+                    <a:noFill/>
+                    <a:ln>
+                      <a:noFill/>
+                    </a:ln>
+                  </pic:spPr>
+                </pic:pic>
+              </a:graphicData>
+            </a:graphic>
+          </wp:inline>
+        </w:drawing>
+      </w:r>
+    </w:p>
+    <w:p>
+      <w:pPr>
+        <w:pStyle w:val="content"/>
+        <w:ind w:firstLine="0"/>
+        <w:rPr>
+          <w:rFonts w:ascii="Times New Roman" w:hAnsi="Times New Roman" w:cs="Times New Roman"/>
+        </w:rPr>
+      </w:pPr>
+      <w:r>
+        <w:tab/>
+        <w:t xml:space="preserve">Bước 10: </w:t>
+      </w:r>
+      <w:r>
+        <w:rPr>
+          <w:rFonts w:ascii="Times New Roman" w:hAnsi="Times New Roman" w:cs="Times New Roman"/>
+        </w:rPr>
+        <w:t>Đợi một chút để chương trình kiểm tra cài đặt và chọn Next.</w:t>
+      </w:r>
+    </w:p>
+    <w:p>
+      <w:pPr>
+        <w:pStyle w:val="content"/>
+        <w:ind w:firstLine="0"/>
+      </w:pPr>
+      <w:r>
+        <w:rPr>
+          <w:rFonts w:ascii="Times New Roman" w:hAnsi="Times New Roman" w:cs="Times New Roman"/>
+        </w:rPr>
+        <w:lastRenderedPageBreak/>
+        <w:tab/>
+      </w:r>
+      <w:r>
+        <w:rPr>
+          <w:noProof/>
+          <w:lang w:eastAsia="en-US"/>
+        </w:rPr>
+        <w:drawing>
+          <wp:inline distT="0" distB="0" distL="0" distR="0" wp14:anchorId="299BB146" wp14:editId="3DBE62BA">
+            <wp:extent cx="5580380" cy="3140359"/>
+            <wp:effectExtent l="0" t="0" r="1270" b="3175"/>
+            <wp:docPr id="24" name="Picture 24" descr="Đợi một chút để chương trình kiểm tra cài đặt và chọn Next"/>
+            <wp:cNvGraphicFramePr>
+              <a:graphicFrameLocks xmlns:a="http://schemas.openxmlformats.org/drawingml/2006/main" noChangeAspect="1"/>
+            </wp:cNvGraphicFramePr>
+            <a:graphic xmlns:a="http://schemas.openxmlformats.org/drawingml/2006/main">
+              <a:graphicData uri="http://schemas.openxmlformats.org/drawingml/2006/picture">
+                <pic:pic xmlns:pic="http://schemas.openxmlformats.org/drawingml/2006/picture">
+                  <pic:nvPicPr>
+                    <pic:cNvPr id="0" name="Picture 21" descr="Đợi một chút để chương trình kiểm tra cài đặt và chọn Next"/>
+                    <pic:cNvPicPr>
+                      <a:picLocks noChangeAspect="1" noChangeArrowheads="1"/>
+                    </pic:cNvPicPr>
+                  </pic:nvPicPr>
+                  <pic:blipFill>
+                    <a:blip r:embed="rId39">
+                      <a:extLst>
+                        <a:ext uri="{28A0092B-C50C-407E-A947-70E740481C1C}">
+                          <a14:useLocalDpi xmlns:a14="http://schemas.microsoft.com/office/drawing/2010/main" val="0"/>
+                        </a:ext>
+                      </a:extLst>
+                    </a:blip>
+                    <a:srcRect/>
+                    <a:stretch>
+                      <a:fillRect/>
+                    </a:stretch>
+                  </pic:blipFill>
+                  <pic:spPr bwMode="auto">
+                    <a:xfrm>
+                      <a:off x="0" y="0"/>
+                      <a:ext cx="5580380" cy="3140359"/>
+                    </a:xfrm>
+                    <a:prstGeom prst="rect">
+                      <a:avLst/>
+                    </a:prstGeom>
+                    <a:noFill/>
+                    <a:ln>
+                      <a:noFill/>
+                    </a:ln>
+                  </pic:spPr>
+                </pic:pic>
+              </a:graphicData>
+            </a:graphic>
+          </wp:inline>
+        </w:drawing>
+      </w:r>
+    </w:p>
+    <w:p>
+      <w:pPr>
+        <w:pStyle w:val="content"/>
+        <w:ind w:firstLine="0"/>
+        <w:rPr>
+          <w:rFonts w:ascii="Times New Roman" w:hAnsi="Times New Roman" w:cs="Times New Roman"/>
+        </w:rPr>
+      </w:pPr>
+      <w:r>
+        <w:tab/>
+        <w:t xml:space="preserve">Bước 11: </w:t>
+      </w:r>
+      <w:r>
+        <w:rPr>
+          <w:rFonts w:ascii="Times New Roman" w:hAnsi="Times New Roman" w:cs="Times New Roman"/>
+        </w:rPr>
+        <w:t>Bộ cài đặt tiếp tục tới phần cấu hình MySQL Server, chọn Next.</w:t>
+      </w:r>
+    </w:p>
+    <w:p>
+      <w:pPr>
+        <w:pStyle w:val="content"/>
+        <w:ind w:firstLine="0"/>
+      </w:pPr>
+      <w:r>
+        <w:rPr>
+          <w:noProof/>
+          <w:lang w:eastAsia="en-US"/>
+        </w:rPr>
+        <w:drawing>
+          <wp:inline distT="0" distB="0" distL="0" distR="0" wp14:anchorId="1543FFF0" wp14:editId="1B79B77E">
+            <wp:extent cx="5580380" cy="3140359"/>
+            <wp:effectExtent l="0" t="0" r="1270" b="3175"/>
+            <wp:docPr id="25" name="Picture 25" descr="Bộ cài đặt tiếp tục tới phần cấu hình MySQL Server, chọn Next"/>
+            <wp:cNvGraphicFramePr>
+              <a:graphicFrameLocks xmlns:a="http://schemas.openxmlformats.org/drawingml/2006/main" noChangeAspect="1"/>
+            </wp:cNvGraphicFramePr>
+            <a:graphic xmlns:a="http://schemas.openxmlformats.org/drawingml/2006/main">
+              <a:graphicData uri="http://schemas.openxmlformats.org/drawingml/2006/picture">
+                <pic:pic xmlns:pic="http://schemas.openxmlformats.org/drawingml/2006/picture">
+                  <pic:nvPicPr>
+                    <pic:cNvPr id="0" name="Picture 23" descr="Bộ cài đặt tiếp tục tới phần cấu hình MySQL Server, chọn Next"/>
+                    <pic:cNvPicPr>
+                      <a:picLocks noChangeAspect="1" noChangeArrowheads="1"/>
+                    </pic:cNvPicPr>
+                  </pic:nvPicPr>
+                  <pic:blipFill>
+                    <a:blip r:embed="rId40">
+                      <a:extLst>
+                        <a:ext uri="{28A0092B-C50C-407E-A947-70E740481C1C}">
+                          <a14:useLocalDpi xmlns:a14="http://schemas.microsoft.com/office/drawing/2010/main" val="0"/>
+                        </a:ext>
+                      </a:extLst>
+                    </a:blip>
+                    <a:srcRect/>
+                    <a:stretch>
+                      <a:fillRect/>
+                    </a:stretch>
+                  </pic:blipFill>
+                  <pic:spPr bwMode="auto">
+                    <a:xfrm>
+                      <a:off x="0" y="0"/>
+                      <a:ext cx="5580380" cy="3140359"/>
+                    </a:xfrm>
+                    <a:prstGeom prst="rect">
+                      <a:avLst/>
+                    </a:prstGeom>
+                    <a:noFill/>
+                    <a:ln>
+                      <a:noFill/>
+                    </a:ln>
+                  </pic:spPr>
+                </pic:pic>
+              </a:graphicData>
+            </a:graphic>
+          </wp:inline>
+        </w:drawing>
+      </w:r>
+    </w:p>
+    <w:p>
+      <w:pPr>
+        <w:pStyle w:val="NormalWeb"/>
+        <w:shd w:val="clear" w:color="auto" w:fill="FFFFFF"/>
+        <w:spacing w:before="0" w:beforeAutospacing="0" w:after="0" w:afterAutospacing="0" w:line="419" w:lineRule="atLeast"/>
+        <w:jc w:val="both"/>
+        <w:rPr>
+          <w:color w:val="333333"/>
+          <w:sz w:val="26"/>
+          <w:szCs w:val="26"/>
+        </w:rPr>
+      </w:pPr>
+      <w:r>
+        <w:rPr>
+          <w:sz w:val="26"/>
+          <w:szCs w:val="26"/>
+        </w:rPr>
+        <w:tab/>
+      </w:r>
+      <w:r>
+        <w:rPr>
+          <w:rStyle w:val="Strong"/>
+          <w:rFonts w:eastAsiaTheme="majorEastAsia"/>
+          <w:b w:val="0"/>
+          <w:color w:val="333333"/>
+          <w:sz w:val="26"/>
+          <w:szCs w:val="26"/>
+        </w:rPr>
+        <w:t>Bước 12:</w:t>
+      </w:r>
+      <w:r>
+        <w:rPr>
+          <w:color w:val="333333"/>
+          <w:sz w:val="26"/>
+          <w:szCs w:val="26"/>
+        </w:rPr>
+        <w:t> Chọn tính khả dụng cho nhu cầu cài đặt, chọn </w:t>
+      </w:r>
+      <w:r>
+        <w:rPr>
+          <w:rStyle w:val="Strong"/>
+          <w:rFonts w:eastAsiaTheme="majorEastAsia"/>
+          <w:b w:val="0"/>
+          <w:color w:val="333333"/>
+          <w:sz w:val="26"/>
+          <w:szCs w:val="26"/>
+        </w:rPr>
+        <w:t>Next</w:t>
+      </w:r>
+      <w:r>
+        <w:rPr>
+          <w:color w:val="333333"/>
+          <w:sz w:val="26"/>
+          <w:szCs w:val="26"/>
+        </w:rPr>
+        <w:t>.</w:t>
+      </w:r>
+    </w:p>
+    <w:p>
+      <w:pPr>
+        <w:pStyle w:val="img"/>
+        <w:shd w:val="clear" w:color="auto" w:fill="FFFFFF"/>
+        <w:spacing w:before="300" w:beforeAutospacing="0" w:after="300" w:afterAutospacing="0" w:line="419" w:lineRule="atLeast"/>
+        <w:rPr>
+          <w:rFonts w:ascii="Helvetica" w:hAnsi="Helvetica"/>
+          <w:color w:val="333333"/>
+          <w:sz w:val="27"/>
+          <w:szCs w:val="27"/>
+        </w:rPr>
+      </w:pPr>
+      <w:r>
+        <w:rPr>
+          <w:rFonts w:ascii="Helvetica" w:hAnsi="Helvetica"/>
+          <w:noProof/>
+          <w:color w:val="333333"/>
+          <w:sz w:val="27"/>
+          <w:szCs w:val="27"/>
+        </w:rPr>
+        <w:lastRenderedPageBreak/>
+        <w:drawing>
+          <wp:inline distT="0" distB="0" distL="0" distR="0" wp14:anchorId="139E5E90" wp14:editId="5B8FFFFD">
+            <wp:extent cx="5625830" cy="3165936"/>
+            <wp:effectExtent l="0" t="0" r="0" b="0"/>
+            <wp:docPr id="42" name="Picture 42" descr="Chọn tính khả dụng cho nhu cầu cài đặt, chọn Next"/>
+            <wp:cNvGraphicFramePr>
+              <a:graphicFrameLocks xmlns:a="http://schemas.openxmlformats.org/drawingml/2006/main" noChangeAspect="1"/>
+            </wp:cNvGraphicFramePr>
+            <a:graphic xmlns:a="http://schemas.openxmlformats.org/drawingml/2006/main">
+              <a:graphicData uri="http://schemas.openxmlformats.org/drawingml/2006/picture">
+                <pic:pic xmlns:pic="http://schemas.openxmlformats.org/drawingml/2006/picture">
+                  <pic:nvPicPr>
+                    <pic:cNvPr id="0" name="Picture 25" descr="Chọn tính khả dụng cho nhu cầu cài đặt, chọn Next"/>
+                    <pic:cNvPicPr>
+                      <a:picLocks noChangeAspect="1" noChangeArrowheads="1"/>
+                    </pic:cNvPicPr>
+                  </pic:nvPicPr>
+                  <pic:blipFill>
+                    <a:blip r:embed="rId41">
+                      <a:extLst>
+                        <a:ext uri="{28A0092B-C50C-407E-A947-70E740481C1C}">
+                          <a14:useLocalDpi xmlns:a14="http://schemas.microsoft.com/office/drawing/2010/main" val="0"/>
+                        </a:ext>
+                      </a:extLst>
+                    </a:blip>
+                    <a:srcRect/>
+                    <a:stretch>
+                      <a:fillRect/>
+                    </a:stretch>
+                  </pic:blipFill>
+                  <pic:spPr bwMode="auto">
+                    <a:xfrm>
+                      <a:off x="0" y="0"/>
+                      <a:ext cx="5640147" cy="3173993"/>
+                    </a:xfrm>
+                    <a:prstGeom prst="rect">
+                      <a:avLst/>
+                    </a:prstGeom>
+                    <a:noFill/>
+                    <a:ln>
+                      <a:noFill/>
+                    </a:ln>
+                  </pic:spPr>
+                </pic:pic>
+              </a:graphicData>
+            </a:graphic>
+          </wp:inline>
+        </w:drawing>
+      </w:r>
+    </w:p>
+    <w:p>
+      <w:pPr>
+        <w:pStyle w:val="NormalWeb"/>
+        <w:shd w:val="clear" w:color="auto" w:fill="FFFFFF"/>
+        <w:spacing w:before="0" w:beforeAutospacing="0" w:after="0" w:afterAutospacing="0" w:line="360" w:lineRule="auto"/>
+        <w:jc w:val="both"/>
+        <w:rPr>
+          <w:color w:val="333333"/>
+          <w:sz w:val="26"/>
+          <w:szCs w:val="26"/>
+        </w:rPr>
+      </w:pPr>
+      <w:r>
+        <w:rPr>
+          <w:rStyle w:val="Strong"/>
+          <w:rFonts w:eastAsiaTheme="majorEastAsia"/>
+          <w:b w:val="0"/>
+          <w:color w:val="333333"/>
+          <w:sz w:val="26"/>
+          <w:szCs w:val="26"/>
+        </w:rPr>
+        <w:tab/>
+      </w:r>
+      <w:r>
+        <w:rPr>
+          <w:rStyle w:val="Strong"/>
+          <w:rFonts w:eastAsiaTheme="majorEastAsia"/>
+          <w:b w:val="0"/>
+          <w:color w:val="333333"/>
+          <w:sz w:val="26"/>
+          <w:szCs w:val="26"/>
+        </w:rPr>
+        <w:t>Bước 13:</w:t>
+      </w:r>
+      <w:r>
+        <w:rPr>
+          <w:color w:val="333333"/>
+          <w:sz w:val="26"/>
+          <w:szCs w:val="26"/>
+        </w:rPr>
+        <w:t> Tại bảng cài đặt mạng, hãy chỉnh theo ý muốn hoặc giữ nguyên như cài đặt chuẩn của nhà sản xuất và chọn </w:t>
+      </w:r>
+      <w:r>
+        <w:rPr>
+          <w:rStyle w:val="Strong"/>
+          <w:rFonts w:eastAsiaTheme="majorEastAsia"/>
+          <w:b w:val="0"/>
+          <w:color w:val="333333"/>
+          <w:sz w:val="26"/>
+          <w:szCs w:val="26"/>
+        </w:rPr>
+        <w:t>Next</w:t>
+      </w:r>
+      <w:r>
+        <w:rPr>
+          <w:color w:val="333333"/>
+          <w:sz w:val="26"/>
+          <w:szCs w:val="26"/>
+        </w:rPr>
+        <w:t>.</w:t>
+      </w:r>
+    </w:p>
+    <w:p>
+      <w:pPr>
+        <w:pStyle w:val="img"/>
+        <w:shd w:val="clear" w:color="auto" w:fill="FFFFFF"/>
+        <w:spacing w:before="300" w:beforeAutospacing="0" w:after="300" w:afterAutospacing="0" w:line="419" w:lineRule="atLeast"/>
+        <w:rPr>
+          <w:rFonts w:ascii="Helvetica" w:hAnsi="Helvetica"/>
+          <w:color w:val="333333"/>
+          <w:sz w:val="27"/>
+          <w:szCs w:val="27"/>
+        </w:rPr>
+      </w:pPr>
+      <w:r>
+        <w:rPr>
+          <w:rFonts w:ascii="Helvetica" w:hAnsi="Helvetica"/>
+          <w:noProof/>
+          <w:color w:val="333333"/>
+          <w:sz w:val="27"/>
+          <w:szCs w:val="27"/>
+        </w:rPr>
+        <w:drawing>
+          <wp:inline distT="0" distB="0" distL="0" distR="0" wp14:anchorId="3D9E7F66" wp14:editId="572D782D">
+            <wp:extent cx="5637523" cy="3172517"/>
+            <wp:effectExtent l="0" t="0" r="1905" b="8890"/>
+            <wp:docPr id="41" name="Picture 41" descr="Tại bảng cài đặt mạng, hãy chỉnh theo ý muốn hoặc giữ nguyên như cài đặt chuẩn của nhà sản xuất và chọn Next"/>
+            <wp:cNvGraphicFramePr>
+              <a:graphicFrameLocks xmlns:a="http://schemas.openxmlformats.org/drawingml/2006/main" noChangeAspect="1"/>
+            </wp:cNvGraphicFramePr>
+            <a:graphic xmlns:a="http://schemas.openxmlformats.org/drawingml/2006/main">
+              <a:graphicData uri="http://schemas.openxmlformats.org/drawingml/2006/picture">
+                <pic:pic xmlns:pic="http://schemas.openxmlformats.org/drawingml/2006/picture">
+                  <pic:nvPicPr>
+                    <pic:cNvPr id="0" name="Picture 26" descr="Tại bảng cài đặt mạng, hãy chỉnh theo ý muốn hoặc giữ nguyên như cài đặt chuẩn của nhà sản xuất và chọn Next"/>
+                    <pic:cNvPicPr>
+                      <a:picLocks noChangeAspect="1" noChangeArrowheads="1"/>
+                    </pic:cNvPicPr>
+                  </pic:nvPicPr>
+                  <pic:blipFill>
+                    <a:blip r:embed="rId42">
+                      <a:extLst>
+                        <a:ext uri="{28A0092B-C50C-407E-A947-70E740481C1C}">
+                          <a14:useLocalDpi xmlns:a14="http://schemas.microsoft.com/office/drawing/2010/main" val="0"/>
+                        </a:ext>
+                      </a:extLst>
+                    </a:blip>
+                    <a:srcRect/>
+                    <a:stretch>
+                      <a:fillRect/>
+                    </a:stretch>
+                  </pic:blipFill>
+                  <pic:spPr bwMode="auto">
+                    <a:xfrm>
+                      <a:off x="0" y="0"/>
+                      <a:ext cx="5660945" cy="3185698"/>
+                    </a:xfrm>
+                    <a:prstGeom prst="rect">
+                      <a:avLst/>
+                    </a:prstGeom>
+                    <a:noFill/>
+                    <a:ln>
+                      <a:noFill/>
+                    </a:ln>
+                  </pic:spPr>
+                </pic:pic>
+              </a:graphicData>
+            </a:graphic>
+          </wp:inline>
+        </w:drawing>
+      </w:r>
+    </w:p>
+    <w:p>
+      <w:pPr>
+        <w:pStyle w:val="NormalWeb"/>
+        <w:shd w:val="clear" w:color="auto" w:fill="FFFFFF"/>
+        <w:spacing w:before="0" w:beforeAutospacing="0" w:after="0" w:afterAutospacing="0" w:line="360" w:lineRule="auto"/>
+        <w:jc w:val="both"/>
+        <w:rPr>
+          <w:color w:val="333333"/>
+          <w:sz w:val="26"/>
+          <w:szCs w:val="26"/>
+        </w:rPr>
+      </w:pPr>
+      <w:r>
+        <w:rPr>
+          <w:rStyle w:val="Strong"/>
+          <w:rFonts w:eastAsiaTheme="majorEastAsia"/>
+          <w:b w:val="0"/>
+          <w:color w:val="333333"/>
+          <w:sz w:val="26"/>
+          <w:szCs w:val="26"/>
+        </w:rPr>
+        <w:tab/>
+      </w:r>
+      <w:r>
+        <w:rPr>
+          <w:rStyle w:val="Strong"/>
+          <w:rFonts w:eastAsiaTheme="majorEastAsia"/>
+          <w:b w:val="0"/>
+          <w:color w:val="333333"/>
+          <w:sz w:val="26"/>
+          <w:szCs w:val="26"/>
+        </w:rPr>
+        <w:t>Bước 14:</w:t>
+      </w:r>
+      <w:r>
+        <w:rPr>
+          <w:color w:val="333333"/>
+          <w:sz w:val="26"/>
+          <w:szCs w:val="26"/>
+        </w:rPr>
+        <w:t> Tại mục </w:t>
+      </w:r>
+      <w:r>
+        <w:rPr>
+          <w:rStyle w:val="Strong"/>
+          <w:rFonts w:eastAsiaTheme="majorEastAsia"/>
+          <w:b w:val="0"/>
+          <w:color w:val="333333"/>
+          <w:sz w:val="26"/>
+          <w:szCs w:val="26"/>
+        </w:rPr>
+        <w:t>Phương thức chứng thực (Authentication method)</w:t>
+      </w:r>
+      <w:r>
+        <w:rPr>
+          <w:color w:val="333333"/>
+          <w:sz w:val="26"/>
+          <w:szCs w:val="26"/>
+        </w:rPr>
+        <w:t> chọn đặt mật khẩu khi sử dụng hay sử dụng chung. Ở đây mình sẽ chọn sử dụng với mật khẩu. Tiếp đến chọn </w:t>
+      </w:r>
+      <w:r>
+        <w:rPr>
+          <w:rStyle w:val="Strong"/>
+          <w:rFonts w:eastAsiaTheme="majorEastAsia"/>
+          <w:b w:val="0"/>
+          <w:color w:val="333333"/>
+          <w:sz w:val="26"/>
+          <w:szCs w:val="26"/>
+        </w:rPr>
+        <w:t>Next</w:t>
+      </w:r>
+      <w:r>
+        <w:rPr>
+          <w:b/>
+          <w:color w:val="333333"/>
+          <w:sz w:val="26"/>
+          <w:szCs w:val="26"/>
+        </w:rPr>
+        <w:t>.</w:t>
+      </w:r>
+    </w:p>
+    <w:p>
+      <w:pPr>
+        <w:pStyle w:val="img"/>
+        <w:shd w:val="clear" w:color="auto" w:fill="FFFFFF"/>
+        <w:spacing w:before="300" w:beforeAutospacing="0" w:after="300" w:afterAutospacing="0" w:line="419" w:lineRule="atLeast"/>
+        <w:rPr>
+          <w:rFonts w:ascii="Helvetica" w:hAnsi="Helvetica"/>
+          <w:color w:val="333333"/>
+          <w:sz w:val="27"/>
+          <w:szCs w:val="27"/>
+        </w:rPr>
+      </w:pPr>
+      <w:r>
+        <w:rPr>
+          <w:rFonts w:ascii="Helvetica" w:hAnsi="Helvetica"/>
+          <w:noProof/>
+          <w:color w:val="333333"/>
+          <w:sz w:val="27"/>
+          <w:szCs w:val="27"/>
+        </w:rPr>
+        <w:lastRenderedPageBreak/>
+        <w:drawing>
+          <wp:inline distT="0" distB="0" distL="0" distR="0" wp14:anchorId="048A31AB" wp14:editId="5BC137B7">
+            <wp:extent cx="5588903" cy="3145155"/>
+            <wp:effectExtent l="0" t="0" r="0" b="0"/>
+            <wp:docPr id="40" name="Picture 40" descr="Tại mục Phương thức chứng thực (Authentication method) chọn đặt mật khẩu khi sử dụng hay sử dụng chung"/>
+            <wp:cNvGraphicFramePr>
+              <a:graphicFrameLocks xmlns:a="http://schemas.openxmlformats.org/drawingml/2006/main" noChangeAspect="1"/>
+            </wp:cNvGraphicFramePr>
+            <a:graphic xmlns:a="http://schemas.openxmlformats.org/drawingml/2006/main">
+              <a:graphicData uri="http://schemas.openxmlformats.org/drawingml/2006/picture">
+                <pic:pic xmlns:pic="http://schemas.openxmlformats.org/drawingml/2006/picture">
+                  <pic:nvPicPr>
+                    <pic:cNvPr id="0" name="Picture 27" descr="Tại mục Phương thức chứng thực (Authentication method) chọn đặt mật khẩu khi sử dụng hay sử dụng chung"/>
+                    <pic:cNvPicPr>
+                      <a:picLocks noChangeAspect="1" noChangeArrowheads="1"/>
+                    </pic:cNvPicPr>
+                  </pic:nvPicPr>
+                  <pic:blipFill>
+                    <a:blip r:embed="rId43">
+                      <a:extLst>
+                        <a:ext uri="{28A0092B-C50C-407E-A947-70E740481C1C}">
+                          <a14:useLocalDpi xmlns:a14="http://schemas.microsoft.com/office/drawing/2010/main" val="0"/>
+                        </a:ext>
+                      </a:extLst>
+                    </a:blip>
+                    <a:srcRect/>
+                    <a:stretch>
+                      <a:fillRect/>
+                    </a:stretch>
+                  </pic:blipFill>
+                  <pic:spPr bwMode="auto">
+                    <a:xfrm>
+                      <a:off x="0" y="0"/>
+                      <a:ext cx="5610407" cy="3157256"/>
+                    </a:xfrm>
+                    <a:prstGeom prst="rect">
+                      <a:avLst/>
+                    </a:prstGeom>
+                    <a:noFill/>
+                    <a:ln>
+                      <a:noFill/>
+                    </a:ln>
+                  </pic:spPr>
+                </pic:pic>
+              </a:graphicData>
+            </a:graphic>
+          </wp:inline>
+        </w:drawing>
+      </w:r>
+    </w:p>
+    <w:p>
+      <w:pPr>
+        <w:pStyle w:val="NormalWeb"/>
+        <w:shd w:val="clear" w:color="auto" w:fill="FFFFFF"/>
+        <w:spacing w:before="0" w:beforeAutospacing="0" w:after="0" w:afterAutospacing="0" w:line="360" w:lineRule="auto"/>
+        <w:jc w:val="both"/>
+        <w:rPr>
+          <w:color w:val="333333"/>
+          <w:sz w:val="26"/>
+          <w:szCs w:val="26"/>
+        </w:rPr>
+      </w:pPr>
+      <w:r>
+        <w:rPr>
+          <w:rStyle w:val="Strong"/>
+          <w:rFonts w:eastAsiaTheme="majorEastAsia"/>
+          <w:b w:val="0"/>
+          <w:color w:val="333333"/>
+          <w:sz w:val="26"/>
+          <w:szCs w:val="26"/>
+        </w:rPr>
+        <w:tab/>
+      </w:r>
+      <w:r>
+        <w:rPr>
+          <w:rStyle w:val="Strong"/>
+          <w:rFonts w:eastAsiaTheme="majorEastAsia"/>
+          <w:b w:val="0"/>
+          <w:color w:val="333333"/>
+          <w:sz w:val="26"/>
+          <w:szCs w:val="26"/>
+        </w:rPr>
+        <w:t>Bước 15:</w:t>
+      </w:r>
+      <w:r>
+        <w:rPr>
+          <w:color w:val="333333"/>
+          <w:sz w:val="26"/>
+          <w:szCs w:val="26"/>
+        </w:rPr>
+        <w:t> Đặt mật khẩu và xác nhận lại mật khẩu của bạn, tiếp đến chọn </w:t>
+      </w:r>
+      <w:r>
+        <w:rPr>
+          <w:rStyle w:val="Strong"/>
+          <w:rFonts w:eastAsiaTheme="majorEastAsia"/>
+          <w:b w:val="0"/>
+          <w:color w:val="333333"/>
+          <w:sz w:val="26"/>
+          <w:szCs w:val="26"/>
+        </w:rPr>
+        <w:t>Add user</w:t>
+      </w:r>
+      <w:r>
+        <w:rPr>
+          <w:color w:val="333333"/>
+          <w:sz w:val="26"/>
+          <w:szCs w:val="26"/>
+        </w:rPr>
+        <w:t> để thêm tài khoản sử dụng.</w:t>
+      </w:r>
+    </w:p>
+    <w:p>
+      <w:pPr>
+        <w:pStyle w:val="img"/>
+        <w:shd w:val="clear" w:color="auto" w:fill="FFFFFF"/>
+        <w:spacing w:before="300" w:beforeAutospacing="0" w:after="300" w:afterAutospacing="0" w:line="419" w:lineRule="atLeast"/>
+        <w:rPr>
+          <w:rFonts w:ascii="Helvetica" w:hAnsi="Helvetica"/>
+          <w:color w:val="333333"/>
+          <w:sz w:val="27"/>
+          <w:szCs w:val="27"/>
+        </w:rPr>
+      </w:pPr>
+      <w:r>
+        <w:rPr>
+          <w:rFonts w:ascii="Helvetica" w:hAnsi="Helvetica"/>
+          <w:noProof/>
+          <w:color w:val="333333"/>
+          <w:sz w:val="27"/>
+          <w:szCs w:val="27"/>
+        </w:rPr>
+        <w:drawing>
+          <wp:inline distT="0" distB="0" distL="0" distR="0" wp14:anchorId="44A016C8" wp14:editId="2F153829">
+            <wp:extent cx="5564284" cy="3131301"/>
+            <wp:effectExtent l="0" t="0" r="0" b="0"/>
+            <wp:docPr id="39" name="Picture 39" descr="Đặt mật khẩu và xác nhận lại mật khẩu của bạn, tiếp đến chọn Add user để thêm tài khoản sử dụng"/>
+            <wp:cNvGraphicFramePr>
+              <a:graphicFrameLocks xmlns:a="http://schemas.openxmlformats.org/drawingml/2006/main" noChangeAspect="1"/>
+            </wp:cNvGraphicFramePr>
+            <a:graphic xmlns:a="http://schemas.openxmlformats.org/drawingml/2006/main">
+              <a:graphicData uri="http://schemas.openxmlformats.org/drawingml/2006/picture">
+                <pic:pic xmlns:pic="http://schemas.openxmlformats.org/drawingml/2006/picture">
+                  <pic:nvPicPr>
+                    <pic:cNvPr id="0" name="Picture 28" descr="Đặt mật khẩu và xác nhận lại mật khẩu của bạn, tiếp đến chọn Add user để thêm tài khoản sử dụng"/>
+                    <pic:cNvPicPr>
+                      <a:picLocks noChangeAspect="1" noChangeArrowheads="1"/>
+                    </pic:cNvPicPr>
+                  </pic:nvPicPr>
+                  <pic:blipFill>
+                    <a:blip r:embed="rId44">
+                      <a:extLst>
+                        <a:ext uri="{28A0092B-C50C-407E-A947-70E740481C1C}">
+                          <a14:useLocalDpi xmlns:a14="http://schemas.microsoft.com/office/drawing/2010/main" val="0"/>
+                        </a:ext>
+                      </a:extLst>
+                    </a:blip>
+                    <a:srcRect/>
+                    <a:stretch>
+                      <a:fillRect/>
+                    </a:stretch>
+                  </pic:blipFill>
+                  <pic:spPr bwMode="auto">
+                    <a:xfrm>
+                      <a:off x="0" y="0"/>
+                      <a:ext cx="5583783" cy="3142274"/>
+                    </a:xfrm>
+                    <a:prstGeom prst="rect">
+                      <a:avLst/>
+                    </a:prstGeom>
+                    <a:noFill/>
+                    <a:ln>
+                      <a:noFill/>
+                    </a:ln>
+                  </pic:spPr>
+                </pic:pic>
+              </a:graphicData>
+            </a:graphic>
+          </wp:inline>
+        </w:drawing>
+      </w:r>
+    </w:p>
+    <w:p>
+      <w:pPr>
+        <w:pStyle w:val="NormalWeb"/>
+        <w:shd w:val="clear" w:color="auto" w:fill="FFFFFF"/>
+        <w:spacing w:before="0" w:beforeAutospacing="0" w:after="0" w:afterAutospacing="0" w:line="360" w:lineRule="auto"/>
+        <w:rPr>
+          <w:color w:val="333333"/>
+          <w:sz w:val="26"/>
+          <w:szCs w:val="26"/>
+        </w:rPr>
+      </w:pPr>
+      <w:r>
+        <w:rPr>
+          <w:rStyle w:val="Strong"/>
+          <w:rFonts w:eastAsiaTheme="majorEastAsia"/>
+          <w:b w:val="0"/>
+          <w:color w:val="333333"/>
+          <w:sz w:val="26"/>
+          <w:szCs w:val="26"/>
+        </w:rPr>
+        <w:tab/>
+      </w:r>
+      <w:r>
+        <w:rPr>
+          <w:rStyle w:val="Strong"/>
+          <w:rFonts w:eastAsiaTheme="majorEastAsia"/>
+          <w:b w:val="0"/>
+          <w:color w:val="333333"/>
+          <w:sz w:val="26"/>
+          <w:szCs w:val="26"/>
+        </w:rPr>
+        <w:t>Bước 16:</w:t>
+      </w:r>
+      <w:r>
+        <w:rPr>
+          <w:color w:val="333333"/>
+          <w:sz w:val="26"/>
+          <w:szCs w:val="26"/>
+        </w:rPr>
+        <w:t> Đặt tên tài khoản và nhập mật khẩu. Kế tiếp chọn </w:t>
+      </w:r>
+      <w:r>
+        <w:rPr>
+          <w:rStyle w:val="Strong"/>
+          <w:rFonts w:eastAsiaTheme="majorEastAsia"/>
+          <w:b w:val="0"/>
+          <w:color w:val="333333"/>
+          <w:sz w:val="26"/>
+          <w:szCs w:val="26"/>
+        </w:rPr>
+        <w:t>Next</w:t>
+      </w:r>
+      <w:r>
+        <w:rPr>
+          <w:color w:val="333333"/>
+          <w:sz w:val="26"/>
+          <w:szCs w:val="26"/>
+        </w:rPr>
+        <w:t>.</w:t>
+      </w:r>
+    </w:p>
+    <w:p>
+      <w:pPr>
+        <w:pStyle w:val="img"/>
+        <w:shd w:val="clear" w:color="auto" w:fill="FFFFFF"/>
+        <w:spacing w:before="300" w:beforeAutospacing="0" w:after="300" w:afterAutospacing="0" w:line="419" w:lineRule="atLeast"/>
+        <w:rPr>
+          <w:rFonts w:ascii="Helvetica" w:hAnsi="Helvetica"/>
+          <w:color w:val="333333"/>
+          <w:sz w:val="27"/>
+          <w:szCs w:val="27"/>
+        </w:rPr>
+      </w:pPr>
+      <w:r>
+        <w:rPr>
+          <w:rFonts w:ascii="Helvetica" w:hAnsi="Helvetica"/>
+          <w:noProof/>
+          <w:color w:val="333333"/>
+          <w:sz w:val="27"/>
+          <w:szCs w:val="27"/>
+        </w:rPr>
+        <w:lastRenderedPageBreak/>
+        <w:drawing>
+          <wp:inline distT="0" distB="0" distL="0" distR="0" wp14:anchorId="4C96D032" wp14:editId="4AFBBAC5">
+            <wp:extent cx="5588903" cy="3145155"/>
+            <wp:effectExtent l="0" t="0" r="0" b="0"/>
+            <wp:docPr id="38" name="Picture 38" descr="Đặt tên tài khoản và nhập mật khẩu. Kế tiếp chọn Next"/>
+            <wp:cNvGraphicFramePr>
+              <a:graphicFrameLocks xmlns:a="http://schemas.openxmlformats.org/drawingml/2006/main" noChangeAspect="1"/>
+            </wp:cNvGraphicFramePr>
+            <a:graphic xmlns:a="http://schemas.openxmlformats.org/drawingml/2006/main">
+              <a:graphicData uri="http://schemas.openxmlformats.org/drawingml/2006/picture">
+                <pic:pic xmlns:pic="http://schemas.openxmlformats.org/drawingml/2006/picture">
+                  <pic:nvPicPr>
+                    <pic:cNvPr id="0" name="Picture 29" descr="Đặt tên tài khoản và nhập mật khẩu. Kế tiếp chọn Next"/>
+                    <pic:cNvPicPr>
+                      <a:picLocks noChangeAspect="1" noChangeArrowheads="1"/>
+                    </pic:cNvPicPr>
+                  </pic:nvPicPr>
+                  <pic:blipFill>
+                    <a:blip r:embed="rId45">
+                      <a:extLst>
+                        <a:ext uri="{28A0092B-C50C-407E-A947-70E740481C1C}">
+                          <a14:useLocalDpi xmlns:a14="http://schemas.microsoft.com/office/drawing/2010/main" val="0"/>
+                        </a:ext>
+                      </a:extLst>
+                    </a:blip>
+                    <a:srcRect/>
+                    <a:stretch>
+                      <a:fillRect/>
+                    </a:stretch>
+                  </pic:blipFill>
+                  <pic:spPr bwMode="auto">
+                    <a:xfrm>
+                      <a:off x="0" y="0"/>
+                      <a:ext cx="5604009" cy="3153656"/>
+                    </a:xfrm>
+                    <a:prstGeom prst="rect">
+                      <a:avLst/>
+                    </a:prstGeom>
+                    <a:noFill/>
+                    <a:ln>
+                      <a:noFill/>
+                    </a:ln>
+                  </pic:spPr>
+                </pic:pic>
+              </a:graphicData>
+            </a:graphic>
+          </wp:inline>
+        </w:drawing>
+      </w:r>
+    </w:p>
+    <w:p>
+      <w:pPr>
+        <w:pStyle w:val="NormalWeb"/>
+        <w:shd w:val="clear" w:color="auto" w:fill="FFFFFF"/>
+        <w:spacing w:before="0" w:beforeAutospacing="0" w:after="0" w:afterAutospacing="0" w:line="360" w:lineRule="auto"/>
+        <w:jc w:val="both"/>
+        <w:rPr>
+          <w:color w:val="333333"/>
+          <w:sz w:val="27"/>
+          <w:szCs w:val="27"/>
+        </w:rPr>
+      </w:pPr>
+      <w:r>
+        <w:rPr>
+          <w:rStyle w:val="Strong"/>
+          <w:rFonts w:asciiTheme="minorHAnsi" w:eastAsiaTheme="majorEastAsia" w:hAnsiTheme="minorHAnsi"/>
+          <w:color w:val="333333"/>
+          <w:sz w:val="27"/>
+          <w:szCs w:val="27"/>
+        </w:rPr>
+        <w:tab/>
+      </w:r>
+      <w:r>
+        <w:rPr>
+          <w:rStyle w:val="Strong"/>
+          <w:rFonts w:eastAsiaTheme="majorEastAsia"/>
+          <w:b w:val="0"/>
+          <w:color w:val="333333"/>
+          <w:sz w:val="27"/>
+          <w:szCs w:val="27"/>
+        </w:rPr>
+        <w:t>Bước 17:</w:t>
+      </w:r>
+      <w:r>
+        <w:rPr>
+          <w:color w:val="333333"/>
+          <w:sz w:val="27"/>
+          <w:szCs w:val="27"/>
+        </w:rPr>
+        <w:t> Chọn </w:t>
+      </w:r>
+      <w:r>
+        <w:rPr>
+          <w:rStyle w:val="Strong"/>
+          <w:rFonts w:eastAsiaTheme="majorEastAsia"/>
+          <w:b w:val="0"/>
+          <w:color w:val="333333"/>
+          <w:sz w:val="27"/>
+          <w:szCs w:val="27"/>
+        </w:rPr>
+        <w:t>Next</w:t>
+      </w:r>
+      <w:r>
+        <w:rPr>
+          <w:b/>
+          <w:color w:val="333333"/>
+          <w:sz w:val="27"/>
+          <w:szCs w:val="27"/>
+        </w:rPr>
+        <w:t>.</w:t>
+      </w:r>
+    </w:p>
+    <w:p>
+      <w:pPr>
+        <w:pStyle w:val="img"/>
+        <w:shd w:val="clear" w:color="auto" w:fill="FFFFFF"/>
+        <w:spacing w:before="300" w:beforeAutospacing="0" w:after="300" w:afterAutospacing="0" w:line="419" w:lineRule="atLeast"/>
+        <w:rPr>
+          <w:rFonts w:ascii="Helvetica" w:hAnsi="Helvetica"/>
+          <w:color w:val="333333"/>
+          <w:sz w:val="27"/>
+          <w:szCs w:val="27"/>
+        </w:rPr>
+      </w:pPr>
+      <w:r>
+        <w:rPr>
+          <w:rFonts w:ascii="Helvetica" w:hAnsi="Helvetica"/>
+          <w:noProof/>
+          <w:color w:val="333333"/>
+          <w:sz w:val="27"/>
+          <w:szCs w:val="27"/>
+        </w:rPr>
+        <w:drawing>
+          <wp:inline distT="0" distB="0" distL="0" distR="0" wp14:anchorId="50BDEA53" wp14:editId="54952704">
+            <wp:extent cx="5638141" cy="3172864"/>
+            <wp:effectExtent l="0" t="0" r="1270" b="8890"/>
+            <wp:docPr id="37" name="Picture 37" descr="Chọn Next"/>
+            <wp:cNvGraphicFramePr>
+              <a:graphicFrameLocks xmlns:a="http://schemas.openxmlformats.org/drawingml/2006/main" noChangeAspect="1"/>
+            </wp:cNvGraphicFramePr>
+            <a:graphic xmlns:a="http://schemas.openxmlformats.org/drawingml/2006/main">
+              <a:graphicData uri="http://schemas.openxmlformats.org/drawingml/2006/picture">
+                <pic:pic xmlns:pic="http://schemas.openxmlformats.org/drawingml/2006/picture">
+                  <pic:nvPicPr>
+                    <pic:cNvPr id="0" name="Picture 30" descr="Chọn Next"/>
+                    <pic:cNvPicPr>
+                      <a:picLocks noChangeAspect="1" noChangeArrowheads="1"/>
+                    </pic:cNvPicPr>
+                  </pic:nvPicPr>
+                  <pic:blipFill>
+                    <a:blip r:embed="rId46">
+                      <a:extLst>
+                        <a:ext uri="{28A0092B-C50C-407E-A947-70E740481C1C}">
+                          <a14:useLocalDpi xmlns:a14="http://schemas.microsoft.com/office/drawing/2010/main" val="0"/>
+                        </a:ext>
+                      </a:extLst>
+                    </a:blip>
+                    <a:srcRect/>
+                    <a:stretch>
+                      <a:fillRect/>
+                    </a:stretch>
+                  </pic:blipFill>
+                  <pic:spPr bwMode="auto">
+                    <a:xfrm>
+                      <a:off x="0" y="0"/>
+                      <a:ext cx="5650667" cy="3179913"/>
+                    </a:xfrm>
+                    <a:prstGeom prst="rect">
+                      <a:avLst/>
+                    </a:prstGeom>
+                    <a:noFill/>
+                    <a:ln>
+                      <a:noFill/>
+                    </a:ln>
+                  </pic:spPr>
+                </pic:pic>
+              </a:graphicData>
+            </a:graphic>
+          </wp:inline>
+        </w:drawing>
+      </w:r>
+    </w:p>
+    <w:p>
+      <w:pPr>
+        <w:pStyle w:val="NormalWeb"/>
+        <w:shd w:val="clear" w:color="auto" w:fill="FFFFFF"/>
+        <w:spacing w:before="0" w:beforeAutospacing="0" w:after="0" w:afterAutospacing="0" w:line="360" w:lineRule="auto"/>
+        <w:jc w:val="both"/>
+        <w:rPr>
+          <w:color w:val="333333"/>
+          <w:sz w:val="26"/>
+          <w:szCs w:val="26"/>
+        </w:rPr>
+      </w:pPr>
+      <w:r>
+        <w:rPr>
+          <w:rStyle w:val="Strong"/>
+          <w:rFonts w:eastAsiaTheme="majorEastAsia"/>
+          <w:b w:val="0"/>
+          <w:color w:val="333333"/>
+          <w:sz w:val="26"/>
+          <w:szCs w:val="26"/>
+        </w:rPr>
+        <w:tab/>
+      </w:r>
+      <w:r>
+        <w:rPr>
+          <w:rStyle w:val="Strong"/>
+          <w:rFonts w:eastAsiaTheme="majorEastAsia"/>
+          <w:b w:val="0"/>
+          <w:color w:val="333333"/>
+          <w:sz w:val="26"/>
+          <w:szCs w:val="26"/>
+        </w:rPr>
+        <w:t>Bước 18:</w:t>
+      </w:r>
+      <w:r>
+        <w:rPr>
+          <w:color w:val="333333"/>
+          <w:sz w:val="26"/>
+          <w:szCs w:val="26"/>
+        </w:rPr>
+        <w:t> Chọn </w:t>
+      </w:r>
+      <w:r>
+        <w:rPr>
+          <w:rStyle w:val="Strong"/>
+          <w:rFonts w:eastAsiaTheme="majorEastAsia"/>
+          <w:b w:val="0"/>
+          <w:color w:val="333333"/>
+          <w:sz w:val="26"/>
+          <w:szCs w:val="26"/>
+        </w:rPr>
+        <w:t>Next</w:t>
+      </w:r>
+      <w:r>
+        <w:rPr>
+          <w:b/>
+          <w:color w:val="333333"/>
+          <w:sz w:val="26"/>
+          <w:szCs w:val="26"/>
+        </w:rPr>
+        <w:t>.</w:t>
+      </w:r>
+    </w:p>
+    <w:p>
+      <w:pPr>
+        <w:pStyle w:val="img"/>
+        <w:shd w:val="clear" w:color="auto" w:fill="FFFFFF"/>
+        <w:spacing w:before="300" w:beforeAutospacing="0" w:after="300" w:afterAutospacing="0" w:line="419" w:lineRule="atLeast"/>
+        <w:rPr>
+          <w:rFonts w:ascii="Helvetica" w:hAnsi="Helvetica"/>
+          <w:color w:val="333333"/>
+          <w:sz w:val="27"/>
+          <w:szCs w:val="27"/>
+        </w:rPr>
+      </w:pPr>
+      <w:r>
+        <w:rPr>
+          <w:rFonts w:ascii="Helvetica" w:hAnsi="Helvetica"/>
+          <w:noProof/>
+          <w:color w:val="333333"/>
+          <w:sz w:val="27"/>
+          <w:szCs w:val="27"/>
+        </w:rPr>
+        <w:lastRenderedPageBreak/>
+        <w:drawing>
+          <wp:inline distT="0" distB="0" distL="0" distR="0" wp14:anchorId="20D35C07" wp14:editId="77F67E14">
+            <wp:extent cx="5601212" cy="3152082"/>
+            <wp:effectExtent l="0" t="0" r="0" b="0"/>
+            <wp:docPr id="36" name="Picture 36" descr="Chọn Next."/>
+            <wp:cNvGraphicFramePr>
+              <a:graphicFrameLocks xmlns:a="http://schemas.openxmlformats.org/drawingml/2006/main" noChangeAspect="1"/>
+            </wp:cNvGraphicFramePr>
+            <a:graphic xmlns:a="http://schemas.openxmlformats.org/drawingml/2006/main">
+              <a:graphicData uri="http://schemas.openxmlformats.org/drawingml/2006/picture">
+                <pic:pic xmlns:pic="http://schemas.openxmlformats.org/drawingml/2006/picture">
+                  <pic:nvPicPr>
+                    <pic:cNvPr id="0" name="Picture 31" descr="Chọn Next."/>
+                    <pic:cNvPicPr>
+                      <a:picLocks noChangeAspect="1" noChangeArrowheads="1"/>
+                    </pic:cNvPicPr>
+                  </pic:nvPicPr>
+                  <pic:blipFill>
+                    <a:blip r:embed="rId47">
+                      <a:extLst>
+                        <a:ext uri="{28A0092B-C50C-407E-A947-70E740481C1C}">
+                          <a14:useLocalDpi xmlns:a14="http://schemas.microsoft.com/office/drawing/2010/main" val="0"/>
+                        </a:ext>
+                      </a:extLst>
+                    </a:blip>
+                    <a:srcRect/>
+                    <a:stretch>
+                      <a:fillRect/>
+                    </a:stretch>
+                  </pic:blipFill>
+                  <pic:spPr bwMode="auto">
+                    <a:xfrm>
+                      <a:off x="0" y="0"/>
+                      <a:ext cx="5624292" cy="3165070"/>
+                    </a:xfrm>
+                    <a:prstGeom prst="rect">
+                      <a:avLst/>
+                    </a:prstGeom>
+                    <a:noFill/>
+                    <a:ln>
+                      <a:noFill/>
+                    </a:ln>
+                  </pic:spPr>
+                </pic:pic>
+              </a:graphicData>
+            </a:graphic>
+          </wp:inline>
+        </w:drawing>
+      </w:r>
+    </w:p>
+    <w:p>
+      <w:pPr>
+        <w:pStyle w:val="NormalWeb"/>
+        <w:shd w:val="clear" w:color="auto" w:fill="FFFFFF"/>
+        <w:spacing w:before="0" w:beforeAutospacing="0" w:after="0" w:afterAutospacing="0" w:line="360" w:lineRule="auto"/>
+        <w:jc w:val="both"/>
+        <w:rPr>
+          <w:color w:val="333333"/>
+          <w:spacing w:val="-8"/>
+          <w:sz w:val="26"/>
+          <w:szCs w:val="26"/>
+        </w:rPr>
+      </w:pPr>
+      <w:r>
+        <w:rPr>
+          <w:rStyle w:val="Strong"/>
+          <w:rFonts w:asciiTheme="minorHAnsi" w:eastAsiaTheme="majorEastAsia" w:hAnsiTheme="minorHAnsi"/>
+          <w:color w:val="333333"/>
+          <w:sz w:val="27"/>
+          <w:szCs w:val="27"/>
+        </w:rPr>
+        <w:tab/>
+      </w:r>
+      <w:r>
+        <w:rPr>
+          <w:rStyle w:val="Strong"/>
+          <w:rFonts w:eastAsiaTheme="majorEastAsia"/>
+          <w:b w:val="0"/>
+          <w:color w:val="333333"/>
+          <w:spacing w:val="-8"/>
+          <w:sz w:val="26"/>
+          <w:szCs w:val="26"/>
+        </w:rPr>
+        <w:t>Bước 19:</w:t>
+      </w:r>
+      <w:r>
+        <w:rPr>
+          <w:color w:val="333333"/>
+          <w:spacing w:val="-8"/>
+          <w:sz w:val="26"/>
+          <w:szCs w:val="26"/>
+        </w:rPr>
+        <w:t> Ở mục </w:t>
+      </w:r>
+      <w:r>
+        <w:rPr>
+          <w:rStyle w:val="Strong"/>
+          <w:rFonts w:eastAsiaTheme="majorEastAsia"/>
+          <w:b w:val="0"/>
+          <w:color w:val="333333"/>
+          <w:spacing w:val="-8"/>
+          <w:sz w:val="26"/>
+          <w:szCs w:val="26"/>
+        </w:rPr>
+        <w:t>Áp dụng cấu hình (Apply configuration)</w:t>
+      </w:r>
+      <w:r>
+        <w:rPr>
+          <w:color w:val="333333"/>
+          <w:spacing w:val="-8"/>
+          <w:sz w:val="26"/>
+          <w:szCs w:val="26"/>
+        </w:rPr>
+        <w:t xml:space="preserve">, </w:t>
+      </w:r>
+      <w:r>
+        <w:rPr>
+          <w:color w:val="333333"/>
+          <w:spacing w:val="-8"/>
+          <w:sz w:val="26"/>
+          <w:szCs w:val="26"/>
+        </w:rPr>
+        <w:t>chọn </w:t>
+      </w:r>
+      <w:r>
+        <w:rPr>
+          <w:rStyle w:val="Strong"/>
+          <w:rFonts w:eastAsiaTheme="majorEastAsia"/>
+          <w:b w:val="0"/>
+          <w:color w:val="333333"/>
+          <w:spacing w:val="-8"/>
+          <w:sz w:val="26"/>
+          <w:szCs w:val="26"/>
+        </w:rPr>
+        <w:t>Execute</w:t>
+      </w:r>
+      <w:r>
+        <w:rPr>
+          <w:color w:val="333333"/>
+          <w:spacing w:val="-8"/>
+          <w:sz w:val="26"/>
+          <w:szCs w:val="26"/>
+        </w:rPr>
+        <w:t> để áp dụng.</w:t>
+      </w:r>
+    </w:p>
+    <w:p>
+      <w:pPr>
+        <w:pStyle w:val="img"/>
+        <w:shd w:val="clear" w:color="auto" w:fill="FFFFFF"/>
+        <w:spacing w:before="300" w:beforeAutospacing="0" w:after="300" w:afterAutospacing="0" w:line="419" w:lineRule="atLeast"/>
+        <w:rPr>
+          <w:rFonts w:ascii="Helvetica" w:hAnsi="Helvetica"/>
+          <w:color w:val="333333"/>
+          <w:sz w:val="27"/>
+          <w:szCs w:val="27"/>
+        </w:rPr>
+      </w:pPr>
+      <w:r>
+        <w:rPr>
+          <w:rFonts w:ascii="Helvetica" w:hAnsi="Helvetica"/>
+          <w:noProof/>
+          <w:color w:val="333333"/>
+          <w:sz w:val="27"/>
+          <w:szCs w:val="27"/>
+        </w:rPr>
+        <w:drawing>
+          <wp:inline distT="0" distB="0" distL="0" distR="0" wp14:anchorId="677E4544" wp14:editId="0F5545FE">
+            <wp:extent cx="5613523" cy="3159010"/>
+            <wp:effectExtent l="0" t="0" r="6350" b="3810"/>
+            <wp:docPr id="35" name="Picture 35" descr="Ở mục Áp dụng cấu hình (apply configuration), chọn Execute để áp dụng"/>
+            <wp:cNvGraphicFramePr>
+              <a:graphicFrameLocks xmlns:a="http://schemas.openxmlformats.org/drawingml/2006/main" noChangeAspect="1"/>
+            </wp:cNvGraphicFramePr>
+            <a:graphic xmlns:a="http://schemas.openxmlformats.org/drawingml/2006/main">
+              <a:graphicData uri="http://schemas.openxmlformats.org/drawingml/2006/picture">
+                <pic:pic xmlns:pic="http://schemas.openxmlformats.org/drawingml/2006/picture">
+                  <pic:nvPicPr>
+                    <pic:cNvPr id="0" name="Picture 32" descr="Ở mục Áp dụng cấu hình (apply configuration), chọn Execute để áp dụng"/>
+                    <pic:cNvPicPr>
+                      <a:picLocks noChangeAspect="1" noChangeArrowheads="1"/>
+                    </pic:cNvPicPr>
+                  </pic:nvPicPr>
+                  <pic:blipFill>
+                    <a:blip r:embed="rId48">
+                      <a:extLst>
+                        <a:ext uri="{28A0092B-C50C-407E-A947-70E740481C1C}">
+                          <a14:useLocalDpi xmlns:a14="http://schemas.microsoft.com/office/drawing/2010/main" val="0"/>
+                        </a:ext>
+                      </a:extLst>
+                    </a:blip>
+                    <a:srcRect/>
+                    <a:stretch>
+                      <a:fillRect/>
+                    </a:stretch>
+                  </pic:blipFill>
+                  <pic:spPr bwMode="auto">
+                    <a:xfrm>
+                      <a:off x="0" y="0"/>
+                      <a:ext cx="5626540" cy="3166335"/>
+                    </a:xfrm>
+                    <a:prstGeom prst="rect">
+                      <a:avLst/>
+                    </a:prstGeom>
+                    <a:noFill/>
+                    <a:ln>
+                      <a:noFill/>
+                    </a:ln>
+                  </pic:spPr>
+                </pic:pic>
+              </a:graphicData>
+            </a:graphic>
+          </wp:inline>
+        </w:drawing>
+      </w:r>
+    </w:p>
+    <w:p>
+      <w:pPr>
+        <w:pStyle w:val="NormalWeb"/>
+        <w:shd w:val="clear" w:color="auto" w:fill="FFFFFF"/>
+        <w:spacing w:before="0" w:beforeAutospacing="0" w:after="0" w:afterAutospacing="0" w:line="360" w:lineRule="auto"/>
+        <w:rPr>
+          <w:color w:val="333333"/>
+          <w:sz w:val="26"/>
+          <w:szCs w:val="26"/>
+        </w:rPr>
+      </w:pPr>
+      <w:r>
+        <w:rPr>
+          <w:rStyle w:val="Strong"/>
+          <w:rFonts w:asciiTheme="minorHAnsi" w:eastAsiaTheme="majorEastAsia" w:hAnsiTheme="minorHAnsi"/>
+          <w:color w:val="333333"/>
+          <w:sz w:val="26"/>
+          <w:szCs w:val="26"/>
+        </w:rPr>
+        <w:tab/>
+      </w:r>
+      <w:r>
+        <w:rPr>
+          <w:rStyle w:val="Strong"/>
+          <w:rFonts w:eastAsiaTheme="majorEastAsia"/>
+          <w:b w:val="0"/>
+          <w:color w:val="333333"/>
+          <w:sz w:val="26"/>
+          <w:szCs w:val="26"/>
+        </w:rPr>
+        <w:t>Bước 20:</w:t>
+      </w:r>
+      <w:r>
+        <w:rPr>
+          <w:color w:val="333333"/>
+          <w:sz w:val="26"/>
+          <w:szCs w:val="26"/>
+        </w:rPr>
+        <w:t> Chọn </w:t>
+      </w:r>
+      <w:r>
+        <w:rPr>
+          <w:rStyle w:val="Strong"/>
+          <w:rFonts w:eastAsiaTheme="majorEastAsia"/>
+          <w:b w:val="0"/>
+          <w:color w:val="333333"/>
+          <w:sz w:val="26"/>
+          <w:szCs w:val="26"/>
+        </w:rPr>
+        <w:t>Finish</w:t>
+      </w:r>
+      <w:r>
+        <w:rPr>
+          <w:color w:val="333333"/>
+          <w:sz w:val="26"/>
+          <w:szCs w:val="26"/>
+        </w:rPr>
+        <w:t> để kết thúc quá trình thiết lập bảo mật.</w:t>
+      </w:r>
+    </w:p>
+    <w:p>
+      <w:pPr>
+        <w:pStyle w:val="img"/>
+        <w:shd w:val="clear" w:color="auto" w:fill="FFFFFF"/>
+        <w:spacing w:before="300" w:beforeAutospacing="0" w:after="300" w:afterAutospacing="0" w:line="419" w:lineRule="atLeast"/>
+        <w:rPr>
+          <w:rFonts w:ascii="Helvetica" w:hAnsi="Helvetica"/>
+          <w:color w:val="333333"/>
+          <w:sz w:val="27"/>
+          <w:szCs w:val="27"/>
+        </w:rPr>
+      </w:pPr>
+      <w:r>
+        <w:rPr>
+          <w:rFonts w:ascii="Helvetica" w:hAnsi="Helvetica"/>
+          <w:noProof/>
+          <w:color w:val="333333"/>
+          <w:sz w:val="27"/>
+          <w:szCs w:val="27"/>
+        </w:rPr>
+        <w:lastRenderedPageBreak/>
+        <w:drawing>
+          <wp:inline distT="0" distB="0" distL="0" distR="0" wp14:anchorId="723441E7" wp14:editId="75D821A5">
+            <wp:extent cx="5564283" cy="3131300"/>
+            <wp:effectExtent l="0" t="0" r="0" b="0"/>
+            <wp:docPr id="34" name="Picture 34" descr="Chọn Finish để kết thúc quá trình thiết lập bảo mật"/>
+            <wp:cNvGraphicFramePr>
+              <a:graphicFrameLocks xmlns:a="http://schemas.openxmlformats.org/drawingml/2006/main" noChangeAspect="1"/>
+            </wp:cNvGraphicFramePr>
+            <a:graphic xmlns:a="http://schemas.openxmlformats.org/drawingml/2006/main">
+              <a:graphicData uri="http://schemas.openxmlformats.org/drawingml/2006/picture">
+                <pic:pic xmlns:pic="http://schemas.openxmlformats.org/drawingml/2006/picture">
+                  <pic:nvPicPr>
+                    <pic:cNvPr id="0" name="Picture 33" descr="Chọn Finish để kết thúc quá trình thiết lập bảo mật"/>
+                    <pic:cNvPicPr>
+                      <a:picLocks noChangeAspect="1" noChangeArrowheads="1"/>
+                    </pic:cNvPicPr>
+                  </pic:nvPicPr>
+                  <pic:blipFill>
+                    <a:blip r:embed="rId49">
+                      <a:extLst>
+                        <a:ext uri="{28A0092B-C50C-407E-A947-70E740481C1C}">
+                          <a14:useLocalDpi xmlns:a14="http://schemas.microsoft.com/office/drawing/2010/main" val="0"/>
+                        </a:ext>
+                      </a:extLst>
+                    </a:blip>
+                    <a:srcRect/>
+                    <a:stretch>
+                      <a:fillRect/>
+                    </a:stretch>
+                  </pic:blipFill>
+                  <pic:spPr bwMode="auto">
+                    <a:xfrm>
+                      <a:off x="0" y="0"/>
+                      <a:ext cx="5586596" cy="3143856"/>
+                    </a:xfrm>
+                    <a:prstGeom prst="rect">
+                      <a:avLst/>
+                    </a:prstGeom>
+                    <a:noFill/>
+                    <a:ln>
+                      <a:noFill/>
+                    </a:ln>
+                  </pic:spPr>
+                </pic:pic>
+              </a:graphicData>
+            </a:graphic>
+          </wp:inline>
+        </w:drawing>
+      </w:r>
+    </w:p>
+    <w:p>
+      <w:pPr>
+        <w:pStyle w:val="NormalWeb"/>
+        <w:shd w:val="clear" w:color="auto" w:fill="FFFFFF"/>
+        <w:spacing w:before="0" w:beforeAutospacing="0" w:after="0" w:afterAutospacing="0" w:line="360" w:lineRule="auto"/>
+        <w:jc w:val="both"/>
+        <w:rPr>
+          <w:color w:val="333333"/>
+          <w:sz w:val="26"/>
+          <w:szCs w:val="26"/>
+        </w:rPr>
+      </w:pPr>
+      <w:r>
+        <w:rPr>
+          <w:rStyle w:val="Strong"/>
+          <w:rFonts w:eastAsiaTheme="majorEastAsia"/>
+          <w:color w:val="333333"/>
+          <w:sz w:val="26"/>
+          <w:szCs w:val="26"/>
+        </w:rPr>
+        <w:tab/>
+      </w:r>
+      <w:r>
+        <w:rPr>
+          <w:rStyle w:val="Strong"/>
+          <w:rFonts w:eastAsiaTheme="majorEastAsia"/>
+          <w:b w:val="0"/>
+          <w:color w:val="333333"/>
+          <w:sz w:val="26"/>
+          <w:szCs w:val="26"/>
+        </w:rPr>
+        <w:t>Bước 21:</w:t>
+      </w:r>
+      <w:r>
+        <w:rPr>
+          <w:color w:val="333333"/>
+          <w:sz w:val="26"/>
+          <w:szCs w:val="26"/>
+        </w:rPr>
+        <w:t> Tại mục </w:t>
+      </w:r>
+      <w:r>
+        <w:rPr>
+          <w:rStyle w:val="Strong"/>
+          <w:rFonts w:eastAsiaTheme="majorEastAsia"/>
+          <w:b w:val="0"/>
+          <w:color w:val="333333"/>
+          <w:sz w:val="26"/>
+          <w:szCs w:val="26"/>
+        </w:rPr>
+        <w:t>Product Configuration</w:t>
+      </w:r>
+      <w:r>
+        <w:rPr>
+          <w:color w:val="333333"/>
+          <w:sz w:val="26"/>
+          <w:szCs w:val="26"/>
+        </w:rPr>
+        <w:t>, chọn </w:t>
+      </w:r>
+      <w:r>
+        <w:rPr>
+          <w:rStyle w:val="Strong"/>
+          <w:rFonts w:eastAsiaTheme="majorEastAsia"/>
+          <w:b w:val="0"/>
+          <w:color w:val="333333"/>
+          <w:sz w:val="26"/>
+          <w:szCs w:val="26"/>
+        </w:rPr>
+        <w:t>Next</w:t>
+      </w:r>
+      <w:r>
+        <w:rPr>
+          <w:color w:val="333333"/>
+          <w:sz w:val="26"/>
+          <w:szCs w:val="26"/>
+        </w:rPr>
+        <w:t>.</w:t>
+      </w:r>
+    </w:p>
+    <w:p>
+      <w:pPr>
+        <w:pStyle w:val="img"/>
+        <w:shd w:val="clear" w:color="auto" w:fill="FFFFFF"/>
+        <w:spacing w:before="300" w:beforeAutospacing="0" w:after="300" w:afterAutospacing="0" w:line="419" w:lineRule="atLeast"/>
+        <w:rPr>
+          <w:rFonts w:ascii="Helvetica" w:hAnsi="Helvetica"/>
+          <w:color w:val="333333"/>
+          <w:sz w:val="27"/>
+          <w:szCs w:val="27"/>
+        </w:rPr>
+      </w:pPr>
+      <w:r>
+        <w:rPr>
+          <w:rFonts w:ascii="Helvetica" w:hAnsi="Helvetica"/>
+          <w:noProof/>
+          <w:color w:val="333333"/>
+          <w:sz w:val="27"/>
+          <w:szCs w:val="27"/>
+        </w:rPr>
+        <w:drawing>
+          <wp:inline distT="0" distB="0" distL="0" distR="0" wp14:anchorId="59D132F4" wp14:editId="31F363B1">
+            <wp:extent cx="5564284" cy="3131301"/>
+            <wp:effectExtent l="0" t="0" r="0" b="0"/>
+            <wp:docPr id="33" name="Picture 33" descr="Tại mục Product Configuration, chọn Next"/>
+            <wp:cNvGraphicFramePr>
+              <a:graphicFrameLocks xmlns:a="http://schemas.openxmlformats.org/drawingml/2006/main" noChangeAspect="1"/>
+            </wp:cNvGraphicFramePr>
+            <a:graphic xmlns:a="http://schemas.openxmlformats.org/drawingml/2006/main">
+              <a:graphicData uri="http://schemas.openxmlformats.org/drawingml/2006/picture">
+                <pic:pic xmlns:pic="http://schemas.openxmlformats.org/drawingml/2006/picture">
+                  <pic:nvPicPr>
+                    <pic:cNvPr id="0" name="Picture 34" descr="Tại mục Product Configuration, chọn Next"/>
+                    <pic:cNvPicPr>
+                      <a:picLocks noChangeAspect="1" noChangeArrowheads="1"/>
+                    </pic:cNvPicPr>
+                  </pic:nvPicPr>
+                  <pic:blipFill>
+                    <a:blip r:embed="rId50">
+                      <a:extLst>
+                        <a:ext uri="{28A0092B-C50C-407E-A947-70E740481C1C}">
+                          <a14:useLocalDpi xmlns:a14="http://schemas.microsoft.com/office/drawing/2010/main" val="0"/>
+                        </a:ext>
+                      </a:extLst>
+                    </a:blip>
+                    <a:srcRect/>
+                    <a:stretch>
+                      <a:fillRect/>
+                    </a:stretch>
+                  </pic:blipFill>
+                  <pic:spPr bwMode="auto">
+                    <a:xfrm>
+                      <a:off x="0" y="0"/>
+                      <a:ext cx="5579315" cy="3139760"/>
+                    </a:xfrm>
+                    <a:prstGeom prst="rect">
+                      <a:avLst/>
+                    </a:prstGeom>
+                    <a:noFill/>
+                    <a:ln>
+                      <a:noFill/>
+                    </a:ln>
+                  </pic:spPr>
+                </pic:pic>
+              </a:graphicData>
+            </a:graphic>
+          </wp:inline>
+        </w:drawing>
+      </w:r>
+    </w:p>
+    <w:p>
+      <w:pPr>
+        <w:pStyle w:val="NormalWeb"/>
+        <w:shd w:val="clear" w:color="auto" w:fill="FFFFFF"/>
+        <w:spacing w:before="0" w:beforeAutospacing="0" w:after="0" w:afterAutospacing="0" w:line="360" w:lineRule="auto"/>
+        <w:rPr>
+          <w:color w:val="333333"/>
+          <w:sz w:val="26"/>
+          <w:szCs w:val="26"/>
+        </w:rPr>
+      </w:pPr>
+      <w:r>
+        <w:rPr>
+          <w:rStyle w:val="Strong"/>
+          <w:rFonts w:eastAsiaTheme="majorEastAsia"/>
+          <w:color w:val="333333"/>
+          <w:sz w:val="26"/>
+          <w:szCs w:val="26"/>
+        </w:rPr>
+        <w:tab/>
+      </w:r>
+      <w:r>
+        <w:rPr>
+          <w:rStyle w:val="Strong"/>
+          <w:rFonts w:eastAsiaTheme="majorEastAsia"/>
+          <w:b w:val="0"/>
+          <w:color w:val="333333"/>
+          <w:sz w:val="26"/>
+          <w:szCs w:val="26"/>
+        </w:rPr>
+        <w:t>Bước 22:</w:t>
+      </w:r>
+      <w:r>
+        <w:rPr>
+          <w:color w:val="333333"/>
+          <w:sz w:val="26"/>
+          <w:szCs w:val="26"/>
+        </w:rPr>
+        <w:t> Chọn </w:t>
+      </w:r>
+      <w:r>
+        <w:rPr>
+          <w:rStyle w:val="Strong"/>
+          <w:rFonts w:eastAsiaTheme="majorEastAsia"/>
+          <w:b w:val="0"/>
+          <w:color w:val="333333"/>
+          <w:sz w:val="26"/>
+          <w:szCs w:val="26"/>
+        </w:rPr>
+        <w:t>Finish</w:t>
+      </w:r>
+      <w:r>
+        <w:rPr>
+          <w:color w:val="333333"/>
+          <w:sz w:val="26"/>
+          <w:szCs w:val="26"/>
+        </w:rPr>
+        <w:t>.</w:t>
+      </w:r>
+    </w:p>
+    <w:p>
+      <w:pPr>
+        <w:pStyle w:val="img"/>
+        <w:shd w:val="clear" w:color="auto" w:fill="FFFFFF"/>
+        <w:spacing w:before="300" w:beforeAutospacing="0" w:after="300" w:afterAutospacing="0" w:line="419" w:lineRule="atLeast"/>
+        <w:rPr>
+          <w:rFonts w:ascii="Helvetica" w:hAnsi="Helvetica"/>
+          <w:color w:val="333333"/>
+          <w:sz w:val="27"/>
+          <w:szCs w:val="27"/>
+        </w:rPr>
+      </w:pPr>
+      <w:r>
+        <w:rPr>
+          <w:rFonts w:ascii="Helvetica" w:hAnsi="Helvetica"/>
+          <w:noProof/>
+          <w:color w:val="333333"/>
+          <w:sz w:val="27"/>
+          <w:szCs w:val="27"/>
+        </w:rPr>
+        <w:lastRenderedPageBreak/>
+        <w:drawing>
+          <wp:inline distT="0" distB="0" distL="0" distR="0" wp14:anchorId="499C942E" wp14:editId="67FC2727">
+            <wp:extent cx="5588903" cy="3145155"/>
+            <wp:effectExtent l="0" t="0" r="0" b="0"/>
+            <wp:docPr id="32" name="Picture 32" descr="Chọn Finish"/>
+            <wp:cNvGraphicFramePr>
+              <a:graphicFrameLocks xmlns:a="http://schemas.openxmlformats.org/drawingml/2006/main" noChangeAspect="1"/>
+            </wp:cNvGraphicFramePr>
+            <a:graphic xmlns:a="http://schemas.openxmlformats.org/drawingml/2006/main">
+              <a:graphicData uri="http://schemas.openxmlformats.org/drawingml/2006/picture">
+                <pic:pic xmlns:pic="http://schemas.openxmlformats.org/drawingml/2006/picture">
+                  <pic:nvPicPr>
+                    <pic:cNvPr id="0" name="Picture 35" descr="Chọn Finish"/>
+                    <pic:cNvPicPr>
+                      <a:picLocks noChangeAspect="1" noChangeArrowheads="1"/>
+                    </pic:cNvPicPr>
+                  </pic:nvPicPr>
+                  <pic:blipFill>
+                    <a:blip r:embed="rId51">
+                      <a:extLst>
+                        <a:ext uri="{28A0092B-C50C-407E-A947-70E740481C1C}">
+                          <a14:useLocalDpi xmlns:a14="http://schemas.microsoft.com/office/drawing/2010/main" val="0"/>
+                        </a:ext>
+                      </a:extLst>
+                    </a:blip>
+                    <a:srcRect/>
+                    <a:stretch>
+                      <a:fillRect/>
+                    </a:stretch>
+                  </pic:blipFill>
+                  <pic:spPr bwMode="auto">
+                    <a:xfrm>
+                      <a:off x="0" y="0"/>
+                      <a:ext cx="5617372" cy="3161176"/>
+                    </a:xfrm>
+                    <a:prstGeom prst="rect">
+                      <a:avLst/>
+                    </a:prstGeom>
+                    <a:noFill/>
+                    <a:ln>
+                      <a:noFill/>
+                    </a:ln>
+                  </pic:spPr>
+                </pic:pic>
+              </a:graphicData>
+            </a:graphic>
+          </wp:inline>
+        </w:drawing>
+      </w:r>
+    </w:p>
+    <w:p>
+      <w:pPr>
+        <w:pStyle w:val="NormalWeb"/>
+        <w:shd w:val="clear" w:color="auto" w:fill="FFFFFF"/>
+        <w:spacing w:before="0" w:beforeAutospacing="0" w:after="0" w:afterAutospacing="0" w:line="360" w:lineRule="auto"/>
+        <w:jc w:val="both"/>
+        <w:rPr>
+          <w:color w:val="333333"/>
+          <w:sz w:val="26"/>
+          <w:szCs w:val="26"/>
+        </w:rPr>
+      </w:pPr>
+      <w:r>
+        <w:rPr>
+          <w:rStyle w:val="Strong"/>
+          <w:rFonts w:eastAsiaTheme="majorEastAsia"/>
+          <w:color w:val="333333"/>
+          <w:sz w:val="26"/>
+          <w:szCs w:val="26"/>
+        </w:rPr>
+        <w:tab/>
+      </w:r>
+      <w:r>
+        <w:rPr>
+          <w:rStyle w:val="Strong"/>
+          <w:rFonts w:eastAsiaTheme="majorEastAsia"/>
+          <w:b w:val="0"/>
+          <w:color w:val="333333"/>
+          <w:sz w:val="26"/>
+          <w:szCs w:val="26"/>
+        </w:rPr>
+        <w:t>Bước 23:</w:t>
+      </w:r>
+      <w:r>
+        <w:rPr>
+          <w:color w:val="333333"/>
+          <w:sz w:val="26"/>
+          <w:szCs w:val="26"/>
+        </w:rPr>
+        <w:t> Điền tên, password và chọn </w:t>
+      </w:r>
+      <w:r>
+        <w:rPr>
+          <w:rStyle w:val="Strong"/>
+          <w:rFonts w:eastAsiaTheme="majorEastAsia"/>
+          <w:b w:val="0"/>
+          <w:color w:val="333333"/>
+          <w:sz w:val="26"/>
+          <w:szCs w:val="26"/>
+        </w:rPr>
+        <w:t>Check</w:t>
+      </w:r>
+      <w:r>
+        <w:rPr>
+          <w:color w:val="333333"/>
+          <w:sz w:val="26"/>
+          <w:szCs w:val="26"/>
+        </w:rPr>
+        <w:t>.</w:t>
+      </w:r>
+    </w:p>
+    <w:p>
+      <w:pPr>
+        <w:pStyle w:val="img"/>
+        <w:shd w:val="clear" w:color="auto" w:fill="FFFFFF"/>
+        <w:spacing w:before="300" w:beforeAutospacing="0" w:after="300" w:afterAutospacing="0" w:line="419" w:lineRule="atLeast"/>
+        <w:rPr>
+          <w:rFonts w:ascii="Helvetica" w:hAnsi="Helvetica"/>
+          <w:color w:val="333333"/>
+          <w:sz w:val="27"/>
+          <w:szCs w:val="27"/>
+        </w:rPr>
+      </w:pPr>
+      <w:r>
+        <w:rPr>
+          <w:rFonts w:ascii="Helvetica" w:hAnsi="Helvetica"/>
+          <w:noProof/>
+          <w:color w:val="333333"/>
+          <w:sz w:val="27"/>
+          <w:szCs w:val="27"/>
+        </w:rPr>
+        <w:drawing>
+          <wp:inline distT="0" distB="0" distL="0" distR="0" wp14:anchorId="16ED84E0" wp14:editId="034BE76A">
+            <wp:extent cx="5588903" cy="3145155"/>
+            <wp:effectExtent l="0" t="0" r="0" b="0"/>
+            <wp:docPr id="31" name="Picture 31" descr="Điền tên, password và chọn Check"/>
+            <wp:cNvGraphicFramePr>
+              <a:graphicFrameLocks xmlns:a="http://schemas.openxmlformats.org/drawingml/2006/main" noChangeAspect="1"/>
+            </wp:cNvGraphicFramePr>
+            <a:graphic xmlns:a="http://schemas.openxmlformats.org/drawingml/2006/main">
+              <a:graphicData uri="http://schemas.openxmlformats.org/drawingml/2006/picture">
+                <pic:pic xmlns:pic="http://schemas.openxmlformats.org/drawingml/2006/picture">
+                  <pic:nvPicPr>
+                    <pic:cNvPr id="0" name="Picture 36" descr="Điền tên, password và chọn Check"/>
+                    <pic:cNvPicPr>
+                      <a:picLocks noChangeAspect="1" noChangeArrowheads="1"/>
+                    </pic:cNvPicPr>
+                  </pic:nvPicPr>
+                  <pic:blipFill>
+                    <a:blip r:embed="rId52">
+                      <a:extLst>
+                        <a:ext uri="{28A0092B-C50C-407E-A947-70E740481C1C}">
+                          <a14:useLocalDpi xmlns:a14="http://schemas.microsoft.com/office/drawing/2010/main" val="0"/>
+                        </a:ext>
+                      </a:extLst>
+                    </a:blip>
+                    <a:srcRect/>
+                    <a:stretch>
+                      <a:fillRect/>
+                    </a:stretch>
+                  </pic:blipFill>
+                  <pic:spPr bwMode="auto">
+                    <a:xfrm>
+                      <a:off x="0" y="0"/>
+                      <a:ext cx="5606667" cy="3155152"/>
+                    </a:xfrm>
+                    <a:prstGeom prst="rect">
+                      <a:avLst/>
+                    </a:prstGeom>
+                    <a:noFill/>
+                    <a:ln>
+                      <a:noFill/>
+                    </a:ln>
+                  </pic:spPr>
+                </pic:pic>
+              </a:graphicData>
+            </a:graphic>
+          </wp:inline>
+        </w:drawing>
+      </w:r>
+    </w:p>
+    <w:p>
+      <w:pPr>
+        <w:pStyle w:val="NormalWeb"/>
+        <w:shd w:val="clear" w:color="auto" w:fill="FFFFFF"/>
+        <w:spacing w:before="0" w:beforeAutospacing="0" w:after="0" w:afterAutospacing="0" w:line="360" w:lineRule="auto"/>
+        <w:jc w:val="both"/>
+        <w:rPr>
+          <w:color w:val="333333"/>
+          <w:sz w:val="26"/>
+          <w:szCs w:val="26"/>
+        </w:rPr>
+      </w:pPr>
+      <w:r>
+        <w:rPr>
+          <w:rStyle w:val="Strong"/>
+          <w:rFonts w:eastAsiaTheme="majorEastAsia"/>
+          <w:color w:val="333333"/>
+          <w:sz w:val="26"/>
+          <w:szCs w:val="26"/>
+        </w:rPr>
+        <w:tab/>
+      </w:r>
+      <w:r>
+        <w:rPr>
+          <w:rStyle w:val="Strong"/>
+          <w:rFonts w:eastAsiaTheme="majorEastAsia"/>
+          <w:b w:val="0"/>
+          <w:color w:val="333333"/>
+          <w:sz w:val="26"/>
+          <w:szCs w:val="26"/>
+        </w:rPr>
+        <w:t>Bước 24:</w:t>
+      </w:r>
+      <w:r>
+        <w:rPr>
+          <w:color w:val="333333"/>
+          <w:sz w:val="26"/>
+          <w:szCs w:val="26"/>
+        </w:rPr>
+        <w:t> Sau khi check thành công, chọn </w:t>
+      </w:r>
+      <w:r>
+        <w:rPr>
+          <w:rStyle w:val="Strong"/>
+          <w:rFonts w:eastAsiaTheme="majorEastAsia"/>
+          <w:b w:val="0"/>
+          <w:color w:val="333333"/>
+          <w:sz w:val="26"/>
+          <w:szCs w:val="26"/>
+        </w:rPr>
+        <w:t>Next</w:t>
+      </w:r>
+      <w:r>
+        <w:rPr>
+          <w:color w:val="333333"/>
+          <w:sz w:val="26"/>
+          <w:szCs w:val="26"/>
+        </w:rPr>
+        <w:t>.</w:t>
+      </w:r>
+    </w:p>
+    <w:p>
+      <w:pPr>
+        <w:pStyle w:val="img"/>
+        <w:shd w:val="clear" w:color="auto" w:fill="FFFFFF"/>
+        <w:spacing w:before="300" w:beforeAutospacing="0" w:after="300" w:afterAutospacing="0" w:line="419" w:lineRule="atLeast"/>
+        <w:rPr>
+          <w:rFonts w:ascii="Helvetica" w:hAnsi="Helvetica"/>
+          <w:color w:val="333333"/>
+          <w:sz w:val="27"/>
+          <w:szCs w:val="27"/>
+        </w:rPr>
+      </w:pPr>
+      <w:r>
+        <w:rPr>
+          <w:rFonts w:ascii="Helvetica" w:hAnsi="Helvetica"/>
+          <w:noProof/>
+          <w:color w:val="333333"/>
+          <w:sz w:val="27"/>
+          <w:szCs w:val="27"/>
+        </w:rPr>
+        <w:lastRenderedPageBreak/>
+        <w:drawing>
+          <wp:inline distT="0" distB="0" distL="0" distR="0" wp14:anchorId="310F48E3" wp14:editId="5BDC5A98">
+            <wp:extent cx="5601212" cy="3152082"/>
+            <wp:effectExtent l="0" t="0" r="0" b="0"/>
+            <wp:docPr id="30" name="Picture 30" descr="Sau khi check thành công, chọn Next"/>
+            <wp:cNvGraphicFramePr>
+              <a:graphicFrameLocks xmlns:a="http://schemas.openxmlformats.org/drawingml/2006/main" noChangeAspect="1"/>
+            </wp:cNvGraphicFramePr>
+            <a:graphic xmlns:a="http://schemas.openxmlformats.org/drawingml/2006/main">
+              <a:graphicData uri="http://schemas.openxmlformats.org/drawingml/2006/picture">
+                <pic:pic xmlns:pic="http://schemas.openxmlformats.org/drawingml/2006/picture">
+                  <pic:nvPicPr>
+                    <pic:cNvPr id="0" name="Picture 37" descr="Sau khi check thành công, chọn Next"/>
+                    <pic:cNvPicPr>
+                      <a:picLocks noChangeAspect="1" noChangeArrowheads="1"/>
+                    </pic:cNvPicPr>
+                  </pic:nvPicPr>
+                  <pic:blipFill>
+                    <a:blip r:embed="rId53">
+                      <a:extLst>
+                        <a:ext uri="{28A0092B-C50C-407E-A947-70E740481C1C}">
+                          <a14:useLocalDpi xmlns:a14="http://schemas.microsoft.com/office/drawing/2010/main" val="0"/>
+                        </a:ext>
+                      </a:extLst>
+                    </a:blip>
+                    <a:srcRect/>
+                    <a:stretch>
+                      <a:fillRect/>
+                    </a:stretch>
+                  </pic:blipFill>
+                  <pic:spPr bwMode="auto">
+                    <a:xfrm>
+                      <a:off x="0" y="0"/>
+                      <a:ext cx="5629366" cy="3167926"/>
+                    </a:xfrm>
+                    <a:prstGeom prst="rect">
+                      <a:avLst/>
+                    </a:prstGeom>
+                    <a:noFill/>
+                    <a:ln>
+                      <a:noFill/>
+                    </a:ln>
+                  </pic:spPr>
+                </pic:pic>
+              </a:graphicData>
+            </a:graphic>
+          </wp:inline>
+        </w:drawing>
+      </w:r>
+    </w:p>
+    <w:p>
+      <w:pPr>
+        <w:pStyle w:val="NormalWeb"/>
+        <w:shd w:val="clear" w:color="auto" w:fill="FFFFFF"/>
+        <w:spacing w:before="0" w:after="0" w:line="419" w:lineRule="atLeast"/>
+        <w:rPr>
+          <w:color w:val="333333"/>
+          <w:sz w:val="26"/>
+          <w:szCs w:val="26"/>
+        </w:rPr>
+      </w:pPr>
+      <w:r>
+        <w:rPr>
+          <w:rStyle w:val="Strong"/>
+          <w:rFonts w:asciiTheme="minorHAnsi" w:eastAsiaTheme="majorEastAsia" w:hAnsiTheme="minorHAnsi"/>
+          <w:color w:val="333333"/>
+          <w:sz w:val="27"/>
+          <w:szCs w:val="27"/>
+        </w:rPr>
+        <w:tab/>
+      </w:r>
+      <w:r>
+        <w:rPr>
+          <w:rStyle w:val="Strong"/>
+          <w:rFonts w:eastAsiaTheme="majorEastAsia"/>
+          <w:b w:val="0"/>
+          <w:color w:val="333333"/>
+          <w:sz w:val="26"/>
+          <w:szCs w:val="26"/>
+        </w:rPr>
+        <w:t>Bước 25:</w:t>
+      </w:r>
+      <w:r>
+        <w:rPr>
+          <w:color w:val="333333"/>
+          <w:sz w:val="26"/>
+          <w:szCs w:val="26"/>
+        </w:rPr>
+        <w:t> Chọn </w:t>
+      </w:r>
+      <w:r>
+        <w:rPr>
+          <w:rStyle w:val="Strong"/>
+          <w:rFonts w:eastAsiaTheme="majorEastAsia"/>
+          <w:b w:val="0"/>
+          <w:color w:val="333333"/>
+          <w:sz w:val="26"/>
+          <w:szCs w:val="26"/>
+        </w:rPr>
+        <w:t>Execute</w:t>
+      </w:r>
+      <w:r>
+        <w:rPr>
+          <w:b/>
+          <w:color w:val="333333"/>
+          <w:sz w:val="26"/>
+          <w:szCs w:val="26"/>
+        </w:rPr>
+        <w:t>.</w:t>
+      </w:r>
+    </w:p>
+    <w:p>
+      <w:pPr>
+        <w:pStyle w:val="img"/>
+        <w:shd w:val="clear" w:color="auto" w:fill="FFFFFF"/>
+        <w:spacing w:before="300" w:beforeAutospacing="0" w:after="300" w:afterAutospacing="0" w:line="419" w:lineRule="atLeast"/>
+        <w:rPr>
+          <w:rFonts w:ascii="Helvetica" w:hAnsi="Helvetica"/>
+          <w:color w:val="333333"/>
+          <w:sz w:val="27"/>
+          <w:szCs w:val="27"/>
+        </w:rPr>
+      </w:pPr>
+      <w:r>
+        <w:rPr>
+          <w:rFonts w:ascii="Helvetica" w:hAnsi="Helvetica"/>
+          <w:noProof/>
+          <w:color w:val="333333"/>
+          <w:sz w:val="27"/>
+          <w:szCs w:val="27"/>
+        </w:rPr>
+        <w:drawing>
+          <wp:inline distT="0" distB="0" distL="0" distR="0" wp14:anchorId="326BF931" wp14:editId="7A73D19D">
+            <wp:extent cx="5662761" cy="3186719"/>
+            <wp:effectExtent l="0" t="0" r="0" b="0"/>
+            <wp:docPr id="29" name="Picture 29" descr="Chọn Execute."/>
+            <wp:cNvGraphicFramePr>
+              <a:graphicFrameLocks xmlns:a="http://schemas.openxmlformats.org/drawingml/2006/main" noChangeAspect="1"/>
+            </wp:cNvGraphicFramePr>
+            <a:graphic xmlns:a="http://schemas.openxmlformats.org/drawingml/2006/main">
+              <a:graphicData uri="http://schemas.openxmlformats.org/drawingml/2006/picture">
+                <pic:pic xmlns:pic="http://schemas.openxmlformats.org/drawingml/2006/picture">
+                  <pic:nvPicPr>
+                    <pic:cNvPr id="0" name="Picture 38" descr="Chọn Execute."/>
+                    <pic:cNvPicPr>
+                      <a:picLocks noChangeAspect="1" noChangeArrowheads="1"/>
+                    </pic:cNvPicPr>
+                  </pic:nvPicPr>
+                  <pic:blipFill>
+                    <a:blip r:embed="rId54">
+                      <a:extLst>
+                        <a:ext uri="{28A0092B-C50C-407E-A947-70E740481C1C}">
+                          <a14:useLocalDpi xmlns:a14="http://schemas.microsoft.com/office/drawing/2010/main" val="0"/>
+                        </a:ext>
+                      </a:extLst>
+                    </a:blip>
+                    <a:srcRect/>
+                    <a:stretch>
+                      <a:fillRect/>
+                    </a:stretch>
+                  </pic:blipFill>
+                  <pic:spPr bwMode="auto">
+                    <a:xfrm>
+                      <a:off x="0" y="0"/>
+                      <a:ext cx="5682080" cy="3197591"/>
+                    </a:xfrm>
+                    <a:prstGeom prst="rect">
+                      <a:avLst/>
+                    </a:prstGeom>
+                    <a:noFill/>
+                    <a:ln>
+                      <a:noFill/>
+                    </a:ln>
+                  </pic:spPr>
+                </pic:pic>
+              </a:graphicData>
+            </a:graphic>
+          </wp:inline>
+        </w:drawing>
+      </w:r>
+    </w:p>
+    <w:p>
+      <w:pPr>
+        <w:pStyle w:val="NormalWeb"/>
+        <w:shd w:val="clear" w:color="auto" w:fill="FFFFFF"/>
+        <w:spacing w:before="0" w:beforeAutospacing="0" w:after="0" w:afterAutospacing="0" w:line="360" w:lineRule="auto"/>
+        <w:rPr>
+          <w:color w:val="333333"/>
+          <w:sz w:val="26"/>
+          <w:szCs w:val="26"/>
+        </w:rPr>
+      </w:pPr>
+      <w:r>
+        <w:rPr>
+          <w:rStyle w:val="Strong"/>
+          <w:rFonts w:asciiTheme="minorHAnsi" w:eastAsiaTheme="majorEastAsia" w:hAnsiTheme="minorHAnsi"/>
+          <w:color w:val="333333"/>
+          <w:sz w:val="27"/>
+          <w:szCs w:val="27"/>
+        </w:rPr>
+        <w:tab/>
+      </w:r>
+      <w:r>
+        <w:rPr>
+          <w:rStyle w:val="Strong"/>
+          <w:rFonts w:eastAsiaTheme="majorEastAsia"/>
+          <w:b w:val="0"/>
+          <w:color w:val="333333"/>
+          <w:sz w:val="26"/>
+          <w:szCs w:val="26"/>
+        </w:rPr>
+        <w:t>Bước 26:</w:t>
+      </w:r>
+      <w:r>
+        <w:rPr>
+          <w:color w:val="333333"/>
+          <w:sz w:val="26"/>
+          <w:szCs w:val="26"/>
+        </w:rPr>
+        <w:t> Chọn </w:t>
+      </w:r>
+      <w:r>
+        <w:rPr>
+          <w:rStyle w:val="Strong"/>
+          <w:rFonts w:eastAsiaTheme="majorEastAsia"/>
+          <w:b w:val="0"/>
+          <w:color w:val="333333"/>
+          <w:sz w:val="26"/>
+          <w:szCs w:val="26"/>
+        </w:rPr>
+        <w:t>Finish</w:t>
+      </w:r>
+      <w:r>
+        <w:rPr>
+          <w:rStyle w:val="Strong"/>
+          <w:rFonts w:eastAsiaTheme="majorEastAsia"/>
+          <w:color w:val="333333"/>
+          <w:sz w:val="26"/>
+          <w:szCs w:val="26"/>
+        </w:rPr>
+        <w:t>.</w:t>
+      </w:r>
+    </w:p>
+    <w:p>
+      <w:pPr>
+        <w:pStyle w:val="img"/>
+        <w:shd w:val="clear" w:color="auto" w:fill="FFFFFF"/>
+        <w:spacing w:before="300" w:beforeAutospacing="0" w:after="300" w:afterAutospacing="0" w:line="419" w:lineRule="atLeast"/>
+        <w:rPr>
+          <w:rFonts w:ascii="Helvetica" w:hAnsi="Helvetica"/>
+          <w:color w:val="333333"/>
+          <w:sz w:val="27"/>
+          <w:szCs w:val="27"/>
+        </w:rPr>
+      </w:pPr>
+      <w:r>
+        <w:rPr>
+          <w:rFonts w:ascii="Helvetica" w:hAnsi="Helvetica"/>
+          <w:noProof/>
+          <w:color w:val="333333"/>
+          <w:sz w:val="27"/>
+          <w:szCs w:val="27"/>
+        </w:rPr>
+        <w:lastRenderedPageBreak/>
+        <w:drawing>
+          <wp:inline distT="0" distB="0" distL="0" distR="0" wp14:anchorId="7343A6A3" wp14:editId="00684B4E">
+            <wp:extent cx="5613521" cy="3159009"/>
+            <wp:effectExtent l="0" t="0" r="6350" b="3810"/>
+            <wp:docPr id="28" name="Picture 28" descr="Chọn Finish."/>
+            <wp:cNvGraphicFramePr>
+              <a:graphicFrameLocks xmlns:a="http://schemas.openxmlformats.org/drawingml/2006/main" noChangeAspect="1"/>
+            </wp:cNvGraphicFramePr>
+            <a:graphic xmlns:a="http://schemas.openxmlformats.org/drawingml/2006/main">
+              <a:graphicData uri="http://schemas.openxmlformats.org/drawingml/2006/picture">
+                <pic:pic xmlns:pic="http://schemas.openxmlformats.org/drawingml/2006/picture">
+                  <pic:nvPicPr>
+                    <pic:cNvPr id="0" name="Picture 39" descr="Chọn Finish."/>
+                    <pic:cNvPicPr>
+                      <a:picLocks noChangeAspect="1" noChangeArrowheads="1"/>
+                    </pic:cNvPicPr>
+                  </pic:nvPicPr>
+                  <pic:blipFill>
+                    <a:blip r:embed="rId55">
+                      <a:extLst>
+                        <a:ext uri="{28A0092B-C50C-407E-A947-70E740481C1C}">
+                          <a14:useLocalDpi xmlns:a14="http://schemas.microsoft.com/office/drawing/2010/main" val="0"/>
+                        </a:ext>
+                      </a:extLst>
+                    </a:blip>
+                    <a:srcRect/>
+                    <a:stretch>
+                      <a:fillRect/>
+                    </a:stretch>
+                  </pic:blipFill>
+                  <pic:spPr bwMode="auto">
+                    <a:xfrm>
+                      <a:off x="0" y="0"/>
+                      <a:ext cx="5627380" cy="3166808"/>
+                    </a:xfrm>
+                    <a:prstGeom prst="rect">
+                      <a:avLst/>
+                    </a:prstGeom>
+                    <a:noFill/>
+                    <a:ln>
+                      <a:noFill/>
+                    </a:ln>
+                  </pic:spPr>
+                </pic:pic>
+              </a:graphicData>
+            </a:graphic>
+          </wp:inline>
+        </w:drawing>
+      </w:r>
+    </w:p>
+    <w:p>
+      <w:pPr>
+        <w:pStyle w:val="NormalWeb"/>
+        <w:shd w:val="clear" w:color="auto" w:fill="FFFFFF"/>
+        <w:spacing w:before="0" w:after="0" w:line="419" w:lineRule="atLeast"/>
+        <w:rPr>
+          <w:color w:val="333333"/>
+          <w:sz w:val="26"/>
+          <w:szCs w:val="26"/>
+        </w:rPr>
+      </w:pPr>
+      <w:r>
+        <w:rPr>
+          <w:rStyle w:val="Strong"/>
+          <w:rFonts w:asciiTheme="minorHAnsi" w:eastAsiaTheme="majorEastAsia" w:hAnsiTheme="minorHAnsi"/>
+          <w:color w:val="333333"/>
+          <w:sz w:val="27"/>
+          <w:szCs w:val="27"/>
+        </w:rPr>
+        <w:tab/>
+      </w:r>
+      <w:r>
+        <w:rPr>
+          <w:rStyle w:val="Strong"/>
+          <w:rFonts w:eastAsiaTheme="majorEastAsia"/>
+          <w:b w:val="0"/>
+          <w:color w:val="333333"/>
+          <w:sz w:val="26"/>
+          <w:szCs w:val="26"/>
+        </w:rPr>
+        <w:t>Bước 27:</w:t>
+      </w:r>
+      <w:r>
+        <w:rPr>
+          <w:color w:val="333333"/>
+          <w:sz w:val="26"/>
+          <w:szCs w:val="26"/>
+        </w:rPr>
+        <w:t> Kế kiếp lập lại quá trình xác nhận, chọn </w:t>
+      </w:r>
+      <w:r>
+        <w:rPr>
+          <w:rStyle w:val="Strong"/>
+          <w:rFonts w:eastAsiaTheme="majorEastAsia"/>
+          <w:b w:val="0"/>
+          <w:color w:val="333333"/>
+          <w:sz w:val="26"/>
+          <w:szCs w:val="26"/>
+        </w:rPr>
+        <w:t>Next</w:t>
+      </w:r>
+      <w:r>
+        <w:rPr>
+          <w:color w:val="333333"/>
+          <w:sz w:val="26"/>
+          <w:szCs w:val="26"/>
+        </w:rPr>
+        <w:t> và chọn </w:t>
+      </w:r>
+      <w:r>
+        <w:rPr>
+          <w:rStyle w:val="Strong"/>
+          <w:rFonts w:eastAsiaTheme="majorEastAsia"/>
+          <w:b w:val="0"/>
+          <w:color w:val="333333"/>
+          <w:sz w:val="26"/>
+          <w:szCs w:val="26"/>
+        </w:rPr>
+        <w:t>Finish</w:t>
+      </w:r>
+      <w:r>
+        <w:rPr>
+          <w:color w:val="333333"/>
+          <w:sz w:val="26"/>
+          <w:szCs w:val="26"/>
+        </w:rPr>
+        <w:t> để kết thúc quá trình cài đặt.</w:t>
+      </w:r>
+    </w:p>
+    <w:p>
+      <w:pPr>
+        <w:pStyle w:val="img"/>
+        <w:shd w:val="clear" w:color="auto" w:fill="FFFFFF"/>
+        <w:spacing w:before="300" w:beforeAutospacing="0" w:after="300" w:afterAutospacing="0" w:line="419" w:lineRule="atLeast"/>
+        <w:rPr>
+          <w:rFonts w:ascii="Helvetica" w:hAnsi="Helvetica"/>
+          <w:color w:val="333333"/>
+          <w:sz w:val="27"/>
+          <w:szCs w:val="27"/>
+        </w:rPr>
+      </w:pPr>
+      <w:r>
+        <w:rPr>
+          <w:rFonts w:ascii="Helvetica" w:hAnsi="Helvetica"/>
+          <w:noProof/>
+          <w:color w:val="333333"/>
+          <w:sz w:val="27"/>
+          <w:szCs w:val="27"/>
+        </w:rPr>
+        <w:drawing>
+          <wp:inline distT="0" distB="0" distL="0" distR="0" wp14:anchorId="055CB341" wp14:editId="73E7E252">
+            <wp:extent cx="5675071" cy="3193646"/>
+            <wp:effectExtent l="0" t="0" r="1905" b="6985"/>
+            <wp:docPr id="27" name="Picture 27" descr="Kế kiếp lập lại quá trình xác nhận, chọn Next và chọn Finish để kết thúc quá trình cài đặt"/>
+            <wp:cNvGraphicFramePr>
+              <a:graphicFrameLocks xmlns:a="http://schemas.openxmlformats.org/drawingml/2006/main" noChangeAspect="1"/>
+            </wp:cNvGraphicFramePr>
+            <a:graphic xmlns:a="http://schemas.openxmlformats.org/drawingml/2006/main">
+              <a:graphicData uri="http://schemas.openxmlformats.org/drawingml/2006/picture">
+                <pic:pic xmlns:pic="http://schemas.openxmlformats.org/drawingml/2006/picture">
+                  <pic:nvPicPr>
+                    <pic:cNvPr id="0" name="Picture 40" descr="Kế kiếp lập lại quá trình xác nhận, chọn Next và chọn Finish để kết thúc quá trình cài đặt"/>
+                    <pic:cNvPicPr>
+                      <a:picLocks noChangeAspect="1" noChangeArrowheads="1"/>
+                    </pic:cNvPicPr>
+                  </pic:nvPicPr>
+                  <pic:blipFill>
+                    <a:blip r:embed="rId56">
+                      <a:extLst>
+                        <a:ext uri="{28A0092B-C50C-407E-A947-70E740481C1C}">
+                          <a14:useLocalDpi xmlns:a14="http://schemas.microsoft.com/office/drawing/2010/main" val="0"/>
+                        </a:ext>
+                      </a:extLst>
+                    </a:blip>
+                    <a:srcRect/>
+                    <a:stretch>
+                      <a:fillRect/>
+                    </a:stretch>
+                  </pic:blipFill>
+                  <pic:spPr bwMode="auto">
+                    <a:xfrm>
+                      <a:off x="0" y="0"/>
+                      <a:ext cx="5690782" cy="3202488"/>
+                    </a:xfrm>
+                    <a:prstGeom prst="rect">
+                      <a:avLst/>
+                    </a:prstGeom>
+                    <a:noFill/>
+                    <a:ln>
+                      <a:noFill/>
+                    </a:ln>
+                  </pic:spPr>
+                </pic:pic>
+              </a:graphicData>
+            </a:graphic>
+          </wp:inline>
+        </w:drawing>
+      </w:r>
+    </w:p>
+    <w:p>
+      <w:pPr>
+        <w:pStyle w:val="NormalWeb"/>
+        <w:shd w:val="clear" w:color="auto" w:fill="FFFFFF"/>
+        <w:spacing w:line="419" w:lineRule="atLeast"/>
+        <w:rPr>
+          <w:color w:val="333333"/>
+          <w:sz w:val="26"/>
+          <w:szCs w:val="26"/>
+        </w:rPr>
+      </w:pPr>
+      <w:r>
+        <w:rPr>
+          <w:color w:val="333333"/>
+          <w:sz w:val="26"/>
+          <w:szCs w:val="26"/>
+        </w:rPr>
+        <w:tab/>
+      </w:r>
+      <w:r>
+        <w:rPr>
+          <w:color w:val="333333"/>
+          <w:sz w:val="26"/>
+          <w:szCs w:val="26"/>
+        </w:rPr>
+        <w:t>Vậy là bạn đã cài đặt MySQL thành công!</w:t>
+      </w:r>
+    </w:p>
+    <w:p>
+      <w:pPr>
+        <w:pStyle w:val="img"/>
+        <w:shd w:val="clear" w:color="auto" w:fill="FFFFFF"/>
+        <w:spacing w:before="300" w:beforeAutospacing="0" w:after="300" w:afterAutospacing="0" w:line="419" w:lineRule="atLeast"/>
+        <w:rPr>
+          <w:rFonts w:ascii="Helvetica" w:hAnsi="Helvetica"/>
+          <w:color w:val="333333"/>
+          <w:sz w:val="27"/>
+          <w:szCs w:val="27"/>
+        </w:rPr>
+      </w:pPr>
+      <w:r>
+        <w:rPr>
+          <w:rFonts w:ascii="Helvetica" w:hAnsi="Helvetica"/>
+          <w:noProof/>
+          <w:color w:val="333333"/>
+          <w:sz w:val="27"/>
+          <w:szCs w:val="27"/>
+        </w:rPr>
+        <w:lastRenderedPageBreak/>
+        <w:drawing>
+          <wp:inline distT="0" distB="0" distL="0" distR="0" wp14:anchorId="505577CA" wp14:editId="5150EA3E">
+            <wp:extent cx="5625830" cy="3165936"/>
+            <wp:effectExtent l="0" t="0" r="0" b="0"/>
+            <wp:docPr id="26" name="Picture 26" descr="Vậy là bạn đã cài đặt MySQL thành công!"/>
+            <wp:cNvGraphicFramePr>
+              <a:graphicFrameLocks xmlns:a="http://schemas.openxmlformats.org/drawingml/2006/main" noChangeAspect="1"/>
+            </wp:cNvGraphicFramePr>
+            <a:graphic xmlns:a="http://schemas.openxmlformats.org/drawingml/2006/main">
+              <a:graphicData uri="http://schemas.openxmlformats.org/drawingml/2006/picture">
+                <pic:pic xmlns:pic="http://schemas.openxmlformats.org/drawingml/2006/picture">
+                  <pic:nvPicPr>
+                    <pic:cNvPr id="0" name="Picture 41" descr="Vậy là bạn đã cài đặt MySQL thành công!"/>
+                    <pic:cNvPicPr>
+                      <a:picLocks noChangeAspect="1" noChangeArrowheads="1"/>
+                    </pic:cNvPicPr>
+                  </pic:nvPicPr>
+                  <pic:blipFill>
+                    <a:blip r:embed="rId57">
+                      <a:extLst>
+                        <a:ext uri="{28A0092B-C50C-407E-A947-70E740481C1C}">
+                          <a14:useLocalDpi xmlns:a14="http://schemas.microsoft.com/office/drawing/2010/main" val="0"/>
+                        </a:ext>
+                      </a:extLst>
+                    </a:blip>
+                    <a:srcRect/>
+                    <a:stretch>
+                      <a:fillRect/>
+                    </a:stretch>
+                  </pic:blipFill>
+                  <pic:spPr bwMode="auto">
+                    <a:xfrm>
+                      <a:off x="0" y="0"/>
+                      <a:ext cx="5647729" cy="3178260"/>
+                    </a:xfrm>
+                    <a:prstGeom prst="rect">
+                      <a:avLst/>
+                    </a:prstGeom>
+                    <a:noFill/>
+                    <a:ln>
+                      <a:noFill/>
+                    </a:ln>
+                  </pic:spPr>
+                </pic:pic>
+              </a:graphicData>
+            </a:graphic>
+          </wp:inline>
+        </w:drawing>
+      </w:r>
+    </w:p>
+    <w:p>
+      <w:pPr>
+        <w:pStyle w:val="content"/>
+        <w:ind w:firstLine="0"/>
+      </w:pPr>
+    </w:p>
+    <w:p>
+      <w:pPr>
+        <w:pStyle w:val="content"/>
+        <w:ind w:firstLine="0"/>
+        <w:rPr>
+          <w:rFonts w:hint="eastAsia"/>
+        </w:rPr>
+      </w:pPr>
+      <w:r>
+        <w:tab/>
+      </w:r>
+      <w:r>
+        <w:t>Cài đặt thư viện cần thiết cho dự án</w:t>
+      </w:r>
+    </w:p>
+    <w:p>
+      <w:pPr>
+        <w:pStyle w:val="content"/>
+        <w:ind w:firstLine="0"/>
+        <w:rPr>
+          <w:rFonts w:hint="eastAsia"/>
+        </w:rPr>
+      </w:pPr>
+      <w:r>
+        <w:tab/>
+      </w:r>
+      <w:r>
+        <w:tab/>
+        <w:t>Server</w:t>
+      </w:r>
+    </w:p>
+    <w:p>
+      <w:pPr>
+        <w:pStyle w:val="content"/>
+        <w:ind w:firstLine="0"/>
+        <w:rPr>
+          <w:rFonts w:hint="eastAsia"/>
+        </w:rPr>
+      </w:pPr>
+      <w:r>
+        <w:tab/>
+      </w:r>
+      <w:r>
+        <w:tab/>
+      </w:r>
+      <w:r>
+        <w:tab/>
+        <w:t>cd src/server</w:t>
+      </w:r>
+    </w:p>
+    <w:p>
+      <w:pPr>
+        <w:pStyle w:val="content"/>
+        <w:ind w:firstLine="0"/>
+        <w:rPr>
+          <w:rFonts w:hint="eastAsia"/>
+        </w:rPr>
+      </w:pPr>
+      <w:r>
+        <w:tab/>
+      </w:r>
+      <w:r>
+        <w:tab/>
+      </w:r>
+      <w:r>
+        <w:tab/>
+        <w:t>npm install</w:t>
+      </w:r>
+    </w:p>
+    <w:p>
+      <w:pPr>
+        <w:pStyle w:val="content"/>
+        <w:ind w:firstLine="0"/>
+        <w:rPr>
+          <w:rFonts w:hint="eastAsia"/>
+        </w:rPr>
+      </w:pPr>
+      <w:r>
+        <w:tab/>
+      </w:r>
+      <w:r>
+        <w:tab/>
+      </w:r>
+      <w:r>
+        <w:tab/>
+      </w:r>
+      <w:r>
+        <w:t>Tạo file .env.development.local</w:t>
+      </w:r>
+    </w:p>
+    <w:p>
+      <w:pPr>
+        <w:pStyle w:val="content"/>
+        <w:ind w:firstLine="0"/>
+        <w:rPr>
+          <w:rFonts w:hint="eastAsia"/>
+        </w:rPr>
+      </w:pPr>
+      <w:r>
+        <w:tab/>
+      </w:r>
+      <w:r>
+        <w:tab/>
+        <w:t>Database</w:t>
+      </w:r>
+    </w:p>
+    <w:p>
+      <w:pPr>
+        <w:pStyle w:val="content"/>
+        <w:ind w:firstLine="0"/>
+        <w:rPr>
+          <w:rFonts w:hint="eastAsia"/>
+        </w:rPr>
+      </w:pPr>
+      <w:r>
+        <w:tab/>
+      </w:r>
+      <w:r>
+        <w:tab/>
+      </w:r>
+      <w:r>
+        <w:tab/>
+      </w:r>
+    </w:p>
+    <w:p>
+      <w:pPr>
+        <w:pStyle w:val="content"/>
+        <w:ind w:firstLine="0"/>
+        <w:rPr>
+          <w:rFonts w:hint="eastAsia"/>
+        </w:rPr>
+      </w:pPr>
+      <w:r>
+        <w:tab/>
+      </w:r>
+      <w:r>
+        <w:tab/>
+        <w:t>Client</w:t>
+      </w:r>
+    </w:p>
+    <w:p>
+      <w:pPr>
+        <w:pStyle w:val="content"/>
+        <w:rPr>
+          <w:rFonts w:hint="eastAsia"/>
+        </w:rPr>
+      </w:pPr>
+      <w:r>
+        <w:tab/>
+      </w:r>
+      <w:r>
+        <w:tab/>
+      </w:r>
+      <w:r>
+        <w:rPr>
+          <w:rFonts w:hint="eastAsia"/>
+        </w:rPr>
+        <w:t>cd src/client</w:t>
+      </w:r>
+    </w:p>
+    <w:p>
+      <w:pPr>
+        <w:pStyle w:val="content"/>
+        <w:ind w:firstLine="0"/>
+        <w:rPr>
+          <w:rFonts w:hint="eastAsia"/>
+        </w:rPr>
+      </w:pPr>
+      <w:r>
+        <w:tab/>
+      </w:r>
+      <w:r>
+        <w:tab/>
+      </w:r>
+      <w:r>
+        <w:tab/>
+      </w:r>
+      <w:r>
+        <w:rPr>
+          <w:rFonts w:hint="eastAsia"/>
+        </w:rPr>
+        <w:t>npm install</w:t>
+      </w:r>
+    </w:p>
+    <w:p>
+      <w:pPr>
+        <w:pStyle w:val="content"/>
+        <w:ind w:firstLine="0"/>
+        <w:rPr>
+          <w:rFonts w:hint="eastAsia"/>
+        </w:rPr>
+      </w:pPr>
+      <w:r>
+        <w:tab/>
+      </w:r>
+      <w:r>
+        <w:tab/>
+      </w:r>
+      <w:r>
+        <w:tab/>
+      </w:r>
+      <w:r>
+        <w:t>Tạo file .env</w:t>
+      </w:r>
+    </w:p>
+    <w:p>
+      <w:pPr>
+        <w:pStyle w:val="content"/>
+        <w:ind w:firstLine="0"/>
+        <w:rPr>
+          <w:rFonts w:hint="eastAsia"/>
+        </w:rPr>
+      </w:pPr>
+      <w:r>
+        <w:t>Hướng dẫn lấy api Resend cho cấ</w:t>
+      </w:r>
+      <w:r>
+        <w:t xml:space="preserve">u hình email, </w:t>
+      </w:r>
+      <w:r>
+        <w:t>api Gemini cho cấu hình chatbot ai</w:t>
+      </w:r>
+      <w:r>
+        <w:t xml:space="preserve"> và cấu hình Google OAuth cho chức năng đăng nhập bằng Google </w:t>
+      </w:r>
+    </w:p>
+    <w:p>
+      <w:pPr>
+        <w:pStyle w:val="content"/>
+        <w:ind w:firstLine="0"/>
+      </w:pPr>
+      <w:r>
+        <w:t>Hướng dẫn chạy hệ thống với Docker</w:t>
+      </w:r>
+    </w:p>
+    <w:p>
+      <w:pPr>
+        <w:rPr>
+          <w:rFonts w:ascii="Times New Roman" w:eastAsia="Times New Roman" w:hAnsi="Times New Roman" w:cs="Times New Roman"/>
+          <w:b/>
+          <w:sz w:val="28"/>
+          <w:szCs w:val="24"/>
+          <w:lang w:eastAsia="en-US"/>
+        </w:rPr>
+      </w:pPr>
+      <w:r>
+        <w:lastRenderedPageBreak/>
+        <w:br w:type="page"/>
+      </w:r>
+    </w:p>
+    <w:p>
+      <w:pPr>
+        <w:pStyle w:val="dm"/>
+      </w:pPr>
+      <w:r>
+        <w:lastRenderedPageBreak/>
+        <w:t>PHỤ LỤC 2</w:t>
+      </w:r>
+    </w:p>
+    <w:p>
+      <w:pPr>
+        <w:pStyle w:val="content"/>
+        <w:ind w:firstLine="0"/>
+        <w:jc w:val="center"/>
+        <w:rPr>
+          <w:rFonts w:hint="eastAsia"/>
+        </w:rPr>
+      </w:pPr>
+      <w:r>
+        <w:t>HƯỚNG DẪN CÀI ĐẶT VÀ CHẠY HỆ THỐNG VỚI DOCKER</w:t>
+      </w:r>
+    </w:p>
+    <w:p>
+      <w:pPr>
+        <w:pStyle w:val="content"/>
+        <w:rPr>
+          <w:rFonts w:hint="eastAsia"/>
+        </w:rPr>
+      </w:pPr>
+    </w:p>
+    <w:p>
+      <w:pPr>
+        <w:pStyle w:val="content"/>
+        <w:ind w:firstLine="0"/>
+        <w:rPr>
+          <w:rFonts w:hint="eastAsia"/>
+        </w:rPr>
       </w:pPr>
     </w:p>
     <w:p>
@@ -16611,7 +21414,7 @@
       </w:pPr>
     </w:p>
     <w:sectPr>
-      <w:footerReference w:type="default" r:id="rId16"/>
+      <w:footerReference w:type="default" r:id="rId58"/>
       <w:pgSz w:w="11907" w:h="16840" w:code="9"/>
       <w:pgMar w:top="1418" w:right="1134" w:bottom="1418" w:left="1985" w:header="720" w:footer="720" w:gutter="0"/>
       <w:pgNumType w:start="1"/>
@@ -16623,7 +21426,7 @@
 </file>
 
 <file path=word/endnotes.xml><?xml version="1.0" encoding="utf-8"?>
-<w:endnotes xmlns:wpc="http://schemas.microsoft.com/office/word/2010/wordprocessingCanvas" xmlns:cx="http://schemas.microsoft.com/office/drawing/2014/chartex" xmlns:cx1="http://schemas.microsoft.com/office/drawing/2015/9/8/chartex" xmlns:cx2="http://schemas.microsoft.com/office/drawing/2015/10/21/chartex" xmlns:cx3="http://schemas.microsoft.com/office/drawing/2016/5/9/chartex" xmlns:cx4="http://schemas.microsoft.com/office/drawing/2016/5/10/chartex" xmlns:cx5="http://schemas.microsoft.com/office/drawing/2016/5/11/chartex" xmlns:cx6="http://schemas.microsoft.com/office/drawing/2016/5/12/chartex" xmlns:cx7="http://schemas.microsoft.com/office/drawing/2016/5/13/chartex" xmlns:cx8="http://schemas.microsoft.com/office/drawing/2016/5/14/chartex" xmlns:mc="http://schemas.openxmlformats.org/markup-compatibility/2006" xmlns:aink="http://schemas.microsoft.com/office/drawing/2016/ink" xmlns:am3d="http://schemas.microsoft.com/office/drawing/2017/model3d" xmlns:o="urn:schemas-microsoft-com:office:office" xmlns:oel="http://schemas.microsoft.com/office/2019/extlst" xmlns:r="http://schemas.openxmlformats.org/officeDocument/2006/relationships" xmlns:m="http://schemas.openxmlformats.org/officeDocument/2006/math" xmlns:v="urn:schemas-microsoft-com:vml" xmlns:wp14="http://schemas.microsoft.com/office/word/2010/wordprocessingDrawing" xmlns:wp="http://schemas.openxmlformats.org/drawingml/2006/wordprocessingDrawing" xmlns:w10="urn:schemas-microsoft-com:office:word" xmlns:w="http://schemas.openxmlformats.org/wordprocessingml/2006/main" xmlns:w14="http://schemas.microsoft.com/office/word/2010/wordml" xmlns:w15="http://schemas.microsoft.com/office/word/2012/wordml" xmlns:w16cex="http://schemas.microsoft.com/office/word/2018/wordml/cex" xmlns:w16cid="http://schemas.microsoft.com/office/word/2016/wordml/cid" xmlns:w16="http://schemas.microsoft.com/office/word/2018/wordml" xmlns:w16du="http://schemas.microsoft.com/office/word/2023/wordml/word16du" xmlns:w16sdtdh="http://schemas.microsoft.com/office/word/2020/wordml/sdtdatahash" xmlns:w16se="http://schemas.microsoft.com/office/word/2015/wordml/symex" xmlns:wpg="http://schemas.microsoft.com/office/word/2010/wordprocessingGroup" xmlns:wpi="http://schemas.microsoft.com/office/word/2010/wordprocessingInk" xmlns:wne="http://schemas.microsoft.com/office/word/2006/wordml" xmlns:wps="http://schemas.microsoft.com/office/word/2010/wordprocessingShape" mc:Ignorable="w14 w15 w16se w16cid w16 w16cex w16sdtdh w16du wp14">
+<w:endnotes xmlns:wpc="http://schemas.microsoft.com/office/word/2010/wordprocessingCanvas" xmlns:cx="http://schemas.microsoft.com/office/drawing/2014/chartex" xmlns:mc="http://schemas.openxmlformats.org/markup-compatibility/2006" xmlns:o="urn:schemas-microsoft-com:office:office" xmlns:r="http://schemas.openxmlformats.org/officeDocument/2006/relationships" xmlns:m="http://schemas.openxmlformats.org/officeDocument/2006/math" xmlns:v="urn:schemas-microsoft-com:vml" xmlns:wp14="http://schemas.microsoft.com/office/word/2010/wordprocessingDrawing" xmlns:wp="http://schemas.openxmlformats.org/drawingml/2006/wordprocessingDrawing" xmlns:w10="urn:schemas-microsoft-com:office:word" xmlns:w="http://schemas.openxmlformats.org/wordprocessingml/2006/main" xmlns:w14="http://schemas.microsoft.com/office/word/2010/wordml" xmlns:w15="http://schemas.microsoft.com/office/word/2012/wordml" xmlns:w16se="http://schemas.microsoft.com/office/word/2015/wordml/symex" xmlns:wpg="http://schemas.microsoft.com/office/word/2010/wordprocessingGroup" xmlns:wpi="http://schemas.microsoft.com/office/word/2010/wordprocessingInk" xmlns:wne="http://schemas.microsoft.com/office/word/2006/wordml" xmlns:wps="http://schemas.microsoft.com/office/word/2010/wordprocessingShape" mc:Ignorable="w14 w15 w16se wp14">
   <w:endnote w:type="separator" w:id="-1">
     <w:p>
       <w:pPr>
@@ -16654,7 +21457,7 @@
 </file>
 
 <file path=word/footer1.xml><?xml version="1.0" encoding="utf-8"?>
-<w:ftr xmlns:wpc="http://schemas.microsoft.com/office/word/2010/wordprocessingCanvas" xmlns:cx="http://schemas.microsoft.com/office/drawing/2014/chartex" xmlns:cx1="http://schemas.microsoft.com/office/drawing/2015/9/8/chartex" xmlns:cx2="http://schemas.microsoft.com/office/drawing/2015/10/21/chartex" xmlns:cx3="http://schemas.microsoft.com/office/drawing/2016/5/9/chartex" xmlns:cx4="http://schemas.microsoft.com/office/drawing/2016/5/10/chartex" xmlns:cx5="http://schemas.microsoft.com/office/drawing/2016/5/11/chartex" xmlns:cx6="http://schemas.microsoft.com/office/drawing/2016/5/12/chartex" xmlns:cx7="http://schemas.microsoft.com/office/drawing/2016/5/13/chartex" xmlns:cx8="http://schemas.microsoft.com/office/drawing/2016/5/14/chartex" xmlns:mc="http://schemas.openxmlformats.org/markup-compatibility/2006" xmlns:aink="http://schemas.microsoft.com/office/drawing/2016/ink" xmlns:am3d="http://schemas.microsoft.com/office/drawing/2017/model3d" xmlns:o="urn:schemas-microsoft-com:office:office" xmlns:oel="http://schemas.microsoft.com/office/2019/extlst" xmlns:r="http://schemas.openxmlformats.org/officeDocument/2006/relationships" xmlns:m="http://schemas.openxmlformats.org/officeDocument/2006/math" xmlns:v="urn:schemas-microsoft-com:vml" xmlns:wp14="http://schemas.microsoft.com/office/word/2010/wordprocessingDrawing" xmlns:wp="http://schemas.openxmlformats.org/drawingml/2006/wordprocessingDrawing" xmlns:w10="urn:schemas-microsoft-com:office:word" xmlns:w="http://schemas.openxmlformats.org/wordprocessingml/2006/main" xmlns:w14="http://schemas.microsoft.com/office/word/2010/wordml" xmlns:w15="http://schemas.microsoft.com/office/word/2012/wordml" xmlns:w16cex="http://schemas.microsoft.com/office/word/2018/wordml/cex" xmlns:w16cid="http://schemas.microsoft.com/office/word/2016/wordml/cid" xmlns:w16="http://schemas.microsoft.com/office/word/2018/wordml" xmlns:w16du="http://schemas.microsoft.com/office/word/2023/wordml/word16du" xmlns:w16sdtdh="http://schemas.microsoft.com/office/word/2020/wordml/sdtdatahash" xmlns:w16se="http://schemas.microsoft.com/office/word/2015/wordml/symex" xmlns:wpg="http://schemas.microsoft.com/office/word/2010/wordprocessingGroup" xmlns:wpi="http://schemas.microsoft.com/office/word/2010/wordprocessingInk" xmlns:wne="http://schemas.microsoft.com/office/word/2006/wordml" xmlns:wps="http://schemas.microsoft.com/office/word/2010/wordprocessingShape" mc:Ignorable="w14 w15 w16se w16cid w16 w16cex w16sdtdh w16du wp14">
+<w:ftr xmlns:wpc="http://schemas.microsoft.com/office/word/2010/wordprocessingCanvas" xmlns:cx="http://schemas.microsoft.com/office/drawing/2014/chartex" xmlns:mc="http://schemas.openxmlformats.org/markup-compatibility/2006" xmlns:o="urn:schemas-microsoft-com:office:office" xmlns:r="http://schemas.openxmlformats.org/officeDocument/2006/relationships" xmlns:m="http://schemas.openxmlformats.org/officeDocument/2006/math" xmlns:v="urn:schemas-microsoft-com:vml" xmlns:wp14="http://schemas.microsoft.com/office/word/2010/wordprocessingDrawing" xmlns:wp="http://schemas.openxmlformats.org/drawingml/2006/wordprocessingDrawing" xmlns:w10="urn:schemas-microsoft-com:office:word" xmlns:w="http://schemas.openxmlformats.org/wordprocessingml/2006/main" xmlns:w14="http://schemas.microsoft.com/office/word/2010/wordml" xmlns:w15="http://schemas.microsoft.com/office/word/2012/wordml" xmlns:w16se="http://schemas.microsoft.com/office/word/2015/wordml/symex" xmlns:wpg="http://schemas.microsoft.com/office/word/2010/wordprocessingGroup" xmlns:wpi="http://schemas.microsoft.com/office/word/2010/wordprocessingInk" xmlns:wne="http://schemas.microsoft.com/office/word/2006/wordml" xmlns:wps="http://schemas.microsoft.com/office/word/2010/wordprocessingShape" mc:Ignorable="w14 w15 w16se wp14">
   <w:sdt>
     <w:sdtPr>
       <w:id w:val="-183213592"/>
@@ -16688,9 +21491,10 @@
         </w:r>
         <w:r>
           <w:rPr>
-            <w:noProof/>
-          </w:rPr>
-          <w:t>2</w:t>
+            <w:rFonts w:hint="eastAsia"/>
+            <w:noProof/>
+          </w:rPr>
+          <w:t>x</w:t>
         </w:r>
         <w:r>
           <w:rPr>
@@ -16714,7 +21518,7 @@
 </file>
 
 <file path=word/footer2.xml><?xml version="1.0" encoding="utf-8"?>
-<w:ftr xmlns:wpc="http://schemas.microsoft.com/office/word/2010/wordprocessingCanvas" xmlns:cx="http://schemas.microsoft.com/office/drawing/2014/chartex" xmlns:cx1="http://schemas.microsoft.com/office/drawing/2015/9/8/chartex" xmlns:cx2="http://schemas.microsoft.com/office/drawing/2015/10/21/chartex" xmlns:cx3="http://schemas.microsoft.com/office/drawing/2016/5/9/chartex" xmlns:cx4="http://schemas.microsoft.com/office/drawing/2016/5/10/chartex" xmlns:cx5="http://schemas.microsoft.com/office/drawing/2016/5/11/chartex" xmlns:cx6="http://schemas.microsoft.com/office/drawing/2016/5/12/chartex" xmlns:cx7="http://schemas.microsoft.com/office/drawing/2016/5/13/chartex" xmlns:cx8="http://schemas.microsoft.com/office/drawing/2016/5/14/chartex" xmlns:mc="http://schemas.openxmlformats.org/markup-compatibility/2006" xmlns:aink="http://schemas.microsoft.com/office/drawing/2016/ink" xmlns:am3d="http://schemas.microsoft.com/office/drawing/2017/model3d" xmlns:o="urn:schemas-microsoft-com:office:office" xmlns:oel="http://schemas.microsoft.com/office/2019/extlst" xmlns:r="http://schemas.openxmlformats.org/officeDocument/2006/relationships" xmlns:m="http://schemas.openxmlformats.org/officeDocument/2006/math" xmlns:v="urn:schemas-microsoft-com:vml" xmlns:wp14="http://schemas.microsoft.com/office/word/2010/wordprocessingDrawing" xmlns:wp="http://schemas.openxmlformats.org/drawingml/2006/wordprocessingDrawing" xmlns:w10="urn:schemas-microsoft-com:office:word" xmlns:w="http://schemas.openxmlformats.org/wordprocessingml/2006/main" xmlns:w14="http://schemas.microsoft.com/office/word/2010/wordml" xmlns:w15="http://schemas.microsoft.com/office/word/2012/wordml" xmlns:w16cex="http://schemas.microsoft.com/office/word/2018/wordml/cex" xmlns:w16cid="http://schemas.microsoft.com/office/word/2016/wordml/cid" xmlns:w16="http://schemas.microsoft.com/office/word/2018/wordml" xmlns:w16du="http://schemas.microsoft.com/office/word/2023/wordml/word16du" xmlns:w16sdtdh="http://schemas.microsoft.com/office/word/2020/wordml/sdtdatahash" xmlns:w16se="http://schemas.microsoft.com/office/word/2015/wordml/symex" xmlns:wpg="http://schemas.microsoft.com/office/word/2010/wordprocessingGroup" xmlns:wpi="http://schemas.microsoft.com/office/word/2010/wordprocessingInk" xmlns:wne="http://schemas.microsoft.com/office/word/2006/wordml" xmlns:wps="http://schemas.microsoft.com/office/word/2010/wordprocessingShape" mc:Ignorable="w14 w15 w16se w16cid w16 w16cex w16sdtdh w16du wp14">
+<w:ftr xmlns:wpc="http://schemas.microsoft.com/office/word/2010/wordprocessingCanvas" xmlns:cx="http://schemas.microsoft.com/office/drawing/2014/chartex" xmlns:mc="http://schemas.openxmlformats.org/markup-compatibility/2006" xmlns:o="urn:schemas-microsoft-com:office:office" xmlns:r="http://schemas.openxmlformats.org/officeDocument/2006/relationships" xmlns:m="http://schemas.openxmlformats.org/officeDocument/2006/math" xmlns:v="urn:schemas-microsoft-com:vml" xmlns:wp14="http://schemas.microsoft.com/office/word/2010/wordprocessingDrawing" xmlns:wp="http://schemas.openxmlformats.org/drawingml/2006/wordprocessingDrawing" xmlns:w10="urn:schemas-microsoft-com:office:word" xmlns:w="http://schemas.openxmlformats.org/wordprocessingml/2006/main" xmlns:w14="http://schemas.microsoft.com/office/word/2010/wordml" xmlns:w15="http://schemas.microsoft.com/office/word/2012/wordml" xmlns:w16se="http://schemas.microsoft.com/office/word/2015/wordml/symex" xmlns:wpg="http://schemas.microsoft.com/office/word/2010/wordprocessingGroup" xmlns:wpi="http://schemas.microsoft.com/office/word/2010/wordprocessingInk" xmlns:wne="http://schemas.microsoft.com/office/word/2006/wordml" xmlns:wps="http://schemas.microsoft.com/office/word/2010/wordprocessingShape" mc:Ignorable="w14 w15 w16se wp14">
   <w:p>
     <w:pPr>
       <w:pStyle w:val="Footer"/>
@@ -16730,13 +21534,13 @@
       </w:rPr>
     </w:pPr>
     <w:r>
-      <w:t>Sinh viên thực hiện: Thạch Thị Huệ Trinh</w:t>
+      <w:t>SVTH: Trần Thị Yến Nhi, Trầm Khôi Nguyên, Thạch Thị Huệ Trinh</w:t>
     </w:r>
   </w:p>
   <w:p>
     <w:pPr>
       <w:pStyle w:val="Footer"/>
-      <w:framePr w:w="421" w:wrap="around" w:vAnchor="text" w:hAnchor="page" w:x="10441" w:y="20"/>
+      <w:framePr w:w="339" w:h="263" w:hRule="exact" w:wrap="around" w:vAnchor="text" w:hAnchor="page" w:x="10441" w:y="20"/>
       <w:rPr>
         <w:rStyle w:val="PageNumber"/>
         <w:rFonts w:hint="eastAsia"/>
@@ -16766,7 +21570,7 @@
         <w:rFonts w:hint="eastAsia"/>
         <w:noProof/>
       </w:rPr>
-      <w:t>91</w:t>
+      <w:t>22</w:t>
     </w:r>
     <w:r>
       <w:rPr>
@@ -16788,7 +21592,7 @@
 </file>
 
 <file path=word/footnotes.xml><?xml version="1.0" encoding="utf-8"?>
-<w:footnotes xmlns:wpc="http://schemas.microsoft.com/office/word/2010/wordprocessingCanvas" xmlns:cx="http://schemas.microsoft.com/office/drawing/2014/chartex" xmlns:cx1="http://schemas.microsoft.com/office/drawing/2015/9/8/chartex" xmlns:cx2="http://schemas.microsoft.com/office/drawing/2015/10/21/chartex" xmlns:cx3="http://schemas.microsoft.com/office/drawing/2016/5/9/chartex" xmlns:cx4="http://schemas.microsoft.com/office/drawing/2016/5/10/chartex" xmlns:cx5="http://schemas.microsoft.com/office/drawing/2016/5/11/chartex" xmlns:cx6="http://schemas.microsoft.com/office/drawing/2016/5/12/chartex" xmlns:cx7="http://schemas.microsoft.com/office/drawing/2016/5/13/chartex" xmlns:cx8="http://schemas.microsoft.com/office/drawing/2016/5/14/chartex" xmlns:mc="http://schemas.openxmlformats.org/markup-compatibility/2006" xmlns:aink="http://schemas.microsoft.com/office/drawing/2016/ink" xmlns:am3d="http://schemas.microsoft.com/office/drawing/2017/model3d" xmlns:o="urn:schemas-microsoft-com:office:office" xmlns:oel="http://schemas.microsoft.com/office/2019/extlst" xmlns:r="http://schemas.openxmlformats.org/officeDocument/2006/relationships" xmlns:m="http://schemas.openxmlformats.org/officeDocument/2006/math" xmlns:v="urn:schemas-microsoft-com:vml" xmlns:wp14="http://schemas.microsoft.com/office/word/2010/wordprocessingDrawing" xmlns:wp="http://schemas.openxmlformats.org/drawingml/2006/wordprocessingDrawing" xmlns:w10="urn:schemas-microsoft-com:office:word" xmlns:w="http://schemas.openxmlformats.org/wordprocessingml/2006/main" xmlns:w14="http://schemas.microsoft.com/office/word/2010/wordml" xmlns:w15="http://schemas.microsoft.com/office/word/2012/wordml" xmlns:w16cex="http://schemas.microsoft.com/office/word/2018/wordml/cex" xmlns:w16cid="http://schemas.microsoft.com/office/word/2016/wordml/cid" xmlns:w16="http://schemas.microsoft.com/office/word/2018/wordml" xmlns:w16du="http://schemas.microsoft.com/office/word/2023/wordml/word16du" xmlns:w16sdtdh="http://schemas.microsoft.com/office/word/2020/wordml/sdtdatahash" xmlns:w16se="http://schemas.microsoft.com/office/word/2015/wordml/symex" xmlns:wpg="http://schemas.microsoft.com/office/word/2010/wordprocessingGroup" xmlns:wpi="http://schemas.microsoft.com/office/word/2010/wordprocessingInk" xmlns:wne="http://schemas.microsoft.com/office/word/2006/wordml" xmlns:wps="http://schemas.microsoft.com/office/word/2010/wordprocessingShape" mc:Ignorable="w14 w15 w16se w16cid w16 w16cex w16sdtdh w16du wp14">
+<w:footnotes xmlns:wpc="http://schemas.microsoft.com/office/word/2010/wordprocessingCanvas" xmlns:cx="http://schemas.microsoft.com/office/drawing/2014/chartex" xmlns:mc="http://schemas.openxmlformats.org/markup-compatibility/2006" xmlns:o="urn:schemas-microsoft-com:office:office" xmlns:r="http://schemas.openxmlformats.org/officeDocument/2006/relationships" xmlns:m="http://schemas.openxmlformats.org/officeDocument/2006/math" xmlns:v="urn:schemas-microsoft-com:vml" xmlns:wp14="http://schemas.microsoft.com/office/word/2010/wordprocessingDrawing" xmlns:wp="http://schemas.openxmlformats.org/drawingml/2006/wordprocessingDrawing" xmlns:w10="urn:schemas-microsoft-com:office:word" xmlns:w="http://schemas.openxmlformats.org/wordprocessingml/2006/main" xmlns:w14="http://schemas.microsoft.com/office/word/2010/wordml" xmlns:w15="http://schemas.microsoft.com/office/word/2012/wordml" xmlns:w16se="http://schemas.microsoft.com/office/word/2015/wordml/symex" xmlns:wpg="http://schemas.microsoft.com/office/word/2010/wordprocessingGroup" xmlns:wpi="http://schemas.microsoft.com/office/word/2010/wordprocessingInk" xmlns:wne="http://schemas.microsoft.com/office/word/2006/wordml" xmlns:wps="http://schemas.microsoft.com/office/word/2010/wordprocessingShape" mc:Ignorable="w14 w15 w16se wp14">
   <w:footnote w:type="separator" w:id="-1">
     <w:p>
       <w:pPr>
@@ -16819,7 +21623,7 @@
 </file>
 
 <file path=word/header1.xml><?xml version="1.0" encoding="utf-8"?>
-<w:hdr xmlns:wpc="http://schemas.microsoft.com/office/word/2010/wordprocessingCanvas" xmlns:cx="http://schemas.microsoft.com/office/drawing/2014/chartex" xmlns:cx1="http://schemas.microsoft.com/office/drawing/2015/9/8/chartex" xmlns:cx2="http://schemas.microsoft.com/office/drawing/2015/10/21/chartex" xmlns:cx3="http://schemas.microsoft.com/office/drawing/2016/5/9/chartex" xmlns:cx4="http://schemas.microsoft.com/office/drawing/2016/5/10/chartex" xmlns:cx5="http://schemas.microsoft.com/office/drawing/2016/5/11/chartex" xmlns:cx6="http://schemas.microsoft.com/office/drawing/2016/5/12/chartex" xmlns:cx7="http://schemas.microsoft.com/office/drawing/2016/5/13/chartex" xmlns:cx8="http://schemas.microsoft.com/office/drawing/2016/5/14/chartex" xmlns:mc="http://schemas.openxmlformats.org/markup-compatibility/2006" xmlns:aink="http://schemas.microsoft.com/office/drawing/2016/ink" xmlns:am3d="http://schemas.microsoft.com/office/drawing/2017/model3d" xmlns:o="urn:schemas-microsoft-com:office:office" xmlns:oel="http://schemas.microsoft.com/office/2019/extlst" xmlns:r="http://schemas.openxmlformats.org/officeDocument/2006/relationships" xmlns:m="http://schemas.openxmlformats.org/officeDocument/2006/math" xmlns:v="urn:schemas-microsoft-com:vml" xmlns:wp14="http://schemas.microsoft.com/office/word/2010/wordprocessingDrawing" xmlns:wp="http://schemas.openxmlformats.org/drawingml/2006/wordprocessingDrawing" xmlns:w10="urn:schemas-microsoft-com:office:word" xmlns:w="http://schemas.openxmlformats.org/wordprocessingml/2006/main" xmlns:w14="http://schemas.microsoft.com/office/word/2010/wordml" xmlns:w15="http://schemas.microsoft.com/office/word/2012/wordml" xmlns:w16cex="http://schemas.microsoft.com/office/word/2018/wordml/cex" xmlns:w16cid="http://schemas.microsoft.com/office/word/2016/wordml/cid" xmlns:w16="http://schemas.microsoft.com/office/word/2018/wordml" xmlns:w16du="http://schemas.microsoft.com/office/word/2023/wordml/word16du" xmlns:w16sdtdh="http://schemas.microsoft.com/office/word/2020/wordml/sdtdatahash" xmlns:w16se="http://schemas.microsoft.com/office/word/2015/wordml/symex" xmlns:wpg="http://schemas.microsoft.com/office/word/2010/wordprocessingGroup" xmlns:wpi="http://schemas.microsoft.com/office/word/2010/wordprocessingInk" xmlns:wne="http://schemas.microsoft.com/office/word/2006/wordml" xmlns:wps="http://schemas.microsoft.com/office/word/2010/wordprocessingShape" mc:Ignorable="w14 w15 w16se w16cid w16 w16cex w16sdtdh w16du wp14">
+<w:hdr xmlns:wpc="http://schemas.microsoft.com/office/word/2010/wordprocessingCanvas" xmlns:cx="http://schemas.microsoft.com/office/drawing/2014/chartex" xmlns:mc="http://schemas.openxmlformats.org/markup-compatibility/2006" xmlns:o="urn:schemas-microsoft-com:office:office" xmlns:r="http://schemas.openxmlformats.org/officeDocument/2006/relationships" xmlns:m="http://schemas.openxmlformats.org/officeDocument/2006/math" xmlns:v="urn:schemas-microsoft-com:vml" xmlns:wp14="http://schemas.microsoft.com/office/word/2010/wordprocessingDrawing" xmlns:wp="http://schemas.openxmlformats.org/drawingml/2006/wordprocessingDrawing" xmlns:w10="urn:schemas-microsoft-com:office:word" xmlns:w="http://schemas.openxmlformats.org/wordprocessingml/2006/main" xmlns:w14="http://schemas.microsoft.com/office/word/2010/wordml" xmlns:w15="http://schemas.microsoft.com/office/word/2012/wordml" xmlns:w16se="http://schemas.microsoft.com/office/word/2015/wordml/symex" xmlns:wpg="http://schemas.microsoft.com/office/word/2010/wordprocessingGroup" xmlns:wpi="http://schemas.microsoft.com/office/word/2010/wordprocessingInk" xmlns:wne="http://schemas.microsoft.com/office/word/2006/wordml" xmlns:wps="http://schemas.microsoft.com/office/word/2010/wordprocessingShape" mc:Ignorable="w14 w15 w16se wp14">
   <w:p>
     <w:pPr>
       <w:pStyle w:val="Header"/>
@@ -16836,7 +21640,7 @@
 </file>
 
 <file path=word/numbering.xml><?xml version="1.0" encoding="utf-8"?>
-<w:numbering xmlns:wpc="http://schemas.microsoft.com/office/word/2010/wordprocessingCanvas" xmlns:cx="http://schemas.microsoft.com/office/drawing/2014/chartex" xmlns:cx1="http://schemas.microsoft.com/office/drawing/2015/9/8/chartex" xmlns:cx2="http://schemas.microsoft.com/office/drawing/2015/10/21/chartex" xmlns:cx3="http://schemas.microsoft.com/office/drawing/2016/5/9/chartex" xmlns:cx4="http://schemas.microsoft.com/office/drawing/2016/5/10/chartex" xmlns:cx5="http://schemas.microsoft.com/office/drawing/2016/5/11/chartex" xmlns:cx6="http://schemas.microsoft.com/office/drawing/2016/5/12/chartex" xmlns:cx7="http://schemas.microsoft.com/office/drawing/2016/5/13/chartex" xmlns:cx8="http://schemas.microsoft.com/office/drawing/2016/5/14/chartex" xmlns:mc="http://schemas.openxmlformats.org/markup-compatibility/2006" xmlns:aink="http://schemas.microsoft.com/office/drawing/2016/ink" xmlns:am3d="http://schemas.microsoft.com/office/drawing/2017/model3d" xmlns:o="urn:schemas-microsoft-com:office:office" xmlns:oel="http://schemas.microsoft.com/office/2019/extlst" xmlns:r="http://schemas.openxmlformats.org/officeDocument/2006/relationships" xmlns:m="http://schemas.openxmlformats.org/officeDocument/2006/math" xmlns:v="urn:schemas-microsoft-com:vml" xmlns:wp14="http://schemas.microsoft.com/office/word/2010/wordprocessingDrawing" xmlns:wp="http://schemas.openxmlformats.org/drawingml/2006/wordprocessingDrawing" xmlns:w10="urn:schemas-microsoft-com:office:word" xmlns:w="http://schemas.openxmlformats.org/wordprocessingml/2006/main" xmlns:w14="http://schemas.microsoft.com/office/word/2010/wordml" xmlns:w15="http://schemas.microsoft.com/office/word/2012/wordml" xmlns:w16cex="http://schemas.microsoft.com/office/word/2018/wordml/cex" xmlns:w16cid="http://schemas.microsoft.com/office/word/2016/wordml/cid" xmlns:w16="http://schemas.microsoft.com/office/word/2018/wordml" xmlns:w16du="http://schemas.microsoft.com/office/word/2023/wordml/word16du" xmlns:w16sdtdh="http://schemas.microsoft.com/office/word/2020/wordml/sdtdatahash" xmlns:w16se="http://schemas.microsoft.com/office/word/2015/wordml/symex" xmlns:wpg="http://schemas.microsoft.com/office/word/2010/wordprocessingGroup" xmlns:wpi="http://schemas.microsoft.com/office/word/2010/wordprocessingInk" xmlns:wne="http://schemas.microsoft.com/office/word/2006/wordml" xmlns:wps="http://schemas.microsoft.com/office/word/2010/wordprocessingShape" mc:Ignorable="w14 w15 w16se w16cid w16 w16cex w16sdtdh w16du wp14">
+<w:numbering xmlns:wpc="http://schemas.microsoft.com/office/word/2010/wordprocessingCanvas" xmlns:cx="http://schemas.microsoft.com/office/drawing/2014/chartex" xmlns:mc="http://schemas.openxmlformats.org/markup-compatibility/2006" xmlns:o="urn:schemas-microsoft-com:office:office" xmlns:r="http://schemas.openxmlformats.org/officeDocument/2006/relationships" xmlns:m="http://schemas.openxmlformats.org/officeDocument/2006/math" xmlns:v="urn:schemas-microsoft-com:vml" xmlns:wp14="http://schemas.microsoft.com/office/word/2010/wordprocessingDrawing" xmlns:wp="http://schemas.openxmlformats.org/drawingml/2006/wordprocessingDrawing" xmlns:w10="urn:schemas-microsoft-com:office:word" xmlns:w="http://schemas.openxmlformats.org/wordprocessingml/2006/main" xmlns:w14="http://schemas.microsoft.com/office/word/2010/wordml" xmlns:w15="http://schemas.microsoft.com/office/word/2012/wordml" xmlns:w16se="http://schemas.microsoft.com/office/word/2015/wordml/symex" xmlns:wpg="http://schemas.microsoft.com/office/word/2010/wordprocessingGroup" xmlns:wpi="http://schemas.microsoft.com/office/word/2010/wordprocessingInk" xmlns:wne="http://schemas.microsoft.com/office/word/2006/wordml" xmlns:wps="http://schemas.microsoft.com/office/word/2010/wordprocessingShape" mc:Ignorable="w14 w15 w16se wp14">
   <w:abstractNum w:abstractNumId="0" w15:restartNumberingAfterBreak="0">
     <w:nsid w:val="1A601576"/>
     <w:multiLevelType w:val="hybridMultilevel"/>
@@ -18262,46 +23066,46 @@
       </w:rPr>
     </w:lvl>
   </w:abstractNum>
-  <w:num w:numId="1" w16cid:durableId="414590379">
+  <w:num w:numId="1">
     <w:abstractNumId w:val="2"/>
   </w:num>
-  <w:num w:numId="2" w16cid:durableId="406651023">
+  <w:num w:numId="2">
     <w:abstractNumId w:val="10"/>
   </w:num>
-  <w:num w:numId="3" w16cid:durableId="325330981">
+  <w:num w:numId="3">
     <w:abstractNumId w:val="9"/>
   </w:num>
-  <w:num w:numId="4" w16cid:durableId="2121412355">
+  <w:num w:numId="4">
     <w:abstractNumId w:val="5"/>
   </w:num>
-  <w:num w:numId="5" w16cid:durableId="1437676687">
+  <w:num w:numId="5">
     <w:abstractNumId w:val="0"/>
   </w:num>
-  <w:num w:numId="6" w16cid:durableId="1785029507">
+  <w:num w:numId="6">
     <w:abstractNumId w:val="7"/>
   </w:num>
-  <w:num w:numId="7" w16cid:durableId="1289631431">
+  <w:num w:numId="7">
     <w:abstractNumId w:val="1"/>
   </w:num>
-  <w:num w:numId="8" w16cid:durableId="1774324790">
+  <w:num w:numId="8">
     <w:abstractNumId w:val="6"/>
   </w:num>
-  <w:num w:numId="9" w16cid:durableId="2122533824">
+  <w:num w:numId="9">
     <w:abstractNumId w:val="4"/>
   </w:num>
-  <w:num w:numId="10" w16cid:durableId="966467955">
+  <w:num w:numId="10">
     <w:abstractNumId w:val="11"/>
   </w:num>
-  <w:num w:numId="11" w16cid:durableId="2043628443">
+  <w:num w:numId="11">
     <w:abstractNumId w:val="3"/>
   </w:num>
-  <w:num w:numId="12" w16cid:durableId="276717362">
+  <w:num w:numId="12">
     <w:abstractNumId w:val="3"/>
   </w:num>
-  <w:num w:numId="13" w16cid:durableId="953176539">
+  <w:num w:numId="13">
     <w:abstractNumId w:val="8"/>
   </w:num>
-  <w:num w:numId="14" w16cid:durableId="152332495">
+  <w:num w:numId="14">
     <w:abstractNumId w:val="3"/>
   </w:num>
   <w:numIdMacAtCleanup w:val="11"/>
@@ -18309,7 +23113,7 @@
 </file>
 
 <file path=word/styles.xml><?xml version="1.0" encoding="utf-8"?>
-<w:styles xmlns:mc="http://schemas.openxmlformats.org/markup-compatibility/2006" xmlns:r="http://schemas.openxmlformats.org/officeDocument/2006/relationships" xmlns:w="http://schemas.openxmlformats.org/wordprocessingml/2006/main" xmlns:w14="http://schemas.microsoft.com/office/word/2010/wordml" xmlns:w15="http://schemas.microsoft.com/office/word/2012/wordml" xmlns:w16cex="http://schemas.microsoft.com/office/word/2018/wordml/cex" xmlns:w16cid="http://schemas.microsoft.com/office/word/2016/wordml/cid" xmlns:w16="http://schemas.microsoft.com/office/word/2018/wordml" xmlns:w16du="http://schemas.microsoft.com/office/word/2023/wordml/word16du" xmlns:w16sdtdh="http://schemas.microsoft.com/office/word/2020/wordml/sdtdatahash" xmlns:w16se="http://schemas.microsoft.com/office/word/2015/wordml/symex" mc:Ignorable="w14 w15 w16se w16cid w16 w16cex w16sdtdh w16du">
+<w:styles xmlns:mc="http://schemas.openxmlformats.org/markup-compatibility/2006" xmlns:r="http://schemas.openxmlformats.org/officeDocument/2006/relationships" xmlns:w="http://schemas.openxmlformats.org/wordprocessingml/2006/main" xmlns:w14="http://schemas.microsoft.com/office/word/2010/wordml" xmlns:w15="http://schemas.microsoft.com/office/word/2012/wordml" xmlns:w16se="http://schemas.microsoft.com/office/word/2015/wordml/symex" mc:Ignorable="w14 w15 w16se">
   <w:docDefaults>
     <w:rPrDefault>
       <w:rPr>
@@ -18325,7 +23129,7 @@
       </w:pPr>
     </w:pPrDefault>
   </w:docDefaults>
-  <w:latentStyles w:defLockedState="0" w:defUIPriority="99" w:defSemiHidden="0" w:defUnhideWhenUsed="0" w:defQFormat="0" w:count="376">
+  <w:latentStyles w:defLockedState="0" w:defUIPriority="99" w:defSemiHidden="0" w:defUnhideWhenUsed="0" w:defQFormat="0" w:count="371">
     <w:lsdException w:name="Normal" w:uiPriority="0" w:qFormat="1"/>
     <w:lsdException w:name="heading 1" w:uiPriority="0" w:qFormat="1"/>
     <w:lsdException w:name="heading 2" w:semiHidden="1" w:uiPriority="0" w:unhideWhenUsed="1" w:qFormat="1"/>
@@ -18697,11 +23501,6 @@
     <w:lsdException w:name="List Table 5 Dark Accent 6" w:uiPriority="50"/>
     <w:lsdException w:name="List Table 6 Colorful Accent 6" w:uiPriority="51"/>
     <w:lsdException w:name="List Table 7 Colorful Accent 6" w:uiPriority="52"/>
-    <w:lsdException w:name="Mention" w:semiHidden="1" w:unhideWhenUsed="1"/>
-    <w:lsdException w:name="Smart Hyperlink" w:semiHidden="1" w:unhideWhenUsed="1"/>
-    <w:lsdException w:name="Hashtag" w:semiHidden="1" w:unhideWhenUsed="1"/>
-    <w:lsdException w:name="Unresolved Mention" w:semiHidden="1" w:unhideWhenUsed="1"/>
-    <w:lsdException w:name="Smart Link" w:semiHidden="1" w:unhideWhenUsed="1"/>
   </w:latentStyles>
   <w:style w:type="paragraph" w:default="1" w:styleId="Normal">
     <w:name w:val="Normal"/>
@@ -18930,6 +23729,7 @@
   <w:style w:type="character" w:default="1" w:styleId="DefaultParagraphFont">
     <w:name w:val="Default Paragraph Font"/>
     <w:uiPriority w:val="1"/>
+    <w:semiHidden/>
     <w:unhideWhenUsed/>
   </w:style>
   <w:style w:type="table" w:default="1" w:styleId="TableNormal">
@@ -20218,7 +25018,7 @@
       <w:szCs w:val="20"/>
     </w:rPr>
   </w:style>
-  <w:style w:type="character" w:styleId="UnresolvedMention">
+  <w:style w:type="character" w:customStyle="1" w:styleId="UnresolvedMention">
     <w:name w:val="Unresolved Mention"/>
     <w:basedOn w:val="DefaultParagraphFont"/>
     <w:uiPriority w:val="99"/>
@@ -20263,6 +25063,34 @@
     <w:name w:val="whitespace-normal"/>
     <w:basedOn w:val="DefaultParagraphFont"/>
     <w:rsid w:val="00112D3B"/>
+  </w:style>
+  <w:style w:type="paragraph" w:customStyle="1" w:styleId="img">
+    <w:name w:val="img"/>
+    <w:basedOn w:val="Normal"/>
+    <w:rsid w:val="003D697C"/>
+    <w:pPr>
+      <w:spacing w:before="100" w:beforeAutospacing="1" w:after="100" w:afterAutospacing="1" w:line="240" w:lineRule="auto"/>
+    </w:pPr>
+    <w:rPr>
+      <w:rFonts w:ascii="Times New Roman" w:eastAsia="Times New Roman" w:hAnsi="Times New Roman" w:cs="Times New Roman"/>
+      <w:sz w:val="24"/>
+      <w:szCs w:val="24"/>
+      <w:lang w:eastAsia="en-US"/>
+    </w:rPr>
+  </w:style>
+  <w:style w:type="paragraph" w:customStyle="1" w:styleId="titleofimages">
+    <w:name w:val="titleofimages"/>
+    <w:basedOn w:val="Normal"/>
+    <w:rsid w:val="003D697C"/>
+    <w:pPr>
+      <w:spacing w:before="100" w:beforeAutospacing="1" w:after="100" w:afterAutospacing="1" w:line="240" w:lineRule="auto"/>
+    </w:pPr>
+    <w:rPr>
+      <w:rFonts w:ascii="Times New Roman" w:eastAsia="Times New Roman" w:hAnsi="Times New Roman" w:cs="Times New Roman"/>
+      <w:sz w:val="24"/>
+      <w:szCs w:val="24"/>
+      <w:lang w:eastAsia="en-US"/>
+    </w:rPr>
   </w:style>
 </w:styles>
 </file>
@@ -20636,7 +25464,7 @@
 </file>
 
 <file path=customXml/itemProps1.xml><?xml version="1.0" encoding="utf-8"?>
-<ds:datastoreItem xmlns:ds="http://schemas.openxmlformats.org/officeDocument/2006/customXml" ds:itemID="{60BB71DC-B5AE-40AF-9F3B-BB4E725645FE}">
+<ds:datastoreItem xmlns:ds="http://schemas.openxmlformats.org/officeDocument/2006/customXml" ds:itemID="{2EF5CBCC-683F-400A-A656-FB4E3F593691}">
   <ds:schemaRefs>
     <ds:schemaRef ds:uri="http://schemas.openxmlformats.org/officeDocument/2006/bibliography"/>
   </ds:schemaRefs>
